--- a/report/Low_Group_Delay_Morphology_Preserving_Filtering_Report.docx
+++ b/report/Low_Group_Delay_Morphology_Preserving_Filtering_Report.docx
@@ -78,6 +78,17 @@
           <w:sz w:val="21"/>
         </w:rPr>
         <w:t>Department of Engineering Design, IIT Madras</w:t>
+      </w:r>
+    </w:p>
+    <w:p>
+      <w:pPr>
+        <w:jc w:val="center"/>
+      </w:pPr>
+      <w:r>
+        <w:rPr>
+          <w:sz w:val="21"/>
+        </w:rPr>
+        <w:t>Code repository: https://github.com/shahidibrahimvn015/low-delay-morphology-filtering</w:t>
       </w:r>
     </w:p>
     <w:p>
@@ -16350,11 +16361,21 @@
         <w:rPr>
           <w:b/>
         </w:rPr>
+        <w:t>Code repository:</w:t>
+      </w:r>
+      <w:r>
+        <w:rPr/>
+        <w:t xml:space="preserve"> https://github.com/shahidibrahimvn015/low-delay-morphology-filtering. </w:t>
+      </w:r>
+      <w:r>
+        <w:rPr>
+          <w:b/>
+        </w:rPr>
         <w:t>Reproduction:</w:t>
       </w:r>
       <w:r>
         <w:rPr/>
-        <w:t xml:space="preserve"> pip install -r requirements.txt, then python run_all.py. The datasets are downloaded by scripts/00_download_data.py from PhysioNet's AWS open-data mirror and are not redistributed. All parameters and seeds are in config/params.json, and every number in this report is generated from results/ by scripts/09_build_report.py.</w:t>
+        <w:t xml:space="preserve"> clone the repository, then pip install -r requirements.txt and python run_all.py. The datasets are downloaded by scripts/00_download_data.py from PhysioNet's AWS open-data mirror and are not redistributed. All parameters and seeds are in config/params.json, and every number in this report is generated from results/ by scripts/09_build_report.py.</w:t>
       </w:r>
     </w:p>
     <w:sectPr>

--- a/report/Low_Group_Delay_Morphology_Preserving_Filtering_Report.docx
+++ b/report/Low_Group_Delay_Morphology_Preserving_Filtering_Report.docx
@@ -5614,7 +5614,7 @@
           <w:noProof/>
         </w:rPr>
         <w:drawing>
-          <wp:inline distT="0" distB="0" distL="0" distR="0" wp14:anchorId="3FB91BEA" wp14:editId="3B70AE75">
+          <wp:inline distT="0" distB="0" distL="0" distR="0" wp14:anchorId="5D3340F1" wp14:editId="124F4614">
             <wp:extent cx="5940000" cy="2064172"/>
             <wp:effectExtent l="0" t="0" r="0" b="0"/>
             <wp:docPr id="1" name="Picture 1"/>
@@ -5677,7 +5677,7 @@
           <w:noProof/>
         </w:rPr>
         <w:drawing>
-          <wp:inline distT="0" distB="0" distL="0" distR="0" wp14:anchorId="6CE19F29" wp14:editId="26A3CDE0">
+          <wp:inline distT="0" distB="0" distL="0" distR="0" wp14:anchorId="06402FA8" wp14:editId="6770F0F5">
             <wp:extent cx="5940000" cy="1772439"/>
             <wp:effectExtent l="0" t="0" r="0" b="0"/>
             <wp:docPr id="2" name="Picture 2"/>
@@ -5754,7 +5754,7 @@
         </w:rPr>
         <w:lastRenderedPageBreak/>
         <w:drawing>
-          <wp:inline distT="0" distB="0" distL="0" distR="0" wp14:anchorId="751DC617" wp14:editId="124557A5">
+          <wp:inline distT="0" distB="0" distL="0" distR="0" wp14:anchorId="72D8D84B" wp14:editId="03EEA7AA">
             <wp:extent cx="5940000" cy="2005447"/>
             <wp:effectExtent l="0" t="0" r="0" b="0"/>
             <wp:docPr id="3" name="Picture 3"/>
@@ -5817,7 +5817,7 @@
           <w:noProof/>
         </w:rPr>
         <w:drawing>
-          <wp:inline distT="0" distB="0" distL="0" distR="0" wp14:anchorId="09400F04" wp14:editId="798CB729">
+          <wp:inline distT="0" distB="0" distL="0" distR="0" wp14:anchorId="75A2E651" wp14:editId="056AAF29">
             <wp:extent cx="5040000" cy="3354172"/>
             <wp:effectExtent l="0" t="0" r="0" b="0"/>
             <wp:docPr id="4" name="Picture 4"/>
@@ -5881,7 +5881,7 @@
         </w:rPr>
         <w:lastRenderedPageBreak/>
         <w:drawing>
-          <wp:inline distT="0" distB="0" distL="0" distR="0" wp14:anchorId="265B8E44" wp14:editId="216D8F9C">
+          <wp:inline distT="0" distB="0" distL="0" distR="0" wp14:anchorId="68CE6393" wp14:editId="50CEFAA2">
             <wp:extent cx="5940000" cy="2064172"/>
             <wp:effectExtent l="0" t="0" r="0" b="0"/>
             <wp:docPr id="5" name="Picture 5"/>
@@ -6867,7 +6867,7 @@
           <w:noProof/>
         </w:rPr>
         <w:drawing>
-          <wp:inline distT="0" distB="0" distL="0" distR="0" wp14:anchorId="032B2366" wp14:editId="28F9BDB9">
+          <wp:inline distT="0" distB="0" distL="0" distR="0" wp14:anchorId="2F71F8D6" wp14:editId="4263F75E">
             <wp:extent cx="5940000" cy="1568089"/>
             <wp:effectExtent l="0" t="0" r="0" b="0"/>
             <wp:docPr id="6" name="Picture 6"/>
@@ -6943,7 +6943,7 @@
           <w:noProof/>
         </w:rPr>
         <w:drawing>
-          <wp:inline distT="0" distB="0" distL="0" distR="0" wp14:anchorId="0FF0287F" wp14:editId="0B4E42CB">
+          <wp:inline distT="0" distB="0" distL="0" distR="0" wp14:anchorId="1015B1E2" wp14:editId="2B55F1B0">
             <wp:extent cx="5940000" cy="1568089"/>
             <wp:effectExtent l="0" t="0" r="0" b="0"/>
             <wp:docPr id="7" name="Picture 7"/>
@@ -7007,7 +7007,7 @@
           <w:noProof/>
         </w:rPr>
         <w:drawing>
-          <wp:inline distT="0" distB="0" distL="0" distR="0" wp14:anchorId="54651121" wp14:editId="444EFF59">
+          <wp:inline distT="0" distB="0" distL="0" distR="0" wp14:anchorId="1B25A476" wp14:editId="0E230D33">
             <wp:extent cx="5940000" cy="2064172"/>
             <wp:effectExtent l="0" t="0" r="0" b="0"/>
             <wp:docPr id="8" name="Picture 8"/>
@@ -7070,7 +7070,7 @@
           <w:noProof/>
         </w:rPr>
         <w:drawing>
-          <wp:inline distT="0" distB="0" distL="0" distR="0" wp14:anchorId="25A6C370" wp14:editId="09A46BD1">
+          <wp:inline distT="0" distB="0" distL="0" distR="0" wp14:anchorId="71BE1832" wp14:editId="24B3189F">
             <wp:extent cx="3960000" cy="2549492"/>
             <wp:effectExtent l="0" t="0" r="0" b="0"/>
             <wp:docPr id="9" name="Picture 9"/>
@@ -9928,7 +9928,7 @@
         </w:rPr>
         <w:lastRenderedPageBreak/>
         <w:drawing>
-          <wp:inline distT="0" distB="0" distL="0" distR="0" wp14:anchorId="03C8F963" wp14:editId="5013F0E1">
+          <wp:inline distT="0" distB="0" distL="0" distR="0" wp14:anchorId="05C45951" wp14:editId="58A32BD3">
             <wp:extent cx="5940000" cy="2122897"/>
             <wp:effectExtent l="0" t="0" r="0" b="0"/>
             <wp:docPr id="10" name="Picture 10"/>
@@ -11772,7 +11772,7 @@
           <w:noProof/>
         </w:rPr>
         <w:drawing>
-          <wp:inline distT="0" distB="0" distL="0" distR="0" wp14:anchorId="280CBE22" wp14:editId="0BE6E264">
+          <wp:inline distT="0" distB="0" distL="0" distR="0" wp14:anchorId="06D52EB9" wp14:editId="3B6E265B">
             <wp:extent cx="5940000" cy="3292373"/>
             <wp:effectExtent l="0" t="0" r="0" b="0"/>
             <wp:docPr id="11" name="Picture 11"/>
@@ -11835,7 +11835,7 @@
           <w:noProof/>
         </w:rPr>
         <w:drawing>
-          <wp:inline distT="0" distB="0" distL="0" distR="0" wp14:anchorId="3387C71C" wp14:editId="7AEE3A29">
+          <wp:inline distT="0" distB="0" distL="0" distR="0" wp14:anchorId="0BC23EEA" wp14:editId="35F43FEB">
             <wp:extent cx="5940000" cy="3267935"/>
             <wp:effectExtent l="0" t="0" r="0" b="0"/>
             <wp:docPr id="12" name="Picture 12"/>
@@ -13682,7 +13682,7 @@
           <w:noProof/>
         </w:rPr>
         <w:drawing>
-          <wp:inline distT="0" distB="0" distL="0" distR="0" wp14:anchorId="203A318E" wp14:editId="738BD565">
+          <wp:inline distT="0" distB="0" distL="0" distR="0" wp14:anchorId="7644FAF3" wp14:editId="4F5C41A6">
             <wp:extent cx="5940000" cy="2005447"/>
             <wp:effectExtent l="0" t="0" r="0" b="0"/>
             <wp:docPr id="13" name="Picture 13"/>
@@ -15704,7 +15704,7 @@
         </w:rPr>
         <w:lastRenderedPageBreak/>
         <w:drawing>
-          <wp:inline distT="0" distB="0" distL="0" distR="0" wp14:anchorId="56868877" wp14:editId="022E11FA">
+          <wp:inline distT="0" distB="0" distL="0" distR="0" wp14:anchorId="214F636F" wp14:editId="7DA662E6">
             <wp:extent cx="5940000" cy="2005447"/>
             <wp:effectExtent l="0" t="0" r="0" b="0"/>
             <wp:docPr id="14" name="Picture 14"/>
@@ -17136,6 +17136,27 @@
       </w:r>
       <w:r>
         <w:t xml:space="preserve"> clone the repository, then pip install -r requirements.txt and python run_all.py. The datasets are downloaded by scripts/00_download_data.py from PhysioNet's AWS open-data mirror and are not redistributed. All parameters and seeds are in config/params.json, and every number in this report is taken from the output files in results/.</w:t>
+      </w:r>
+    </w:p>
+    <w:p>
+      <w:pPr>
+        <w:pStyle w:val="Heading1"/>
+      </w:pPr>
+      <w:r>
+        <w:t>Author contributions</w:t>
+      </w:r>
+    </w:p>
+    <w:p>
+      <w:pPr>
+        <w:spacing w:after="80"/>
+        <w:jc w:val="both"/>
+      </w:pPr>
+      <w:r>
+        <w:t xml:space="preserve">V.N.S.I. derived the morphology-error model and the group-delay kernel, formulated MO-LDFIR as a second-order-cone program, and carried out its ablations, the latency-budget sweep, the computational-cost analysis and the error-model validation. N.P. defined the signal model, matched specification and metrics, designed the baseline filters, produced the phase, group-delay, pole-zero and transient analyses, and carried out the finite word-length study. M.T. </w:t>
+      </w:r>
+      <w:r>
+        <w:lastRenderedPageBreak/>
+        <w:t>built the data and evaluation pipeline, including the DS1 hyperparameter selection, implemented the synthetic ECG Monte-Carlo experiments, ran the MIT-BIH DS2 and PTB-XL validation with the statistical analysis, and prepared the reproducibility package. D.M. developed EW-APE and the classical equalizer baseline, ran the Pareto sweeps and the PPG case study, and wrote the design recommendations and limitations. All authors contributed to the literature review and to writing and revising the report.</w:t>
       </w:r>
     </w:p>
     <w:sectPr>
@@ -17321,31 +17342,31 @@
       </w:rPr>
     </w:lvl>
   </w:abstractNum>
-  <w:num w:numId="1" w16cid:durableId="1528982090">
+  <w:num w:numId="1" w16cid:durableId="580650492">
     <w:abstractNumId w:val="8"/>
   </w:num>
-  <w:num w:numId="2" w16cid:durableId="71782722">
+  <w:num w:numId="2" w16cid:durableId="1475178387">
     <w:abstractNumId w:val="6"/>
   </w:num>
-  <w:num w:numId="3" w16cid:durableId="1333994561">
+  <w:num w:numId="3" w16cid:durableId="1956011201">
     <w:abstractNumId w:val="5"/>
   </w:num>
-  <w:num w:numId="4" w16cid:durableId="810560649">
+  <w:num w:numId="4" w16cid:durableId="2130203503">
     <w:abstractNumId w:val="4"/>
   </w:num>
-  <w:num w:numId="5" w16cid:durableId="32392688">
+  <w:num w:numId="5" w16cid:durableId="1579710668">
     <w:abstractNumId w:val="7"/>
   </w:num>
-  <w:num w:numId="6" w16cid:durableId="139811261">
+  <w:num w:numId="6" w16cid:durableId="468547543">
     <w:abstractNumId w:val="3"/>
   </w:num>
-  <w:num w:numId="7" w16cid:durableId="1188790174">
+  <w:num w:numId="7" w16cid:durableId="991635906">
     <w:abstractNumId w:val="2"/>
   </w:num>
-  <w:num w:numId="8" w16cid:durableId="881599151">
+  <w:num w:numId="8" w16cid:durableId="1593391163">
     <w:abstractNumId w:val="1"/>
   </w:num>
-  <w:num w:numId="9" w16cid:durableId="2122532891">
+  <w:num w:numId="9" w16cid:durableId="53235255">
     <w:abstractNumId w:val="0"/>
   </w:num>
 </w:numbering>

--- a/report/Low_Group_Delay_Morphology_Preserving_Filtering_Report.docx
+++ b/report/Low_Group_Delay_Morphology_Preserving_Filtering_Report.docx
@@ -5614,7 +5614,7 @@
           <w:noProof/>
         </w:rPr>
         <w:drawing>
-          <wp:inline distT="0" distB="0" distL="0" distR="0" wp14:anchorId="5D3340F1" wp14:editId="124F4614">
+          <wp:inline distT="0" distB="0" distL="0" distR="0" wp14:anchorId="05C563CC" wp14:editId="00923D30">
             <wp:extent cx="5940000" cy="2064172"/>
             <wp:effectExtent l="0" t="0" r="0" b="0"/>
             <wp:docPr id="1" name="Picture 1"/>
@@ -5677,7 +5677,7 @@
           <w:noProof/>
         </w:rPr>
         <w:drawing>
-          <wp:inline distT="0" distB="0" distL="0" distR="0" wp14:anchorId="06402FA8" wp14:editId="6770F0F5">
+          <wp:inline distT="0" distB="0" distL="0" distR="0" wp14:anchorId="05421722" wp14:editId="537E2BC6">
             <wp:extent cx="5940000" cy="1772439"/>
             <wp:effectExtent l="0" t="0" r="0" b="0"/>
             <wp:docPr id="2" name="Picture 2"/>
@@ -5754,7 +5754,7 @@
         </w:rPr>
         <w:lastRenderedPageBreak/>
         <w:drawing>
-          <wp:inline distT="0" distB="0" distL="0" distR="0" wp14:anchorId="72D8D84B" wp14:editId="03EEA7AA">
+          <wp:inline distT="0" distB="0" distL="0" distR="0" wp14:anchorId="2A6227A7" wp14:editId="1297E84B">
             <wp:extent cx="5940000" cy="2005447"/>
             <wp:effectExtent l="0" t="0" r="0" b="0"/>
             <wp:docPr id="3" name="Picture 3"/>
@@ -5817,7 +5817,7 @@
           <w:noProof/>
         </w:rPr>
         <w:drawing>
-          <wp:inline distT="0" distB="0" distL="0" distR="0" wp14:anchorId="75A2E651" wp14:editId="056AAF29">
+          <wp:inline distT="0" distB="0" distL="0" distR="0" wp14:anchorId="68B748AE" wp14:editId="5A6C2755">
             <wp:extent cx="5040000" cy="3354172"/>
             <wp:effectExtent l="0" t="0" r="0" b="0"/>
             <wp:docPr id="4" name="Picture 4"/>
@@ -5881,7 +5881,7 @@
         </w:rPr>
         <w:lastRenderedPageBreak/>
         <w:drawing>
-          <wp:inline distT="0" distB="0" distL="0" distR="0" wp14:anchorId="68CE6393" wp14:editId="50CEFAA2">
+          <wp:inline distT="0" distB="0" distL="0" distR="0" wp14:anchorId="022DC5D8" wp14:editId="310B9A67">
             <wp:extent cx="5940000" cy="2064172"/>
             <wp:effectExtent l="0" t="0" r="0" b="0"/>
             <wp:docPr id="5" name="Picture 5"/>
@@ -6867,7 +6867,7 @@
           <w:noProof/>
         </w:rPr>
         <w:drawing>
-          <wp:inline distT="0" distB="0" distL="0" distR="0" wp14:anchorId="2F71F8D6" wp14:editId="4263F75E">
+          <wp:inline distT="0" distB="0" distL="0" distR="0" wp14:anchorId="252F3E55" wp14:editId="2077165A">
             <wp:extent cx="5940000" cy="1568089"/>
             <wp:effectExtent l="0" t="0" r="0" b="0"/>
             <wp:docPr id="6" name="Picture 6"/>
@@ -6943,7 +6943,7 @@
           <w:noProof/>
         </w:rPr>
         <w:drawing>
-          <wp:inline distT="0" distB="0" distL="0" distR="0" wp14:anchorId="1015B1E2" wp14:editId="2B55F1B0">
+          <wp:inline distT="0" distB="0" distL="0" distR="0" wp14:anchorId="13A13B83" wp14:editId="2B74C8A3">
             <wp:extent cx="5940000" cy="1568089"/>
             <wp:effectExtent l="0" t="0" r="0" b="0"/>
             <wp:docPr id="7" name="Picture 7"/>
@@ -7007,7 +7007,7 @@
           <w:noProof/>
         </w:rPr>
         <w:drawing>
-          <wp:inline distT="0" distB="0" distL="0" distR="0" wp14:anchorId="1B25A476" wp14:editId="0E230D33">
+          <wp:inline distT="0" distB="0" distL="0" distR="0" wp14:anchorId="3A41E9F6" wp14:editId="0DB9468E">
             <wp:extent cx="5940000" cy="2064172"/>
             <wp:effectExtent l="0" t="0" r="0" b="0"/>
             <wp:docPr id="8" name="Picture 8"/>
@@ -7070,7 +7070,7 @@
           <w:noProof/>
         </w:rPr>
         <w:drawing>
-          <wp:inline distT="0" distB="0" distL="0" distR="0" wp14:anchorId="71BE1832" wp14:editId="24B3189F">
+          <wp:inline distT="0" distB="0" distL="0" distR="0" wp14:anchorId="17D4744E" wp14:editId="4C7E8916">
             <wp:extent cx="3960000" cy="2549492"/>
             <wp:effectExtent l="0" t="0" r="0" b="0"/>
             <wp:docPr id="9" name="Picture 9"/>
@@ -9928,7 +9928,7 @@
         </w:rPr>
         <w:lastRenderedPageBreak/>
         <w:drawing>
-          <wp:inline distT="0" distB="0" distL="0" distR="0" wp14:anchorId="05C45951" wp14:editId="58A32BD3">
+          <wp:inline distT="0" distB="0" distL="0" distR="0" wp14:anchorId="2D5DE60A" wp14:editId="064EC755">
             <wp:extent cx="5940000" cy="2122897"/>
             <wp:effectExtent l="0" t="0" r="0" b="0"/>
             <wp:docPr id="10" name="Picture 10"/>
@@ -11772,7 +11772,7 @@
           <w:noProof/>
         </w:rPr>
         <w:drawing>
-          <wp:inline distT="0" distB="0" distL="0" distR="0" wp14:anchorId="06D52EB9" wp14:editId="3B6E265B">
+          <wp:inline distT="0" distB="0" distL="0" distR="0" wp14:anchorId="1741B61D" wp14:editId="4EF42CC8">
             <wp:extent cx="5940000" cy="3292373"/>
             <wp:effectExtent l="0" t="0" r="0" b="0"/>
             <wp:docPr id="11" name="Picture 11"/>
@@ -11835,7 +11835,7 @@
           <w:noProof/>
         </w:rPr>
         <w:drawing>
-          <wp:inline distT="0" distB="0" distL="0" distR="0" wp14:anchorId="0BC23EEA" wp14:editId="35F43FEB">
+          <wp:inline distT="0" distB="0" distL="0" distR="0" wp14:anchorId="0866E1FB" wp14:editId="6DF80E2E">
             <wp:extent cx="5940000" cy="3267935"/>
             <wp:effectExtent l="0" t="0" r="0" b="0"/>
             <wp:docPr id="12" name="Picture 12"/>
@@ -13682,7 +13682,7 @@
           <w:noProof/>
         </w:rPr>
         <w:drawing>
-          <wp:inline distT="0" distB="0" distL="0" distR="0" wp14:anchorId="7644FAF3" wp14:editId="4F5C41A6">
+          <wp:inline distT="0" distB="0" distL="0" distR="0" wp14:anchorId="6044FD29" wp14:editId="51B0F0E0">
             <wp:extent cx="5940000" cy="2005447"/>
             <wp:effectExtent l="0" t="0" r="0" b="0"/>
             <wp:docPr id="13" name="Picture 13"/>
@@ -15704,7 +15704,7 @@
         </w:rPr>
         <w:lastRenderedPageBreak/>
         <w:drawing>
-          <wp:inline distT="0" distB="0" distL="0" distR="0" wp14:anchorId="214F636F" wp14:editId="7DA662E6">
+          <wp:inline distT="0" distB="0" distL="0" distR="0" wp14:anchorId="0C159932" wp14:editId="33A2C225">
             <wp:extent cx="5940000" cy="2005447"/>
             <wp:effectExtent l="0" t="0" r="0" b="0"/>
             <wp:docPr id="14" name="Picture 14"/>
@@ -17152,11 +17152,14 @@
         <w:jc w:val="both"/>
       </w:pPr>
       <w:r>
-        <w:t xml:space="preserve">V.N.S.I. derived the morphology-error model and the group-delay kernel, formulated MO-LDFIR as a second-order-cone program, and carried out its ablations, the latency-budget sweep, the computational-cost analysis and the error-model validation. N.P. defined the signal model, matched specification and metrics, designed the baseline filters, produced the phase, group-delay, pole-zero and transient analyses, and carried out the finite word-length study. M.T. </w:t>
+        <w:t>V N Shahid Ibrahim derived the morphology-error model and the group-delay kernel, formulated MO-LDFIR as a second-order-cone program, and carried out its ablations, the latency-budget sweep, the computational-cost analysis and the error-model validation. Nida Paravath defined the signal model, matched specification and metrics, designed the baseline filters, produced the phase, group-delay, pole-zero and transient analyses, and carried out the finite word-</w:t>
       </w:r>
       <w:r>
         <w:lastRenderedPageBreak/>
-        <w:t>built the data and evaluation pipeline, including the DS1 hyperparameter selection, implemented the synthetic ECG Monte-Carlo experiments, ran the MIT-BIH DS2 and PTB-XL validation with the statistical analysis, and prepared the reproducibility package. D.M. developed EW-APE and the classical equalizer baseline, ran the Pareto sweeps and the PPG case study, and wrote the design recommendations and limitations. All authors contributed to the literature review and to writing and revising the report.</w:t>
+        <w:t>length study. Madhav Tripathi built the data and evaluation pipeline, including the DS1 hyperparameter selection, implemented the synthetic ECG Monte-Carlo experiments, ran the MIT-BIH DS2 and PTB-XL validation with the statistical analysis, and prepared the reproducibility package. Deepak Meena developed EW-APE and the classical equalizer baseline, ran the Pareto sweeps and the PPG case study, and wrote the design recommendations and limitations. All authors contributed to the literature review and to writ</w:t>
+      </w:r>
+      <w:r>
+        <w:t>ing and revising the report.</w:t>
       </w:r>
     </w:p>
     <w:sectPr>
@@ -17342,31 +17345,31 @@
       </w:rPr>
     </w:lvl>
   </w:abstractNum>
-  <w:num w:numId="1" w16cid:durableId="580650492">
+  <w:num w:numId="1" w16cid:durableId="829760817">
     <w:abstractNumId w:val="8"/>
   </w:num>
-  <w:num w:numId="2" w16cid:durableId="1475178387">
+  <w:num w:numId="2" w16cid:durableId="990520611">
     <w:abstractNumId w:val="6"/>
   </w:num>
-  <w:num w:numId="3" w16cid:durableId="1956011201">
+  <w:num w:numId="3" w16cid:durableId="1800030873">
     <w:abstractNumId w:val="5"/>
   </w:num>
-  <w:num w:numId="4" w16cid:durableId="2130203503">
+  <w:num w:numId="4" w16cid:durableId="526601306">
     <w:abstractNumId w:val="4"/>
   </w:num>
-  <w:num w:numId="5" w16cid:durableId="1579710668">
+  <w:num w:numId="5" w16cid:durableId="857163852">
     <w:abstractNumId w:val="7"/>
   </w:num>
-  <w:num w:numId="6" w16cid:durableId="468547543">
+  <w:num w:numId="6" w16cid:durableId="514997457">
     <w:abstractNumId w:val="3"/>
   </w:num>
-  <w:num w:numId="7" w16cid:durableId="991635906">
+  <w:num w:numId="7" w16cid:durableId="254049703">
     <w:abstractNumId w:val="2"/>
   </w:num>
-  <w:num w:numId="8" w16cid:durableId="1593391163">
+  <w:num w:numId="8" w16cid:durableId="921640233">
     <w:abstractNumId w:val="1"/>
   </w:num>
-  <w:num w:numId="9" w16cid:durableId="53235255">
+  <w:num w:numId="9" w16cid:durableId="1583175695">
     <w:abstractNumId w:val="0"/>
   </w:num>
 </w:numbering>

--- a/report/Low_Group_Delay_Morphology_Preserving_Filtering_Report.docx
+++ b/report/Low_Group_Delay_Morphology_Preserving_Filtering_Report.docx
@@ -27,7 +27,15 @@
         <w:jc w:val="center"/>
       </w:pPr>
       <w:r>
-        <w:t>Nida Paravath (ED24B062)</w:t>
+        <w:t xml:space="preserve">Nida </w:t>
+      </w:r>
+      <w:proofErr w:type="spellStart"/>
+      <w:r>
+        <w:t>Paravath</w:t>
+      </w:r>
+      <w:proofErr w:type="spellEnd"/>
+      <w:r>
+        <w:t xml:space="preserve"> (ED24B062)</w:t>
       </w:r>
     </w:p>
     <w:p>
@@ -84,11 +92,9 @@
         <w:jc w:val="both"/>
       </w:pPr>
       <w:r>
-        <w:t>Real-time biomedical front ends must remove out-of-band noise while staying within a strict latency budget and without distorting diagnostically relevant waveform morphology. We ask which filter architecture best preserves morphology for a fixed attenuation requirement and latency budget. The comparison covers linear-phase FIR, minimum-phase FIR, classical IIR, and IIR plus all-pass phase equalization. First, we derive a frequency-domain morphology-error model. For an input with power spectral density S(ω),</w:t>
-      </w:r>
-      <w:r>
-        <w:t xml:space="preserve"> the expected squared deviation from a delayed zero-phase reference splits into a PSD-weighted magnitude term and a phase-linearity term. The phase term is bounded by a passband group-delay error weighted by an explicit kernel K(ν)=∫</w:t>
-      </w:r>
+        <w:t>Real-time biomedical front ends must remove out-of-band noise while staying within a strict latency budget and without distorting diagnostically relevant waveform morphology. We ask which filter architecture best preserves morphology for a fixed attenuation requirement and latency budget. The comparison covers linear-phase FIR, minimum-phase FIR, classical IIR, and IIR plus all-pass phase equalization. First, we derive a frequency-domain morphology-error model. For an input with power spectral density S(ω), the expected squared deviation from a delayed zero-phase reference splits into a PSD-weighted magnitude term and a phase-linearity term. The phase term is bounded by a passband group-delay error weighted by an explicit kernel K(ν)=∫</w:t>
+      </w:r>
+      <w:proofErr w:type="spellStart"/>
       <w:r>
         <w:rPr>
           <w:vertAlign w:val="subscript"/>
@@ -101,8 +107,29 @@
         </w:rPr>
         <w:t>ωp</w:t>
       </w:r>
-      <w:r>
-        <w:t xml:space="preserve"> ωS(ω)dω. This justifies the objective J = αE</w:t>
+      <w:proofErr w:type="spellEnd"/>
+      <w:r>
+        <w:t xml:space="preserve"> </w:t>
+      </w:r>
+      <w:proofErr w:type="spellStart"/>
+      <w:r>
+        <w:t>ωS</w:t>
+      </w:r>
+      <w:proofErr w:type="spellEnd"/>
+      <w:r>
+        <w:t>(ω)</w:t>
+      </w:r>
+      <w:proofErr w:type="spellStart"/>
+      <w:r>
+        <w:t>dω</w:t>
+      </w:r>
+      <w:proofErr w:type="spellEnd"/>
+      <w:r>
+        <w:t>. This justifies the objective J = α</w:t>
+      </w:r>
+      <w:proofErr w:type="spellStart"/>
+      <w:r>
+        <w:t>E</w:t>
       </w:r>
       <w:r>
         <w:rPr>
@@ -110,8 +137,13 @@
         </w:rPr>
         <w:t>mag</w:t>
       </w:r>
-      <w:r>
-        <w:t xml:space="preserve"> + βE</w:t>
+      <w:proofErr w:type="spellEnd"/>
+      <w:r>
+        <w:t xml:space="preserve"> + β</w:t>
+      </w:r>
+      <w:proofErr w:type="spellStart"/>
+      <w:r>
+        <w:t>E</w:t>
       </w:r>
       <w:r>
         <w:rPr>
@@ -119,11 +151,37 @@
         </w:rPr>
         <w:t>τg</w:t>
       </w:r>
-      <w:r>
-        <w:t xml:space="preserve"> + γD with α=β=1 and gives a principled, signal-energy-weighted group-delay metric. Second, we propose a morphology-optimal constrained low-delay FIR (MO-LDFIR), posed as a second-order-cone program whose constraints guarantee the matched magnitude specification. Third, we propose an energy-weighted, latency-penalized all-pass equalizer (EW-APE). For an ECG low-pass specification (0–40 Hz passband, ≥40 dB above 60 Hz, 0.5 dB ripple, 20 ms budget), all filters were matched in magnitude. Hyperparameters were </w:t>
-      </w:r>
-      <w:r>
-        <w:t>tuned only on MIT-BIH DS1, and testing used inter-patient MIT-BIH DS2 (22 patients) and 300 PTB-XL records at a different sampling rate. MO-LDFIR (19.5 ms) gave a median DS2 morphology PRD of 1.51% versus 6.94% for the elliptic IIR, 5.14% for the minimum-phase FIR and 6.63% for the budget-constrained equalized IIR (all p</w:t>
+      <w:proofErr w:type="spellEnd"/>
+      <w:r>
+        <w:t xml:space="preserve"> + </w:t>
+      </w:r>
+      <w:proofErr w:type="spellStart"/>
+      <w:r>
+        <w:t>γD</w:t>
+      </w:r>
+      <w:proofErr w:type="spellEnd"/>
+      <w:r>
+        <w:t xml:space="preserve"> with α=β=1 and gives a principled, signal-energy-weighted group-delay metric. Second, we propose a morphology-optimal constrained low-delay FIR (MO-LDFIR), posed as a second-order-cone program whose constraints guarantee the matched magnitude specification. Third, we propose an energy-weighted, latency-penalized all-pass equalizer (EW-APE). For an ECG low-pass specification (0–40 Hz passband, ≥40 dB above 60 Hz, 0.5 dB ripple, 20 </w:t>
+      </w:r>
+      <w:proofErr w:type="spellStart"/>
+      <w:r>
+        <w:t>ms</w:t>
+      </w:r>
+      <w:proofErr w:type="spellEnd"/>
+      <w:r>
+        <w:t xml:space="preserve"> budget), all filters were matched in magnitude. Hyperparameters were tuned only on MIT-BIH DS1, and testing used inter-patient MIT-BIH DS2 (22 patients) and 300 PTB-XL records at a different sampling rate. MO-LDFIR (19.5 </w:t>
+      </w:r>
+      <w:proofErr w:type="spellStart"/>
+      <w:r>
+        <w:t>ms</w:t>
+      </w:r>
+      <w:proofErr w:type="spellEnd"/>
+      <w:r>
+        <w:t xml:space="preserve">) gave a median DS2 morphology PRD of 1.51% versus 6.94% for the elliptic IIR, 5.14% for the minimum-phase FIR and 6.63% for the budget-constrained equalized IIR (all </w:t>
+      </w:r>
+      <w:proofErr w:type="spellStart"/>
+      <w:r>
+        <w:t>p</w:t>
       </w:r>
       <w:r>
         <w:rPr>
@@ -131,6 +189,7 @@
         </w:rPr>
         <w:t>Holm</w:t>
       </w:r>
+      <w:proofErr w:type="spellEnd"/>
       <w:r>
         <w:t xml:space="preserve"> &lt; 0.001). Its ST-level error was 0.84 µV, against 3.65 µV for the 44-ms linear-phase FIR. All-pass equalization of the IIR could not be exploited under the budget, because every section adds delay. The linear-phase FIR remains preferable when its latency is acceptable, and the IIR when arithmetic cost dominates. We report the failure regime of the proposed FIR (very sharp QRS complexes), quantization sensitivity, ablations, and a Pareto map from which architecture-selection rules are derived.</w:t>
       </w:r>
@@ -164,10 +223,7 @@
         <w:jc w:val="both"/>
       </w:pPr>
       <w:r>
-        <w:t>Linear filtering is the first stage of almost every biomedical signal chain. The morphology of ECG waves (QRS amplitude and width, ST level, T-wave shape) and of PPG pulses carries the clinical information, so the filter must reject noise without reshaping the waveform. A linear-phase FIR delays all frequencies by the same (N−1)/2 samples and introduces no phase distortion. For sharp transition bands this delay is large, which is unacceptable in closed-loop or event-triggered applications: arrhythmia alarms</w:t>
-      </w:r>
-      <w:r>
-        <w:t xml:space="preserve">, R-wave-synchronized triggering, wearable feedback. IIR filters </w:t>
+        <w:t xml:space="preserve">Linear filtering is the first stage of almost every biomedical signal chain. The morphology of ECG waves (QRS amplitude and width, ST level, T-wave shape) and of PPG pulses carries the clinical information, so the filter must reject noise without reshaping the waveform. A linear-phase FIR delays all frequencies by the same (N−1)/2 samples and introduces no phase distortion. For sharp transition bands this delay is large, which is unacceptable in closed-loop or event-triggered applications: arrhythmia alarms, R-wave-synchronized triggering, wearable feedback. IIR filters </w:t>
       </w:r>
       <w:r>
         <w:lastRenderedPageBreak/>
@@ -213,7 +269,11 @@
         <w:t>A morphology-error model and a derived group-delay metric.</w:t>
       </w:r>
       <w:r>
-        <w:t xml:space="preserve"> The expected output error splits into magnitude and phase terms, and the phase term is bounded by a group-delay error weighted by the kernel K(ν). This gives a defensible definition of the J = αE</w:t>
+        <w:t xml:space="preserve"> The expected output error splits into magnitude and phase terms, and the phase term is bounded by a group-delay error weighted by the kernel K(ν). This gives a defensible definition of the J = α</w:t>
+      </w:r>
+      <w:proofErr w:type="spellStart"/>
+      <w:r>
+        <w:t>E</w:t>
       </w:r>
       <w:r>
         <w:rPr>
@@ -221,8 +281,13 @@
         </w:rPr>
         <w:t>mag</w:t>
       </w:r>
-      <w:r>
-        <w:t xml:space="preserve"> + βE</w:t>
+      <w:proofErr w:type="spellEnd"/>
+      <w:r>
+        <w:t xml:space="preserve"> + β</w:t>
+      </w:r>
+      <w:proofErr w:type="spellStart"/>
+      <w:r>
+        <w:t>E</w:t>
       </w:r>
       <w:r>
         <w:rPr>
@@ -230,8 +295,17 @@
         </w:rPr>
         <w:t>τg</w:t>
       </w:r>
-      <w:r>
-        <w:t xml:space="preserve"> + γD objective (Sec. 3) and is validated against measured errors (Sec. 6.3).</w:t>
+      <w:proofErr w:type="spellEnd"/>
+      <w:r>
+        <w:t xml:space="preserve"> + </w:t>
+      </w:r>
+      <w:proofErr w:type="spellStart"/>
+      <w:r>
+        <w:t>γD</w:t>
+      </w:r>
+      <w:proofErr w:type="spellEnd"/>
+      <w:r>
+        <w:t xml:space="preserve"> objective (Sec. 3) and is validated against measured errors (Sec. 6.3).</w:t>
       </w:r>
     </w:p>
     <w:p>
@@ -316,10 +390,19 @@
         <w:jc w:val="both"/>
       </w:pPr>
       <w:r>
-        <w:t>The input is x[n] = s[n] + v[n], where s is the physiological waveform (mV for ECG, arbitrary units for PPG) and v is additive noise (drifting 60/120 Hz power-line interference and broadband EMG-like noise). Physical frequency f is in Hz, the sampling rate fs in Hz, and the digital angular frequency is ω = 2πf/fs rad/sample, with 0 ≤ ω ≤ π. The normalized frequency f/fs (cycles/sample) is used only for printing, and FFT bins never appear in a definition. Delays are reported in samples and in ms (1000·sample</w:t>
-      </w:r>
-      <w:r>
-        <w:t>s/fs). A causal LTI filter H(e</w:t>
+        <w:t xml:space="preserve">The input is x[n] = s[n] + v[n], where s is the physiological waveform (mV for ECG, arbitrary units for PPG) and v is additive noise (drifting 60/120 Hz power-line interference and broadband EMG-like noise). Physical frequency f is in Hz, the sampling rate fs in Hz, and the digital angular frequency is ω = 2πf/fs rad/sample, with 0 ≤ ω ≤ π. The normalized frequency f/fs (cycles/sample) is used only for printing, and FFT bins never appear in a definition. Delays are reported in samples and in </w:t>
+      </w:r>
+      <w:proofErr w:type="spellStart"/>
+      <w:r>
+        <w:t>ms</w:t>
+      </w:r>
+      <w:proofErr w:type="spellEnd"/>
+      <w:r>
+        <w:t xml:space="preserve"> (1000·samples/fs). A causal LTI filter H(</w:t>
+      </w:r>
+      <w:proofErr w:type="spellStart"/>
+      <w:r>
+        <w:t>e</w:t>
       </w:r>
       <w:r>
         <w:rPr>
@@ -327,17 +410,49 @@
         </w:rPr>
         <w:t>jω</w:t>
       </w:r>
-      <w:r>
-        <w:t>) = |H|e</w:t>
+      <w:proofErr w:type="spellEnd"/>
+      <w:r>
+        <w:t>) = |</w:t>
+      </w:r>
+      <w:proofErr w:type="spellStart"/>
+      <w:r>
+        <w:t>H|e</w:t>
       </w:r>
       <w:r>
         <w:rPr>
           <w:vertAlign w:val="superscript"/>
         </w:rPr>
-        <w:t>jφ(ω)</w:t>
-      </w:r>
-      <w:r>
-        <w:t xml:space="preserve"> has group delay τ(ω) = −dφ/dω, evaluated analytically from the coefficients. For a polynomial P(e</w:t>
+        <w:t>jφ</w:t>
+      </w:r>
+      <w:proofErr w:type="spellEnd"/>
+      <w:r>
+        <w:rPr>
+          <w:vertAlign w:val="superscript"/>
+        </w:rPr>
+        <w:t>(ω)</w:t>
+      </w:r>
+      <w:r>
+        <w:t xml:space="preserve"> has group delay τ(ω) = −</w:t>
+      </w:r>
+      <w:proofErr w:type="spellStart"/>
+      <w:r>
+        <w:t>dφ</w:t>
+      </w:r>
+      <w:proofErr w:type="spellEnd"/>
+      <w:r>
+        <w:t>/</w:t>
+      </w:r>
+      <w:proofErr w:type="spellStart"/>
+      <w:r>
+        <w:t>dω</w:t>
+      </w:r>
+      <w:proofErr w:type="spellEnd"/>
+      <w:r>
+        <w:t>, evaluated analytically from the coefficients. For a polynomial P(</w:t>
+      </w:r>
+      <w:proofErr w:type="spellStart"/>
+      <w:r>
+        <w:t>e</w:t>
       </w:r>
       <w:r>
         <w:rPr>
@@ -345,6 +460,7 @@
         </w:rPr>
         <w:t>jω</w:t>
       </w:r>
+      <w:proofErr w:type="spellEnd"/>
       <w:r>
         <w:t>) = Σ p</w:t>
       </w:r>
@@ -361,10 +477,22 @@
         <w:rPr>
           <w:vertAlign w:val="superscript"/>
         </w:rPr>
-        <w:t>−jωk</w:t>
-      </w:r>
-      <w:r>
-        <w:t>, τ</w:t>
+        <w:t>−</w:t>
+      </w:r>
+      <w:proofErr w:type="spellStart"/>
+      <w:r>
+        <w:rPr>
+          <w:vertAlign w:val="superscript"/>
+        </w:rPr>
+        <w:t>jωk</w:t>
+      </w:r>
+      <w:proofErr w:type="spellEnd"/>
+      <w:r>
+        <w:t xml:space="preserve">, </w:t>
+      </w:r>
+      <w:proofErr w:type="spellStart"/>
+      <w:r>
+        <w:t>τ</w:t>
       </w:r>
       <w:r>
         <w:rPr>
@@ -372,8 +500,17 @@
         </w:rPr>
         <w:t>P</w:t>
       </w:r>
-      <w:r>
-        <w:t xml:space="preserve"> = Re{Σ k p</w:t>
+      <w:proofErr w:type="spellEnd"/>
+      <w:r>
+        <w:t xml:space="preserve"> = </w:t>
+      </w:r>
+      <w:proofErr w:type="gramStart"/>
+      <w:r>
+        <w:t>Re{</w:t>
+      </w:r>
+      <w:proofErr w:type="gramEnd"/>
+      <w:r>
+        <w:t>Σ k p</w:t>
       </w:r>
       <w:r>
         <w:rPr>
@@ -388,19 +525,22 @@
         <w:rPr>
           <w:vertAlign w:val="superscript"/>
         </w:rPr>
-        <w:t>−jωk</w:t>
-      </w:r>
-      <w:r>
-        <w:t xml:space="preserve"> / P}, and τ</w:t>
-      </w:r>
+        <w:t>−</w:t>
+      </w:r>
+      <w:proofErr w:type="spellStart"/>
       <w:r>
         <w:rPr>
-          <w:vertAlign w:val="subscript"/>
+          <w:vertAlign w:val="superscript"/>
         </w:rPr>
-        <w:t>B/A</w:t>
-      </w:r>
-      <w:r>
-        <w:t xml:space="preserve"> = τ</w:t>
+        <w:t>jωk</w:t>
+      </w:r>
+      <w:proofErr w:type="spellEnd"/>
+      <w:r>
+        <w:t xml:space="preserve"> / P}, and </w:t>
+      </w:r>
+      <w:proofErr w:type="spellStart"/>
+      <w:r>
+        <w:t>τ</w:t>
       </w:r>
       <w:r>
         <w:rPr>
@@ -408,8 +548,33 @@
         </w:rPr>
         <w:t>B</w:t>
       </w:r>
-      <w:r>
-        <w:t xml:space="preserve"> − τ</w:t>
+      <w:proofErr w:type="spellEnd"/>
+      <w:r>
+        <w:rPr>
+          <w:vertAlign w:val="subscript"/>
+        </w:rPr>
+        <w:t>/A</w:t>
+      </w:r>
+      <w:r>
+        <w:t xml:space="preserve"> = </w:t>
+      </w:r>
+      <w:proofErr w:type="spellStart"/>
+      <w:r>
+        <w:t>τ</w:t>
+      </w:r>
+      <w:r>
+        <w:rPr>
+          <w:vertAlign w:val="subscript"/>
+        </w:rPr>
+        <w:t>B</w:t>
+      </w:r>
+      <w:proofErr w:type="spellEnd"/>
+      <w:r>
+        <w:t xml:space="preserve"> − </w:t>
+      </w:r>
+      <w:proofErr w:type="spellStart"/>
+      <w:r>
+        <w:t>τ</w:t>
       </w:r>
       <w:r>
         <w:rPr>
@@ -417,6 +582,7 @@
         </w:rPr>
         <w:t>A</w:t>
       </w:r>
+      <w:proofErr w:type="spellEnd"/>
       <w:r>
         <w:t xml:space="preserve">. Fig. 3a confirms the analytic value against the derivative of the </w:t>
       </w:r>
@@ -444,10 +610,47 @@
         <w:jc w:val="both"/>
       </w:pPr>
       <w:r>
-        <w:t>Primary specification (ECG, MIT-BIH, fs = 360 Hz): passband 0–40 Hz (ωp = 0.6981 rad/sample); stopband ≥ 60 Hz (ωs = 1.0472 rad/sample), which also covers 60-Hz mains in US recordings; passband ripple ≤ 0.5 dB peak-to-peak centered on unity, i.e. |H| ∈ [1−δp, 1+δp] with δp = 0.0288; stopband attenuation ≥ 40 dB (δs = 0.01); transition-band peaking ≤ 1+δp; and latency ≤ 20 ms (7.2 samples). The 40-Hz edge keeps the QRS energy, and the 20-ms budget is an illustrative real-time constraint. Neither is a clinica</w:t>
-      </w:r>
-      <w:r>
-        <w:t>l requirement. Every filter is verified numerically against this mask on a 1024-point grid before it is compared, so all comparisons use exactly the same specification. The same physical specification is redesigned at 500 Hz for PTB-XL. A second specification is used for PPG (fs = 125 Hz, 0–8 Hz passband, ≥ 40 dB above 12 Hz, 80-ms budget).</w:t>
+        <w:t>Primary specification (ECG, MIT-BIH, fs = 360 Hz): passband 0–40 Hz (</w:t>
+      </w:r>
+      <w:proofErr w:type="spellStart"/>
+      <w:r>
+        <w:t>ωp</w:t>
+      </w:r>
+      <w:proofErr w:type="spellEnd"/>
+      <w:r>
+        <w:t xml:space="preserve"> = 0.6981 rad/sample); stopband ≥ 60 Hz (</w:t>
+      </w:r>
+      <w:proofErr w:type="spellStart"/>
+      <w:r>
+        <w:t>ωs</w:t>
+      </w:r>
+      <w:proofErr w:type="spellEnd"/>
+      <w:r>
+        <w:t xml:space="preserve"> = 1.0472 rad/sample), which also covers 60-Hz mains in US recordings; passband ripple ≤ 0.5 dB peak-to-peak centered on unity, i.e. |H| ∈ [1−δp, 1+δp] with </w:t>
+      </w:r>
+      <w:proofErr w:type="spellStart"/>
+      <w:r>
+        <w:t>δp</w:t>
+      </w:r>
+      <w:proofErr w:type="spellEnd"/>
+      <w:r>
+        <w:t xml:space="preserve"> = 0.0288; stopband attenuation ≥ 40 dB (</w:t>
+      </w:r>
+      <w:proofErr w:type="spellStart"/>
+      <w:r>
+        <w:t>δs</w:t>
+      </w:r>
+      <w:proofErr w:type="spellEnd"/>
+      <w:r>
+        <w:t xml:space="preserve"> = 0.01); transition-band peaking ≤ 1+δp; and latency ≤ 20 </w:t>
+      </w:r>
+      <w:proofErr w:type="spellStart"/>
+      <w:r>
+        <w:t>ms</w:t>
+      </w:r>
+      <w:proofErr w:type="spellEnd"/>
+      <w:r>
+        <w:t xml:space="preserve"> (7.2 samples). The 40-Hz edge keeps the QRS energy, and the 20-ms budget is an illustrative real-time constraint. Neither is a clinical requirement. Every filter is verified numerically against this mask on a 1024-point grid before it is compared, so all comparisons use exactly the same specification. The same physical specification is redesigned at 500 Hz for PTB-XL. A second specification is used for PPG (fs = 125 Hz, 0–8 Hz passband, ≥ 40 dB above 12 Hz, 80-ms budget).</w:t>
       </w:r>
     </w:p>
     <w:p>
@@ -465,7 +668,23 @@
         <w:jc w:val="both"/>
       </w:pPr>
       <w:r>
-        <w:t>Group delay is evaluated only in the passband Ωp = [0, ωp], where |H| is meaningful. Stopband group-delay spikes, caused by zeros on the unit circle, are not signal delay and are excluded. We report the following quantities:</w:t>
+        <w:t xml:space="preserve">Group delay is evaluated only in the passband </w:t>
+      </w:r>
+      <w:proofErr w:type="spellStart"/>
+      <w:r>
+        <w:t>Ωp</w:t>
+      </w:r>
+      <w:proofErr w:type="spellEnd"/>
+      <w:r>
+        <w:t xml:space="preserve"> = [0, </w:t>
+      </w:r>
+      <w:proofErr w:type="spellStart"/>
+      <w:r>
+        <w:t>ωp</w:t>
+      </w:r>
+      <w:proofErr w:type="spellEnd"/>
+      <w:r>
+        <w:t>], where |H| is meaningful. Stopband group-delay spikes, caused by zeros on the unit circle, are not signal delay and are excluded. We report the following quantities:</w:t>
       </w:r>
     </w:p>
     <w:p>
@@ -473,8 +692,13 @@
         <w:pStyle w:val="ListBullet"/>
         <w:spacing w:after="40"/>
       </w:pPr>
-      <w:r>
-        <w:t>τ(0): DC delay;</w:t>
+      <w:proofErr w:type="gramStart"/>
+      <w:r>
+        <w:t>τ(</w:t>
+      </w:r>
+      <w:proofErr w:type="gramEnd"/>
+      <w:r>
+        <w:t>0): DC delay;</w:t>
       </w:r>
     </w:p>
     <w:p>
@@ -482,6 +706,7 @@
         <w:pStyle w:val="ListBullet"/>
         <w:spacing w:after="40"/>
       </w:pPr>
+      <w:proofErr w:type="spellStart"/>
       <w:r>
         <w:t>τ̄</w:t>
       </w:r>
@@ -491,6 +716,7 @@
         </w:rPr>
         <w:t>K</w:t>
       </w:r>
+      <w:proofErr w:type="spellEnd"/>
       <w:r>
         <w:t xml:space="preserve">: kernel-weighted mean passband group delay, defined as the </w:t>
       </w:r>
@@ -509,6 +735,7 @@
         <w:pStyle w:val="ListBullet"/>
         <w:spacing w:after="40"/>
       </w:pPr>
+      <w:proofErr w:type="spellStart"/>
       <w:r>
         <w:t>Δτ</w:t>
       </w:r>
@@ -518,8 +745,13 @@
         </w:rPr>
         <w:t>max</w:t>
       </w:r>
-      <w:r>
-        <w:t xml:space="preserve"> = max</w:t>
+      <w:proofErr w:type="spellEnd"/>
+      <w:r>
+        <w:t xml:space="preserve"> = </w:t>
+      </w:r>
+      <w:proofErr w:type="spellStart"/>
+      <w:r>
+        <w:t>max</w:t>
       </w:r>
       <w:r>
         <w:rPr>
@@ -527,8 +759,13 @@
         </w:rPr>
         <w:t>Ωp</w:t>
       </w:r>
-      <w:r>
-        <w:t xml:space="preserve"> |τ(ω) − τ̄| and Δτ</w:t>
+      <w:proofErr w:type="spellEnd"/>
+      <w:r>
+        <w:t xml:space="preserve"> |τ(ω) − τ̄| and </w:t>
+      </w:r>
+      <w:proofErr w:type="spellStart"/>
+      <w:r>
+        <w:t>Δτ</w:t>
       </w:r>
       <w:r>
         <w:rPr>
@@ -536,6 +773,7 @@
         </w:rPr>
         <w:t>rms</w:t>
       </w:r>
+      <w:proofErr w:type="spellEnd"/>
       <w:r>
         <w:t xml:space="preserve"> (uniform): the classical flatness metrics;</w:t>
       </w:r>
@@ -545,15 +783,19 @@
         <w:pStyle w:val="ListBullet"/>
         <w:spacing w:after="40"/>
       </w:pPr>
+      <w:proofErr w:type="spellStart"/>
       <w:r>
         <w:t>Δτ</w:t>
       </w:r>
+      <w:proofErr w:type="gramStart"/>
       <w:r>
         <w:rPr>
           <w:vertAlign w:val="subscript"/>
         </w:rPr>
         <w:t>rms,W</w:t>
       </w:r>
+      <w:proofErr w:type="spellEnd"/>
+      <w:proofErr w:type="gramEnd"/>
       <w:r>
         <w:t>: PSD-weighted RMS group-delay variation;</w:t>
       </w:r>
@@ -563,6 +805,7 @@
         <w:pStyle w:val="ListBullet"/>
         <w:spacing w:after="40"/>
       </w:pPr>
+      <w:proofErr w:type="spellStart"/>
       <w:r>
         <w:t>E</w:t>
       </w:r>
@@ -572,6 +815,7 @@
         </w:rPr>
         <w:t>τg</w:t>
       </w:r>
+      <w:proofErr w:type="spellEnd"/>
       <w:r>
         <w:t>: the derived morphology-consistent group-delay error (Eq. 4).</w:t>
       </w:r>
@@ -642,31 +886,7 @@
                   <w:rPr>
                     <w:rFonts w:ascii="Cambria Math" w:hAnsi="Cambria Math"/>
                   </w:rPr>
-                  <m:t>|</m:t>
-                </m:r>
-                <m:r>
-                  <w:rPr>
-                    <w:rFonts w:ascii="Cambria Math" w:hAnsi="Cambria Math"/>
-                  </w:rPr>
-                  <m:t>e</m:t>
-                </m:r>
-                <m:r>
-                  <w:rPr>
-                    <w:rFonts w:ascii="Cambria Math" w:hAnsi="Cambria Math"/>
-                  </w:rPr>
-                  <m:t>[</m:t>
-                </m:r>
-                <m:r>
-                  <w:rPr>
-                    <w:rFonts w:ascii="Cambria Math" w:hAnsi="Cambria Math"/>
-                  </w:rPr>
-                  <m:t>n</m:t>
-                </m:r>
-                <m:r>
-                  <w:rPr>
-                    <w:rFonts w:ascii="Cambria Math" w:hAnsi="Cambria Math"/>
-                  </w:rPr>
-                  <m:t>]</m:t>
+                  <m:t>|e[n]</m:t>
                 </m:r>
                 <m:sSup>
                   <m:sSupPr>
@@ -755,25 +975,7 @@
                       <w:rPr>
                         <w:rFonts w:ascii="Cambria Math" w:hAnsi="Cambria Math"/>
                       </w:rPr>
-                      <m:t>S</m:t>
-                    </m:r>
-                    <m:r>
-                      <w:rPr>
-                        <w:rFonts w:ascii="Cambria Math" w:hAnsi="Cambria Math"/>
-                      </w:rPr>
-                      <m:t>(</m:t>
-                    </m:r>
-                    <m:r>
-                      <w:rPr>
-                        <w:rFonts w:ascii="Cambria Math" w:hAnsi="Cambria Math"/>
-                      </w:rPr>
-                      <m:t>ω</m:t>
-                    </m:r>
-                    <m:r>
-                      <w:rPr>
-                        <w:rFonts w:ascii="Cambria Math" w:hAnsi="Cambria Math"/>
-                      </w:rPr>
-                      <m:t>)</m:t>
+                      <m:t>S(ω)</m:t>
                     </m:r>
                     <m:r>
                       <m:rPr>
@@ -807,13 +1009,7 @@
                           <w:rPr>
                             <w:rFonts w:ascii="Cambria Math" w:hAnsi="Cambria Math"/>
                           </w:rPr>
-                          <m:t>H</m:t>
-                        </m:r>
-                        <m:r>
-                          <w:rPr>
-                            <w:rFonts w:ascii="Cambria Math" w:hAnsi="Cambria Math"/>
-                          </w:rPr>
-                          <m:t>(</m:t>
+                          <m:t>H(</m:t>
                         </m:r>
                         <m:sSup>
                           <m:sSupPr>
@@ -844,31 +1040,7 @@
                           <w:rPr>
                             <w:rFonts w:ascii="Cambria Math" w:hAnsi="Cambria Math"/>
                           </w:rPr>
-                          <m:t>)-</m:t>
-                        </m:r>
-                        <m:r>
-                          <w:rPr>
-                            <w:rFonts w:ascii="Cambria Math" w:hAnsi="Cambria Math"/>
-                          </w:rPr>
-                          <m:t>R</m:t>
-                        </m:r>
-                        <m:r>
-                          <w:rPr>
-                            <w:rFonts w:ascii="Cambria Math" w:hAnsi="Cambria Math"/>
-                          </w:rPr>
-                          <m:t>(</m:t>
-                        </m:r>
-                        <m:r>
-                          <w:rPr>
-                            <w:rFonts w:ascii="Cambria Math" w:hAnsi="Cambria Math"/>
-                          </w:rPr>
-                          <m:t>ω</m:t>
-                        </m:r>
-                        <m:r>
-                          <w:rPr>
-                            <w:rFonts w:ascii="Cambria Math" w:hAnsi="Cambria Math"/>
-                          </w:rPr>
-                          <m:t>)</m:t>
+                          <m:t>)-R(ω)</m:t>
                         </m:r>
                         <m:r>
                           <m:rPr>
@@ -897,13 +1069,7 @@
                               <w:rPr>
                                 <w:rFonts w:ascii="Cambria Math" w:hAnsi="Cambria Math"/>
                               </w:rPr>
-                              <m:t>-</m:t>
-                            </m:r>
-                            <m:r>
-                              <w:rPr>
-                                <w:rFonts w:ascii="Cambria Math" w:hAnsi="Cambria Math"/>
-                              </w:rPr>
-                              <m:t>jωD</m:t>
+                              <m:t>-jωD</m:t>
                             </m:r>
                           </m:sup>
                         </m:sSup>
@@ -950,7 +1116,27 @@
         <w:jc w:val="both"/>
       </w:pPr>
       <w:r>
-        <w:t>Normalizing by the reference power Z = (1/π)∫S R² dω gives the predicted PRD = 100·√(E|e|²/Z), which we use as the Pareto ordinate. D is chosen to minimize the error, which removes the pure-delay component. In the passband (R = 1), write H = |H|e</w:t>
+        <w:t>Normalizing by the reference power Z = (1/</w:t>
+      </w:r>
+      <w:proofErr w:type="gramStart"/>
+      <w:r>
+        <w:t>π)∫</w:t>
+      </w:r>
+      <w:proofErr w:type="gramEnd"/>
+      <w:r>
+        <w:t xml:space="preserve">S R² </w:t>
+      </w:r>
+      <w:proofErr w:type="spellStart"/>
+      <w:r>
+        <w:t>dω</w:t>
+      </w:r>
+      <w:proofErr w:type="spellEnd"/>
+      <w:r>
+        <w:t xml:space="preserve"> gives the predicted PRD = 100·√(E|e|²/Z), which we use as the Pareto ordinate. D is chosen to minimize the error, which removes the pure-delay component. In the passband (R = 1), write H = |</w:t>
+      </w:r>
+      <w:proofErr w:type="spellStart"/>
+      <w:r>
+        <w:t>H|e</w:t>
       </w:r>
       <w:r>
         <w:rPr>
@@ -958,8 +1144,13 @@
         </w:rPr>
         <w:t>jφ</w:t>
       </w:r>
-      <w:r>
-        <w:t xml:space="preserve"> and define the phase-linearity error φ</w:t>
+      <w:proofErr w:type="spellEnd"/>
+      <w:r>
+        <w:t xml:space="preserve"> and define the phase-linearity error </w:t>
+      </w:r>
+      <w:proofErr w:type="spellStart"/>
+      <w:r>
+        <w:t>φ</w:t>
       </w:r>
       <w:r>
         <w:rPr>
@@ -967,8 +1158,17 @@
         </w:rPr>
         <w:t>e</w:t>
       </w:r>
-      <w:r>
-        <w:t>(ω) = φ(ω) + ωD. Then</w:t>
+      <w:proofErr w:type="spellEnd"/>
+      <w:r>
+        <w:t xml:space="preserve">(ω) = φ(ω) + </w:t>
+      </w:r>
+      <w:proofErr w:type="spellStart"/>
+      <w:r>
+        <w:t>ωD</w:t>
+      </w:r>
+      <w:proofErr w:type="spellEnd"/>
+      <w:r>
+        <w:t>. Then</w:t>
       </w:r>
     </w:p>
     <w:tbl>
@@ -1045,13 +1245,7 @@
                               <w:rPr>
                                 <w:rFonts w:ascii="Cambria Math" w:hAnsi="Cambria Math"/>
                               </w:rPr>
-                              <m:t>-</m:t>
-                            </m:r>
-                            <m:r>
-                              <w:rPr>
-                                <w:rFonts w:ascii="Cambria Math" w:hAnsi="Cambria Math"/>
-                              </w:rPr>
-                              <m:t>jωD</m:t>
+                              <m:t>-jωD</m:t>
                             </m:r>
                           </m:sup>
                         </m:sSup>
@@ -1071,19 +1265,7 @@
                   <w:rPr>
                     <w:rFonts w:ascii="Cambria Math" w:hAnsi="Cambria Math"/>
                   </w:rPr>
-                  <m:t>=(|</m:t>
-                </m:r>
-                <m:r>
-                  <w:rPr>
-                    <w:rFonts w:ascii="Cambria Math" w:hAnsi="Cambria Math"/>
-                  </w:rPr>
-                  <m:t>H</m:t>
-                </m:r>
-                <m:r>
-                  <w:rPr>
-                    <w:rFonts w:ascii="Cambria Math" w:hAnsi="Cambria Math"/>
-                  </w:rPr>
-                  <m:t>|-1</m:t>
+                  <m:t>=(|H|-1</m:t>
                 </m:r>
                 <m:sSup>
                   <m:sSupPr>
@@ -1114,19 +1296,7 @@
                   <w:rPr>
                     <w:rFonts w:ascii="Cambria Math" w:hAnsi="Cambria Math"/>
                   </w:rPr>
-                  <m:t>+2|</m:t>
-                </m:r>
-                <m:r>
-                  <w:rPr>
-                    <w:rFonts w:ascii="Cambria Math" w:hAnsi="Cambria Math"/>
-                  </w:rPr>
-                  <m:t>H</m:t>
-                </m:r>
-                <m:r>
-                  <w:rPr>
-                    <w:rFonts w:ascii="Cambria Math" w:hAnsi="Cambria Math"/>
-                  </w:rPr>
-                  <m:t>|(1-</m:t>
+                  <m:t>+2|H|(1-</m:t>
                 </m:r>
                 <m:r>
                   <m:rPr>
@@ -1172,19 +1342,7 @@
                   <w:rPr>
                     <w:rFonts w:ascii="Cambria Math" w:hAnsi="Cambria Math"/>
                   </w:rPr>
-                  <m:t>)≈(|</m:t>
-                </m:r>
-                <m:r>
-                  <w:rPr>
-                    <w:rFonts w:ascii="Cambria Math" w:hAnsi="Cambria Math"/>
-                  </w:rPr>
-                  <m:t>H</m:t>
-                </m:r>
-                <m:r>
-                  <w:rPr>
-                    <w:rFonts w:ascii="Cambria Math" w:hAnsi="Cambria Math"/>
-                  </w:rPr>
-                  <m:t>|-1</m:t>
+                  <m:t>)≈(|H|-1</m:t>
                 </m:r>
                 <m:sSup>
                   <m:sSupPr>
@@ -1215,19 +1373,7 @@
                   <w:rPr>
                     <w:rFonts w:ascii="Cambria Math" w:hAnsi="Cambria Math"/>
                   </w:rPr>
-                  <m:t>+|</m:t>
-                </m:r>
-                <m:r>
-                  <w:rPr>
-                    <w:rFonts w:ascii="Cambria Math" w:hAnsi="Cambria Math"/>
-                  </w:rPr>
-                  <m:t>H</m:t>
-                </m:r>
-                <m:r>
-                  <w:rPr>
-                    <w:rFonts w:ascii="Cambria Math" w:hAnsi="Cambria Math"/>
-                  </w:rPr>
-                  <m:t>|</m:t>
+                  <m:t>+|H|</m:t>
                 </m:r>
                 <m:r>
                   <m:rPr>
@@ -1292,8 +1438,17 @@
         <w:spacing w:after="80"/>
         <w:jc w:val="both"/>
       </w:pPr>
-      <w:r>
-        <w:t>so the passband error splits into a magnitude term E</w:t>
+      <w:proofErr w:type="gramStart"/>
+      <w:r>
+        <w:t>so</w:t>
+      </w:r>
+      <w:proofErr w:type="gramEnd"/>
+      <w:r>
+        <w:t xml:space="preserve"> the passband error splits into a magnitude term </w:t>
+      </w:r>
+      <w:proofErr w:type="spellStart"/>
+      <w:r>
+        <w:t>E</w:t>
       </w:r>
       <w:r>
         <w:rPr>
@@ -1301,8 +1456,29 @@
         </w:rPr>
         <w:t>mag</w:t>
       </w:r>
-      <w:r>
-        <w:t xml:space="preserve"> = (1/Z)∫S(|H|−1)² and a phase term E</w:t>
+      <w:proofErr w:type="spellEnd"/>
+      <w:r>
+        <w:t xml:space="preserve"> = (1/</w:t>
+      </w:r>
+      <w:proofErr w:type="gramStart"/>
+      <w:r>
+        <w:t>Z)∫</w:t>
+      </w:r>
+      <w:proofErr w:type="gramEnd"/>
+      <w:r>
+        <w:t>S(|H|−</w:t>
+      </w:r>
+      <w:proofErr w:type="gramStart"/>
+      <w:r>
+        <w:t>1)²</w:t>
+      </w:r>
+      <w:proofErr w:type="gramEnd"/>
+      <w:r>
+        <w:t xml:space="preserve"> and a phase term </w:t>
+      </w:r>
+      <w:proofErr w:type="spellStart"/>
+      <w:r>
+        <w:t>E</w:t>
       </w:r>
       <w:r>
         <w:rPr>
@@ -1310,8 +1486,17 @@
         </w:rPr>
         <w:t>φ</w:t>
       </w:r>
-      <w:r>
-        <w:t xml:space="preserve"> = (1/Z)∫S φ</w:t>
+      <w:proofErr w:type="spellEnd"/>
+      <w:r>
+        <w:t xml:space="preserve"> = (1/</w:t>
+      </w:r>
+      <w:proofErr w:type="gramStart"/>
+      <w:r>
+        <w:t>Z)∫</w:t>
+      </w:r>
+      <w:proofErr w:type="gramEnd"/>
+      <w:r>
+        <w:t>S φ</w:t>
       </w:r>
       <w:r>
         <w:rPr>
@@ -1320,7 +1505,15 @@
         <w:t>e²</w:t>
       </w:r>
       <w:r>
-        <w:t xml:space="preserve">. For a real filter with positive DC gain, φ(0) = 0, so the phase error is the </w:t>
+        <w:t xml:space="preserve">. For a real filter with positive DC gain, </w:t>
+      </w:r>
+      <w:proofErr w:type="gramStart"/>
+      <w:r>
+        <w:t>φ(</w:t>
+      </w:r>
+      <w:proofErr w:type="gramEnd"/>
+      <w:r>
+        <w:t xml:space="preserve">0) = 0, so the phase error is the </w:t>
       </w:r>
       <w:r>
         <w:rPr>
@@ -1385,19 +1578,7 @@
                   <w:rPr>
                     <w:rFonts w:ascii="Cambria Math" w:hAnsi="Cambria Math"/>
                   </w:rPr>
-                  <m:t>(</m:t>
-                </m:r>
-                <m:r>
-                  <w:rPr>
-                    <w:rFonts w:ascii="Cambria Math" w:hAnsi="Cambria Math"/>
-                  </w:rPr>
-                  <m:t>ω</m:t>
-                </m:r>
-                <m:r>
-                  <w:rPr>
-                    <w:rFonts w:ascii="Cambria Math" w:hAnsi="Cambria Math"/>
-                  </w:rPr>
-                  <m:t>)=-</m:t>
+                  <m:t>(ω)=-</m:t>
                 </m:r>
                 <m:nary>
                   <m:naryPr>
@@ -1439,31 +1620,7 @@
                           <w:rPr>
                             <w:rFonts w:ascii="Cambria Math" w:hAnsi="Cambria Math"/>
                           </w:rPr>
-                          <m:t>τ</m:t>
-                        </m:r>
-                        <m:r>
-                          <w:rPr>
-                            <w:rFonts w:ascii="Cambria Math" w:hAnsi="Cambria Math"/>
-                          </w:rPr>
-                          <m:t>(</m:t>
-                        </m:r>
-                        <m:r>
-                          <w:rPr>
-                            <w:rFonts w:ascii="Cambria Math" w:hAnsi="Cambria Math"/>
-                          </w:rPr>
-                          <m:t>ν</m:t>
-                        </m:r>
-                        <m:r>
-                          <w:rPr>
-                            <w:rFonts w:ascii="Cambria Math" w:hAnsi="Cambria Math"/>
-                          </w:rPr>
-                          <m:t>)-</m:t>
-                        </m:r>
-                        <m:r>
-                          <w:rPr>
-                            <w:rFonts w:ascii="Cambria Math" w:hAnsi="Cambria Math"/>
-                          </w:rPr>
-                          <m:t>D</m:t>
+                          <m:t>τ(ν)-D</m:t>
                         </m:r>
                       </m:e>
                     </m:d>
@@ -1500,7 +1657,11 @@
         <w:jc w:val="both"/>
       </w:pPr>
       <w:r>
-        <w:t>Applying the Cauchy–Schwarz inequality, φ</w:t>
+        <w:t xml:space="preserve">Applying the Cauchy–Schwarz inequality, </w:t>
+      </w:r>
+      <w:proofErr w:type="spellStart"/>
+      <w:r>
+        <w:t>φ</w:t>
       </w:r>
       <w:r>
         <w:rPr>
@@ -1508,6 +1669,7 @@
         </w:rPr>
         <w:t>e</w:t>
       </w:r>
+      <w:proofErr w:type="spellEnd"/>
       <w:r>
         <w:t>(ω)² ≤ ω ∫₀</w:t>
       </w:r>
@@ -1518,7 +1680,23 @@
         <w:t>ω</w:t>
       </w:r>
       <w:r>
-        <w:t xml:space="preserve"> (τ(ν) − D)² dν. Substituting and exchanging the order of integration gives the bound</w:t>
+        <w:t xml:space="preserve"> (τ(ν) − </w:t>
+      </w:r>
+      <w:proofErr w:type="gramStart"/>
+      <w:r>
+        <w:t>D)²</w:t>
+      </w:r>
+      <w:proofErr w:type="gramEnd"/>
+      <w:r>
+        <w:t xml:space="preserve"> </w:t>
+      </w:r>
+      <w:proofErr w:type="spellStart"/>
+      <w:r>
+        <w:t>dν</w:t>
+      </w:r>
+      <w:proofErr w:type="spellEnd"/>
+      <w:r>
+        <w:t>. Substituting and exchanging the order of integration gives the bound</w:t>
       </w:r>
     </w:p>
     <w:tbl>
@@ -1682,25 +1860,7 @@
                       <w:rPr>
                         <w:rFonts w:ascii="Cambria Math" w:hAnsi="Cambria Math"/>
                       </w:rPr>
-                      <m:t>K</m:t>
-                    </m:r>
-                    <m:r>
-                      <w:rPr>
-                        <w:rFonts w:ascii="Cambria Math" w:hAnsi="Cambria Math"/>
-                      </w:rPr>
-                      <m:t>(</m:t>
-                    </m:r>
-                    <m:r>
-                      <w:rPr>
-                        <w:rFonts w:ascii="Cambria Math" w:hAnsi="Cambria Math"/>
-                      </w:rPr>
-                      <m:t>ν</m:t>
-                    </m:r>
-                    <m:r>
-                      <w:rPr>
-                        <w:rFonts w:ascii="Cambria Math" w:hAnsi="Cambria Math"/>
-                      </w:rPr>
-                      <m:t>)</m:t>
+                      <m:t>K(ν)</m:t>
                     </m:r>
                   </m:e>
                 </m:nary>
@@ -1726,31 +1886,7 @@
                           <w:rPr>
                             <w:rFonts w:ascii="Cambria Math" w:hAnsi="Cambria Math"/>
                           </w:rPr>
-                          <m:t>τ</m:t>
-                        </m:r>
-                        <m:r>
-                          <w:rPr>
-                            <w:rFonts w:ascii="Cambria Math" w:hAnsi="Cambria Math"/>
-                          </w:rPr>
-                          <m:t>(</m:t>
-                        </m:r>
-                        <m:r>
-                          <w:rPr>
-                            <w:rFonts w:ascii="Cambria Math" w:hAnsi="Cambria Math"/>
-                          </w:rPr>
-                          <m:t>ν</m:t>
-                        </m:r>
-                        <m:r>
-                          <w:rPr>
-                            <w:rFonts w:ascii="Cambria Math" w:hAnsi="Cambria Math"/>
-                          </w:rPr>
-                          <m:t>)-</m:t>
-                        </m:r>
-                        <m:r>
-                          <w:rPr>
-                            <w:rFonts w:ascii="Cambria Math" w:hAnsi="Cambria Math"/>
-                          </w:rPr>
-                          <m:t>D</m:t>
+                          <m:t>τ(ν)-D</m:t>
                         </m:r>
                       </m:e>
                     </m:d>
@@ -1768,13 +1904,7 @@
                   <w:rPr>
                     <w:rFonts w:ascii="Cambria Math" w:hAnsi="Cambria Math"/>
                   </w:rPr>
-                  <m:t>dν</m:t>
-                </m:r>
-                <m:r>
-                  <w:rPr>
-                    <w:rFonts w:ascii="Cambria Math" w:hAnsi="Cambria Math"/>
-                  </w:rPr>
-                  <m:t>,</m:t>
+                  <m:t>dν,</m:t>
                 </m:r>
                 <m:r>
                   <m:rPr>
@@ -1786,25 +1916,7 @@
                   <w:rPr>
                     <w:rFonts w:ascii="Cambria Math" w:hAnsi="Cambria Math"/>
                   </w:rPr>
-                  <m:t>K</m:t>
-                </m:r>
-                <m:r>
-                  <w:rPr>
-                    <w:rFonts w:ascii="Cambria Math" w:hAnsi="Cambria Math"/>
-                  </w:rPr>
-                  <m:t>(</m:t>
-                </m:r>
-                <m:r>
-                  <w:rPr>
-                    <w:rFonts w:ascii="Cambria Math" w:hAnsi="Cambria Math"/>
-                  </w:rPr>
-                  <m:t>ν</m:t>
-                </m:r>
-                <m:r>
-                  <w:rPr>
-                    <w:rFonts w:ascii="Cambria Math" w:hAnsi="Cambria Math"/>
-                  </w:rPr>
-                  <m:t>)=</m:t>
+                  <m:t>K(ν)=</m:t>
                 </m:r>
                 <m:nary>
                   <m:naryPr>
@@ -1868,25 +1980,7 @@
                       <w:rPr>
                         <w:rFonts w:ascii="Cambria Math" w:hAnsi="Cambria Math"/>
                       </w:rPr>
-                      <m:t>S</m:t>
-                    </m:r>
-                    <m:r>
-                      <w:rPr>
-                        <w:rFonts w:ascii="Cambria Math" w:hAnsi="Cambria Math"/>
-                      </w:rPr>
-                      <m:t>(</m:t>
-                    </m:r>
-                    <m:r>
-                      <w:rPr>
-                        <w:rFonts w:ascii="Cambria Math" w:hAnsi="Cambria Math"/>
-                      </w:rPr>
-                      <m:t>ω</m:t>
-                    </m:r>
-                    <m:r>
-                      <w:rPr>
-                        <w:rFonts w:ascii="Cambria Math" w:hAnsi="Cambria Math"/>
-                      </w:rPr>
-                      <m:t>)</m:t>
+                      <m:t>S(ω)</m:t>
                     </m:r>
                     <m:r>
                       <m:rPr>
@@ -1927,7 +2021,11 @@
         <w:jc w:val="both"/>
       </w:pPr>
       <w:r>
-        <w:t>Hence PRD²/10⁴ ≈ E</w:t>
+        <w:t xml:space="preserve">Hence PRD²/10⁴ ≈ </w:t>
+      </w:r>
+      <w:proofErr w:type="spellStart"/>
+      <w:r>
+        <w:t>E</w:t>
       </w:r>
       <w:r>
         <w:rPr>
@@ -1935,8 +2033,13 @@
         </w:rPr>
         <w:t>mag</w:t>
       </w:r>
-      <w:r>
-        <w:t xml:space="preserve"> + E</w:t>
+      <w:proofErr w:type="spellEnd"/>
+      <w:r>
+        <w:t xml:space="preserve"> + </w:t>
+      </w:r>
+      <w:proofErr w:type="spellStart"/>
+      <w:r>
+        <w:t>E</w:t>
       </w:r>
       <w:r>
         <w:rPr>
@@ -1944,8 +2047,13 @@
         </w:rPr>
         <w:t>φ</w:t>
       </w:r>
-      <w:r>
-        <w:t xml:space="preserve"> ≤ E</w:t>
+      <w:proofErr w:type="spellEnd"/>
+      <w:r>
+        <w:t xml:space="preserve"> ≤ </w:t>
+      </w:r>
+      <w:proofErr w:type="spellStart"/>
+      <w:r>
+        <w:t>E</w:t>
       </w:r>
       <w:r>
         <w:rPr>
@@ -1953,8 +2061,13 @@
         </w:rPr>
         <w:t>mag</w:t>
       </w:r>
-      <w:r>
-        <w:t xml:space="preserve"> + E</w:t>
+      <w:proofErr w:type="spellEnd"/>
+      <w:r>
+        <w:t xml:space="preserve"> + </w:t>
+      </w:r>
+      <w:proofErr w:type="spellStart"/>
+      <w:r>
+        <w:t>E</w:t>
       </w:r>
       <w:r>
         <w:rPr>
@@ -1962,6 +2075,7 @@
         </w:rPr>
         <w:t>τg</w:t>
       </w:r>
+      <w:proofErr w:type="spellEnd"/>
       <w:r>
         <w:t xml:space="preserve"> (plus a transition-band term common to all matched-spec designs). This justifies the project's central objective</w:t>
       </w:r>
@@ -1994,19 +2108,7 @@
                   <w:rPr>
                     <w:rFonts w:ascii="Cambria Math" w:hAnsi="Cambria Math"/>
                   </w:rPr>
-                  <m:t>J</m:t>
-                </m:r>
-                <m:r>
-                  <w:rPr>
-                    <w:rFonts w:ascii="Cambria Math" w:hAnsi="Cambria Math"/>
-                  </w:rPr>
-                  <m:t>=</m:t>
-                </m:r>
-                <m:r>
-                  <w:rPr>
-                    <w:rFonts w:ascii="Cambria Math" w:hAnsi="Cambria Math"/>
-                  </w:rPr>
-                  <m:t>α</m:t>
+                  <m:t>J=α</m:t>
                 </m:r>
                 <m:sSub>
                   <m:sSubPr>
@@ -2040,13 +2142,7 @@
                   <w:rPr>
                     <w:rFonts w:ascii="Cambria Math" w:hAnsi="Cambria Math"/>
                   </w:rPr>
-                  <m:t>+</m:t>
-                </m:r>
-                <m:r>
-                  <w:rPr>
-                    <w:rFonts w:ascii="Cambria Math" w:hAnsi="Cambria Math"/>
-                  </w:rPr>
-                  <m:t>β</m:t>
+                  <m:t>+β</m:t>
                 </m:r>
                 <m:sSub>
                   <m:sSubPr>
@@ -2077,19 +2173,7 @@
                   <w:rPr>
                     <w:rFonts w:ascii="Cambria Math" w:hAnsi="Cambria Math"/>
                   </w:rPr>
-                  <m:t>+</m:t>
-                </m:r>
-                <m:r>
-                  <w:rPr>
-                    <w:rFonts w:ascii="Cambria Math" w:hAnsi="Cambria Math"/>
-                  </w:rPr>
-                  <m:t>γD</m:t>
-                </m:r>
-                <m:r>
-                  <w:rPr>
-                    <w:rFonts w:ascii="Cambria Math" w:hAnsi="Cambria Math"/>
-                  </w:rPr>
-                  <m:t>,</m:t>
+                  <m:t>+γD,</m:t>
                 </m:r>
                 <m:r>
                   <m:rPr>
@@ -2101,25 +2185,7 @@
                   <w:rPr>
                     <w:rFonts w:ascii="Cambria Math" w:hAnsi="Cambria Math"/>
                   </w:rPr>
-                  <m:t>α</m:t>
-                </m:r>
-                <m:r>
-                  <w:rPr>
-                    <w:rFonts w:ascii="Cambria Math" w:hAnsi="Cambria Math"/>
-                  </w:rPr>
-                  <m:t>=</m:t>
-                </m:r>
-                <m:r>
-                  <w:rPr>
-                    <w:rFonts w:ascii="Cambria Math" w:hAnsi="Cambria Math"/>
-                  </w:rPr>
-                  <m:t>β</m:t>
-                </m:r>
-                <m:r>
-                  <w:rPr>
-                    <w:rFonts w:ascii="Cambria Math" w:hAnsi="Cambria Math"/>
-                  </w:rPr>
-                  <m:t>=1</m:t>
+                  <m:t>α=β=1</m:t>
                 </m:r>
               </m:oMath>
             </m:oMathPara>
@@ -2146,7 +2212,11 @@
         <w:jc w:val="both"/>
       </w:pPr>
       <w:r>
-        <w:t>in which α = β = 1 follows from the derivation rather than from tuning, and γ is the application's price of latency. A Pareto front is traced either by sweeping γ or by imposing D ≤ D</w:t>
+        <w:t xml:space="preserve">in which α = β = 1 follows from the derivation rather than from tuning, and γ is the application's price of latency. A Pareto front is traced either by sweeping γ or by imposing D ≤ </w:t>
+      </w:r>
+      <w:proofErr w:type="spellStart"/>
+      <w:r>
+        <w:t>D</w:t>
       </w:r>
       <w:r>
         <w:rPr>
@@ -2154,6 +2224,7 @@
         </w:rPr>
         <w:t>max</w:t>
       </w:r>
+      <w:proofErr w:type="spellEnd"/>
       <w:r>
         <w:t xml:space="preserve">. The kernel has a clear interpretation. K(ν) decreases monotonically with ν (Fig. 3b), so </w:t>
       </w:r>
@@ -2164,7 +2235,11 @@
         <w:t>group-delay error at low frequency is the most damaging</w:t>
       </w:r>
       <w:r>
-        <w:t>: its phase error accumulates over every higher frequency that carries energy. Group-delay peaks at the band edge, the signature of elliptic IIRs, matter only through the little signal energy above them. A uniform Δτ</w:t>
+        <w:t xml:space="preserve">: its phase error accumulates over every higher frequency that carries energy. Group-delay peaks at the band edge, the signature of elliptic IIRs, matter only through the little signal energy above them. A uniform </w:t>
+      </w:r>
+      <w:proofErr w:type="spellStart"/>
+      <w:r>
+        <w:t>Δτ</w:t>
       </w:r>
       <w:r>
         <w:rPr>
@@ -2172,8 +2247,13 @@
         </w:rPr>
         <w:t>max</w:t>
       </w:r>
-      <w:r>
-        <w:t xml:space="preserve"> criterion ranks filters by exactly the wrong part of the band. The optimal alignment D minimizing E</w:t>
+      <w:proofErr w:type="spellEnd"/>
+      <w:r>
+        <w:t xml:space="preserve"> criterion ranks filters by exactly the wrong part of the band. The optimal alignment D minimizing </w:t>
+      </w:r>
+      <w:proofErr w:type="spellStart"/>
+      <w:r>
+        <w:t>E</w:t>
       </w:r>
       <w:r>
         <w:rPr>
@@ -2181,8 +2261,13 @@
         </w:rPr>
         <w:t>τg</w:t>
       </w:r>
-      <w:r>
-        <w:t xml:space="preserve"> is the K-weighted mean group delay τ̄</w:t>
+      <w:proofErr w:type="spellEnd"/>
+      <w:r>
+        <w:t xml:space="preserve"> is the K-weighted mean group delay </w:t>
+      </w:r>
+      <w:proofErr w:type="spellStart"/>
+      <w:r>
+        <w:t>τ̄</w:t>
       </w:r>
       <w:r>
         <w:rPr>
@@ -2190,6 +2275,7 @@
         </w:rPr>
         <w:t>K</w:t>
       </w:r>
+      <w:proofErr w:type="spellEnd"/>
       <w:r>
         <w:t>, which we therefore use as the latency definition.</w:t>
       </w:r>
@@ -2223,7 +2309,49 @@
         <w:t>LP-FIR</w:t>
       </w:r>
       <w:r>
-        <w:t>: Parks–McClellan equiripple linear-phase FIR [1]. The minimum length meeting the mask is N = 33, with passband:stopband error weights 1 : δp/δs. Its latency is (N−1)/2 samples.</w:t>
+        <w:t xml:space="preserve">: Parks–McClellan </w:t>
+      </w:r>
+      <w:proofErr w:type="spellStart"/>
+      <w:r>
+        <w:t>equiripple</w:t>
+      </w:r>
+      <w:proofErr w:type="spellEnd"/>
+      <w:r>
+        <w:t xml:space="preserve"> linear-phase FIR [1]. The minimum length meeting the mask is N = 33, with </w:t>
+      </w:r>
+      <w:proofErr w:type="spellStart"/>
+      <w:proofErr w:type="gramStart"/>
+      <w:r>
+        <w:t>passband:stopband</w:t>
+      </w:r>
+      <w:proofErr w:type="spellEnd"/>
+      <w:proofErr w:type="gramEnd"/>
+      <w:r>
+        <w:t xml:space="preserve"> error weights </w:t>
+      </w:r>
+      <w:proofErr w:type="gramStart"/>
+      <w:r>
+        <w:t>1 :</w:t>
+      </w:r>
+      <w:proofErr w:type="gramEnd"/>
+      <w:r>
+        <w:t xml:space="preserve"> </w:t>
+      </w:r>
+      <w:proofErr w:type="spellStart"/>
+      <w:r>
+        <w:t>δp</w:t>
+      </w:r>
+      <w:proofErr w:type="spellEnd"/>
+      <w:r>
+        <w:t>/</w:t>
+      </w:r>
+      <w:proofErr w:type="spellStart"/>
+      <w:r>
+        <w:t>δs</w:t>
+      </w:r>
+      <w:proofErr w:type="spellEnd"/>
+      <w:r>
+        <w:t>. Its latency is (N−1)/2 samples.</w:t>
       </w:r>
     </w:p>
     <w:p>
@@ -2261,14 +2389,40 @@
         <w:pStyle w:val="ListBullet"/>
         <w:spacing w:after="40"/>
       </w:pPr>
+      <w:proofErr w:type="spellStart"/>
       <w:r>
         <w:rPr>
           <w:b/>
         </w:rPr>
         <w:t>Ell+AP-flat</w:t>
       </w:r>
-      <w:r>
-        <w:t xml:space="preserve">: the elliptic IIR followed by K = 3 second-order all-pass sections A(z) = (r² − 2r cosθ z⁻¹ + z⁻²)/(1 − 2r cosθ z⁻¹ + r² z⁻²). The sections are optimized (L-BFGS-B, 12 random starts, pole radius r ≤ 0.97) to minimize the </w:t>
+      <w:proofErr w:type="spellEnd"/>
+      <w:r>
+        <w:t xml:space="preserve">: the elliptic IIR followed by K = 3 second-order all-pass sections A(z) = (r² − 2r </w:t>
+      </w:r>
+      <w:proofErr w:type="spellStart"/>
+      <w:r>
+        <w:t>cosθ</w:t>
+      </w:r>
+      <w:proofErr w:type="spellEnd"/>
+      <w:r>
+        <w:t xml:space="preserve"> z⁻¹ + z⁻²)</w:t>
+      </w:r>
+      <w:proofErr w:type="gramStart"/>
+      <w:r>
+        <w:t>/(</w:t>
+      </w:r>
+      <w:proofErr w:type="gramEnd"/>
+      <w:r>
+        <w:t xml:space="preserve">1 − 2r </w:t>
+      </w:r>
+      <w:proofErr w:type="spellStart"/>
+      <w:r>
+        <w:t>cosθ</w:t>
+      </w:r>
+      <w:proofErr w:type="spellEnd"/>
+      <w:r>
+        <w:t xml:space="preserve"> z⁻¹ + r² z⁻²). The sections are optimized (L-BFGS-B, 12 random starts, pole radius r ≤ 0.97) to minimize the </w:t>
       </w:r>
       <w:r>
         <w:rPr>
@@ -2298,8 +2452,16 @@
         <w:rPr>
           <w:vertAlign w:val="superscript"/>
         </w:rPr>
-        <w:t>−jωD</w:t>
-      </w:r>
+        <w:t>−</w:t>
+      </w:r>
+      <w:proofErr w:type="spellStart"/>
+      <w:r>
+        <w:rPr>
+          <w:vertAlign w:val="superscript"/>
+        </w:rPr>
+        <w:t>jωD</w:t>
+      </w:r>
+      <w:proofErr w:type="spellEnd"/>
       <w:r>
         <w:t xml:space="preserve"> with uniform weighting. It belongs to the classical low-delay complex-approximation family [3], [4] and has the same constraints and length as MO-LDFIR, so it isolates the effect of the PSD weighting.</w:t>
       </w:r>
@@ -2316,7 +2478,15 @@
         <w:t>Note on reproduction.</w:t>
       </w:r>
       <w:r>
-        <w:t xml:space="preserve"> Refs. [3]–[6] were used for problem framing. The baselines above are faithful implementations of the </w:t>
+        <w:t xml:space="preserve"> Refs. [3]</w:t>
+      </w:r>
+      <w:proofErr w:type="gramStart"/>
+      <w:r>
+        <w:t>–[</w:t>
+      </w:r>
+      <w:proofErr w:type="gramEnd"/>
+      <w:r>
+        <w:t xml:space="preserve">6] were used for problem framing. The baselines above are faithful implementations of the </w:t>
       </w:r>
       <w:r>
         <w:rPr>
@@ -2357,8 +2527,16 @@
         <w:rPr>
           <w:vertAlign w:val="superscript"/>
         </w:rPr>
-        <w:t>−jωn</w:t>
-      </w:r>
+        <w:t>−</w:t>
+      </w:r>
+      <w:proofErr w:type="spellStart"/>
+      <w:r>
+        <w:rPr>
+          <w:vertAlign w:val="superscript"/>
+        </w:rPr>
+        <w:t>jωn</w:t>
+      </w:r>
+      <w:proofErr w:type="spellEnd"/>
       <w:r>
         <w:t>, MO-LDFIR solves</w:t>
       </w:r>
@@ -2452,25 +2630,7 @@
                       <w:rPr>
                         <w:rFonts w:ascii="Cambria Math" w:hAnsi="Cambria Math"/>
                       </w:rPr>
-                      <m:t>S</m:t>
-                    </m:r>
-                    <m:r>
-                      <w:rPr>
-                        <w:rFonts w:ascii="Cambria Math" w:hAnsi="Cambria Math"/>
-                      </w:rPr>
-                      <m:t>(</m:t>
-                    </m:r>
-                    <m:r>
-                      <w:rPr>
-                        <w:rFonts w:ascii="Cambria Math" w:hAnsi="Cambria Math"/>
-                      </w:rPr>
-                      <m:t>ω</m:t>
-                    </m:r>
-                    <m:r>
-                      <w:rPr>
-                        <w:rFonts w:ascii="Cambria Math" w:hAnsi="Cambria Math"/>
-                      </w:rPr>
-                      <m:t>)</m:t>
+                      <m:t>S(ω)</m:t>
                     </m:r>
                     <m:r>
                       <m:rPr>
@@ -2504,49 +2664,7 @@
                           <w:rPr>
                             <w:rFonts w:ascii="Cambria Math" w:hAnsi="Cambria Math"/>
                           </w:rPr>
-                          <m:t>H</m:t>
-                        </m:r>
-                        <m:r>
-                          <w:rPr>
-                            <w:rFonts w:ascii="Cambria Math" w:hAnsi="Cambria Math"/>
-                          </w:rPr>
-                          <m:t>(</m:t>
-                        </m:r>
-                        <m:r>
-                          <w:rPr>
-                            <w:rFonts w:ascii="Cambria Math" w:hAnsi="Cambria Math"/>
-                          </w:rPr>
-                          <m:t>ω</m:t>
-                        </m:r>
-                        <m:r>
-                          <w:rPr>
-                            <w:rFonts w:ascii="Cambria Math" w:hAnsi="Cambria Math"/>
-                          </w:rPr>
-                          <m:t>)-</m:t>
-                        </m:r>
-                        <m:r>
-                          <w:rPr>
-                            <w:rFonts w:ascii="Cambria Math" w:hAnsi="Cambria Math"/>
-                          </w:rPr>
-                          <m:t>R</m:t>
-                        </m:r>
-                        <m:r>
-                          <w:rPr>
-                            <w:rFonts w:ascii="Cambria Math" w:hAnsi="Cambria Math"/>
-                          </w:rPr>
-                          <m:t>(</m:t>
-                        </m:r>
-                        <m:r>
-                          <w:rPr>
-                            <w:rFonts w:ascii="Cambria Math" w:hAnsi="Cambria Math"/>
-                          </w:rPr>
-                          <m:t>ω</m:t>
-                        </m:r>
-                        <m:r>
-                          <w:rPr>
-                            <w:rFonts w:ascii="Cambria Math" w:hAnsi="Cambria Math"/>
-                          </w:rPr>
-                          <m:t>)</m:t>
+                          <m:t>H(ω)-R(ω)</m:t>
                         </m:r>
                         <m:r>
                           <m:rPr>
@@ -2575,13 +2693,7 @@
                               <w:rPr>
                                 <w:rFonts w:ascii="Cambria Math" w:hAnsi="Cambria Math"/>
                               </w:rPr>
-                              <m:t>-</m:t>
-                            </m:r>
-                            <m:r>
-                              <w:rPr>
-                                <w:rFonts w:ascii="Cambria Math" w:hAnsi="Cambria Math"/>
-                              </w:rPr>
-                              <m:t>jωD</m:t>
+                              <m:t>-jωD</m:t>
                             </m:r>
                           </m:sup>
                         </m:sSup>
@@ -2686,25 +2798,7 @@
                       <w:rPr>
                         <w:rFonts w:ascii="Cambria Math" w:hAnsi="Cambria Math"/>
                       </w:rPr>
-                      <m:t>H</m:t>
-                    </m:r>
-                    <m:r>
-                      <w:rPr>
-                        <w:rFonts w:ascii="Cambria Math" w:hAnsi="Cambria Math"/>
-                      </w:rPr>
-                      <m:t>(</m:t>
-                    </m:r>
-                    <m:r>
-                      <w:rPr>
-                        <w:rFonts w:ascii="Cambria Math" w:hAnsi="Cambria Math"/>
-                      </w:rPr>
-                      <m:t>ω</m:t>
-                    </m:r>
-                    <m:r>
-                      <w:rPr>
-                        <w:rFonts w:ascii="Cambria Math" w:hAnsi="Cambria Math"/>
-                      </w:rPr>
-                      <m:t>)-</m:t>
+                      <m:t>H(ω)-</m:t>
                     </m:r>
                     <m:sSup>
                       <m:sSupPr>
@@ -2727,13 +2821,7 @@
                           <w:rPr>
                             <w:rFonts w:ascii="Cambria Math" w:hAnsi="Cambria Math"/>
                           </w:rPr>
-                          <m:t>-</m:t>
-                        </m:r>
-                        <m:r>
-                          <w:rPr>
-                            <w:rFonts w:ascii="Cambria Math" w:hAnsi="Cambria Math"/>
-                          </w:rPr>
-                          <m:t>jωD</m:t>
+                          <m:t>-jωD</m:t>
                         </m:r>
                       </m:sup>
                     </m:sSup>
@@ -2780,19 +2868,7 @@
                   <w:rPr>
                     <w:rFonts w:ascii="Cambria Math" w:hAnsi="Cambria Math"/>
                   </w:rPr>
-                  <m:t>(</m:t>
-                </m:r>
-                <m:r>
-                  <w:rPr>
-                    <w:rFonts w:ascii="Cambria Math" w:hAnsi="Cambria Math"/>
-                  </w:rPr>
-                  <m:t>ω</m:t>
-                </m:r>
-                <m:r>
-                  <w:rPr>
-                    <w:rFonts w:ascii="Cambria Math" w:hAnsi="Cambria Math"/>
-                  </w:rPr>
-                  <m:t>∈</m:t>
+                  <m:t>(ω∈</m:t>
                 </m:r>
                 <m:sSub>
                   <m:sSubPr>
@@ -2835,31 +2911,7 @@
                   <w:rPr>
                     <w:rFonts w:ascii="Cambria Math" w:hAnsi="Cambria Math"/>
                   </w:rPr>
-                  <m:t>|</m:t>
-                </m:r>
-                <m:r>
-                  <w:rPr>
-                    <w:rFonts w:ascii="Cambria Math" w:hAnsi="Cambria Math"/>
-                  </w:rPr>
-                  <m:t>H</m:t>
-                </m:r>
-                <m:r>
-                  <w:rPr>
-                    <w:rFonts w:ascii="Cambria Math" w:hAnsi="Cambria Math"/>
-                  </w:rPr>
-                  <m:t>(</m:t>
-                </m:r>
-                <m:r>
-                  <w:rPr>
-                    <w:rFonts w:ascii="Cambria Math" w:hAnsi="Cambria Math"/>
-                  </w:rPr>
-                  <m:t>ω</m:t>
-                </m:r>
-                <m:r>
-                  <w:rPr>
-                    <w:rFonts w:ascii="Cambria Math" w:hAnsi="Cambria Math"/>
-                  </w:rPr>
-                  <m:t>)|≤</m:t>
+                  <m:t>|H(ω)|≤</m:t>
                 </m:r>
                 <m:sSub>
                   <m:sSubPr>
@@ -2896,19 +2948,7 @@
                   <w:rPr>
                     <w:rFonts w:ascii="Cambria Math" w:hAnsi="Cambria Math"/>
                   </w:rPr>
-                  <m:t>(</m:t>
-                </m:r>
-                <m:r>
-                  <w:rPr>
-                    <w:rFonts w:ascii="Cambria Math" w:hAnsi="Cambria Math"/>
-                  </w:rPr>
-                  <m:t>ω</m:t>
-                </m:r>
-                <m:r>
-                  <w:rPr>
-                    <w:rFonts w:ascii="Cambria Math" w:hAnsi="Cambria Math"/>
-                  </w:rPr>
-                  <m:t>∈</m:t>
+                  <m:t>(ω∈</m:t>
                 </m:r>
                 <m:sSub>
                   <m:sSubPr>
@@ -2951,31 +2991,7 @@
                   <w:rPr>
                     <w:rFonts w:ascii="Cambria Math" w:hAnsi="Cambria Math"/>
                   </w:rPr>
-                  <m:t>|</m:t>
-                </m:r>
-                <m:r>
-                  <w:rPr>
-                    <w:rFonts w:ascii="Cambria Math" w:hAnsi="Cambria Math"/>
-                  </w:rPr>
-                  <m:t>H</m:t>
-                </m:r>
-                <m:r>
-                  <w:rPr>
-                    <w:rFonts w:ascii="Cambria Math" w:hAnsi="Cambria Math"/>
-                  </w:rPr>
-                  <m:t>(</m:t>
-                </m:r>
-                <m:r>
-                  <w:rPr>
-                    <w:rFonts w:ascii="Cambria Math" w:hAnsi="Cambria Math"/>
-                  </w:rPr>
-                  <m:t>ω</m:t>
-                </m:r>
-                <m:r>
-                  <w:rPr>
-                    <w:rFonts w:ascii="Cambria Math" w:hAnsi="Cambria Math"/>
-                  </w:rPr>
-                  <m:t>)|≤1+</m:t>
+                  <m:t>|H(ω)|≤1+</m:t>
                 </m:r>
                 <m:sSub>
                   <m:sSubPr>
@@ -3012,19 +3028,7 @@
                   <w:rPr>
                     <w:rFonts w:ascii="Cambria Math" w:hAnsi="Cambria Math"/>
                   </w:rPr>
-                  <m:t>(</m:t>
-                </m:r>
-                <m:r>
-                  <w:rPr>
-                    <w:rFonts w:ascii="Cambria Math" w:hAnsi="Cambria Math"/>
-                  </w:rPr>
-                  <m:t>ω</m:t>
-                </m:r>
-                <m:r>
-                  <w:rPr>
-                    <w:rFonts w:ascii="Cambria Math" w:hAnsi="Cambria Math"/>
-                  </w:rPr>
-                  <m:t>∈</m:t>
+                  <m:t>(ω∈</m:t>
                 </m:r>
                 <m:sSub>
                   <m:sSubPr>
@@ -3082,7 +3086,11 @@
         <w:jc w:val="both"/>
       </w:pPr>
       <w:r>
-        <w:t>Here Ω</w:t>
+        <w:t xml:space="preserve">Here </w:t>
+      </w:r>
+      <w:proofErr w:type="spellStart"/>
+      <w:r>
+        <w:t>Ω</w:t>
       </w:r>
       <w:r>
         <w:rPr>
@@ -3090,8 +3098,13 @@
         </w:rPr>
         <w:t>p</w:t>
       </w:r>
-      <w:r>
-        <w:t>, Ω</w:t>
+      <w:proofErr w:type="spellEnd"/>
+      <w:r>
+        <w:t xml:space="preserve">, </w:t>
+      </w:r>
+      <w:proofErr w:type="spellStart"/>
+      <w:r>
+        <w:t>Ω</w:t>
       </w:r>
       <w:r>
         <w:rPr>
@@ -3099,8 +3112,13 @@
         </w:rPr>
         <w:t>s</w:t>
       </w:r>
-      <w:r>
-        <w:t xml:space="preserve"> and Ω</w:t>
+      <w:proofErr w:type="spellEnd"/>
+      <w:r>
+        <w:t xml:space="preserve"> and </w:t>
+      </w:r>
+      <w:proofErr w:type="spellStart"/>
+      <w:r>
+        <w:t>Ω</w:t>
       </w:r>
       <w:r>
         <w:rPr>
@@ -3108,6 +3126,7 @@
         </w:rPr>
         <w:t>t</w:t>
       </w:r>
+      <w:proofErr w:type="spellEnd"/>
       <w:r>
         <w:t xml:space="preserve"> denote the passband, stopband and transition band. The objective is exactly Eq. (1), the expected morphology MSE. Each constraint is a second-order cone in h. The passband cone is a convex </w:t>
       </w:r>
@@ -3118,7 +3137,27 @@
         <w:t>sufficient</w:t>
       </w:r>
       <w:r>
-        <w:t xml:space="preserve"> condition for the ripple mask, because it implies 1−δp ≤ |H| ≤ 1+δp, and it also bounds the passband phase error by asin δp. The program is therefore convex, and the CLARABEL interior-point solver (via CVXPY [13]) returns its global optimum. The minimum feasible length N</w:t>
+        <w:t xml:space="preserve"> condition for the ripple mask, because it implies 1−δp ≤ |H| ≤ 1+δp, and it also bounds the passband phase error by </w:t>
+      </w:r>
+      <w:proofErr w:type="spellStart"/>
+      <w:r>
+        <w:t>asin</w:t>
+      </w:r>
+      <w:proofErr w:type="spellEnd"/>
+      <w:r>
+        <w:t xml:space="preserve"> </w:t>
+      </w:r>
+      <w:proofErr w:type="spellStart"/>
+      <w:r>
+        <w:t>δp</w:t>
+      </w:r>
+      <w:proofErr w:type="spellEnd"/>
+      <w:r>
+        <w:t xml:space="preserve">. The program is therefore convex, and the CLARABEL interior-point solver (via CVXPY [13]) returns its global optimum. The minimum feasible length </w:t>
+      </w:r>
+      <w:proofErr w:type="spellStart"/>
+      <w:r>
+        <w:t>N</w:t>
       </w:r>
       <w:r>
         <w:rPr>
@@ -3126,8 +3165,13 @@
         </w:rPr>
         <w:t>min</w:t>
       </w:r>
-      <w:r>
-        <w:t>(D) is found by bisection. The stopband cone uses 0.98·δs as a small safety margin. N = N</w:t>
+      <w:proofErr w:type="spellEnd"/>
+      <w:r>
+        <w:t xml:space="preserve">(D) is found by bisection. The stopband cone uses 0.98·δs as a small safety margin. N = </w:t>
+      </w:r>
+      <w:proofErr w:type="spellStart"/>
+      <w:r>
+        <w:t>N</w:t>
       </w:r>
       <w:r>
         <w:rPr>
@@ -3135,6 +3179,7 @@
         </w:rPr>
         <w:t>min</w:t>
       </w:r>
+      <w:proofErr w:type="spellEnd"/>
       <w:r>
         <w:t xml:space="preserve"> + slack, with the slack chosen on the development set. S(ω) is the median unit-power Welch PSD of the baseline-corrected MIT-BIH DS1 ECGs (floor 10⁻³).</w:t>
       </w:r>
@@ -3153,7 +3198,11 @@
         <w:jc w:val="both"/>
       </w:pPr>
       <w:r>
-        <w:t>An all-pass section leaves |H| and hence E</w:t>
+        <w:t xml:space="preserve">An all-pass section leaves |H| and hence </w:t>
+      </w:r>
+      <w:proofErr w:type="spellStart"/>
+      <w:r>
+        <w:t>E</w:t>
       </w:r>
       <w:r>
         <w:rPr>
@@ -3161,8 +3210,13 @@
         </w:rPr>
         <w:t>mag</w:t>
       </w:r>
-      <w:r>
-        <w:t xml:space="preserve"> unchanged, so equalization can only reduce E</w:t>
+      <w:proofErr w:type="spellEnd"/>
+      <w:r>
+        <w:t xml:space="preserve"> unchanged, so equalization can only reduce </w:t>
+      </w:r>
+      <w:proofErr w:type="spellStart"/>
+      <w:r>
+        <w:t>E</w:t>
       </w:r>
       <w:r>
         <w:rPr>
@@ -3170,6 +3224,7 @@
         </w:rPr>
         <w:t>φ</w:t>
       </w:r>
+      <w:proofErr w:type="spellEnd"/>
       <w:r>
         <w:t xml:space="preserve">. EW-APE minimizes the </w:t>
       </w:r>
@@ -3287,13 +3342,7 @@
                       <w:rPr>
                         <w:rFonts w:ascii="Cambria Math" w:hAnsi="Cambria Math"/>
                       </w:rPr>
-                      <m:t>,</m:t>
-                    </m:r>
-                    <m:r>
-                      <w:rPr>
-                        <w:rFonts w:ascii="Cambria Math" w:hAnsi="Cambria Math"/>
-                      </w:rPr>
-                      <m:t>D</m:t>
+                      <m:t>,D</m:t>
                     </m:r>
                   </m:lim>
                 </m:limLow>
@@ -3421,73 +3470,7 @@
                           <w:rPr>
                             <w:rFonts w:ascii="Cambria Math" w:hAnsi="Cambria Math"/>
                           </w:rPr>
-                          <m:t>(</m:t>
-                        </m:r>
-                        <m:r>
-                          <w:rPr>
-                            <w:rFonts w:ascii="Cambria Math" w:hAnsi="Cambria Math"/>
-                          </w:rPr>
-                          <m:t>ω</m:t>
-                        </m:r>
-                        <m:r>
-                          <w:rPr>
-                            <w:rFonts w:ascii="Cambria Math" w:hAnsi="Cambria Math"/>
-                          </w:rPr>
-                          <m:t>)</m:t>
-                        </m:r>
-                        <m:r>
-                          <w:rPr>
-                            <w:rFonts w:ascii="Cambria Math" w:hAnsi="Cambria Math"/>
-                          </w:rPr>
-                          <m:t>A</m:t>
-                        </m:r>
-                        <m:r>
-                          <w:rPr>
-                            <w:rFonts w:ascii="Cambria Math" w:hAnsi="Cambria Math"/>
-                          </w:rPr>
-                          <m:t>(</m:t>
-                        </m:r>
-                        <m:r>
-                          <w:rPr>
-                            <w:rFonts w:ascii="Cambria Math" w:hAnsi="Cambria Math"/>
-                          </w:rPr>
-                          <m:t>ω</m:t>
-                        </m:r>
-                        <m:r>
-                          <w:rPr>
-                            <w:rFonts w:ascii="Cambria Math" w:hAnsi="Cambria Math"/>
-                          </w:rPr>
-                          <m:t>;</m:t>
-                        </m:r>
-                        <m:r>
-                          <w:rPr>
-                            <w:rFonts w:ascii="Cambria Math" w:hAnsi="Cambria Math"/>
-                          </w:rPr>
-                          <m:t>r</m:t>
-                        </m:r>
-                        <m:r>
-                          <w:rPr>
-                            <w:rFonts w:ascii="Cambria Math" w:hAnsi="Cambria Math"/>
-                          </w:rPr>
-                          <m:t>,</m:t>
-                        </m:r>
-                        <m:r>
-                          <w:rPr>
-                            <w:rFonts w:ascii="Cambria Math" w:hAnsi="Cambria Math"/>
-                          </w:rPr>
-                          <m:t>θ</m:t>
-                        </m:r>
-                        <m:r>
-                          <w:rPr>
-                            <w:rFonts w:ascii="Cambria Math" w:hAnsi="Cambria Math"/>
-                          </w:rPr>
-                          <m:t>)-</m:t>
-                        </m:r>
-                        <m:r>
-                          <w:rPr>
-                            <w:rFonts w:ascii="Cambria Math" w:hAnsi="Cambria Math"/>
-                          </w:rPr>
-                          <m:t>R</m:t>
+                          <m:t>(ω)A(ω;r,θ)-R</m:t>
                         </m:r>
                         <m:r>
                           <m:rPr>
@@ -3516,13 +3499,7 @@
                               <w:rPr>
                                 <w:rFonts w:ascii="Cambria Math" w:hAnsi="Cambria Math"/>
                               </w:rPr>
-                              <m:t>-</m:t>
-                            </m:r>
-                            <m:r>
-                              <w:rPr>
-                                <w:rFonts w:ascii="Cambria Math" w:hAnsi="Cambria Math"/>
-                              </w:rPr>
-                              <m:t>jωD</m:t>
+                              <m:t>-jωD</m:t>
                             </m:r>
                           </m:sup>
                         </m:sSup>
@@ -3542,25 +3519,7 @@
                   <w:rPr>
                     <w:rFonts w:ascii="Cambria Math" w:hAnsi="Cambria Math"/>
                   </w:rPr>
-                  <m:t>dω</m:t>
-                </m:r>
-                <m:r>
-                  <w:rPr>
-                    <w:rFonts w:ascii="Cambria Math" w:hAnsi="Cambria Math"/>
-                  </w:rPr>
-                  <m:t>+</m:t>
-                </m:r>
-                <m:r>
-                  <w:rPr>
-                    <w:rFonts w:ascii="Cambria Math" w:hAnsi="Cambria Math"/>
-                  </w:rPr>
-                  <m:t>γD</m:t>
-                </m:r>
-                <m:r>
-                  <w:rPr>
-                    <w:rFonts w:ascii="Cambria Math" w:hAnsi="Cambria Math"/>
-                  </w:rPr>
-                  <m:t>,</m:t>
+                  <m:t>dω+γD,</m:t>
                 </m:r>
                 <m:r>
                   <m:rPr>
@@ -3615,19 +3574,7 @@
                   <w:rPr>
                     <w:rFonts w:ascii="Cambria Math" w:hAnsi="Cambria Math"/>
                   </w:rPr>
-                  <m:t>(0≤</m:t>
-                </m:r>
-                <m:r>
-                  <w:rPr>
-                    <w:rFonts w:ascii="Cambria Math" w:hAnsi="Cambria Math"/>
-                  </w:rPr>
-                  <m:t>D</m:t>
-                </m:r>
-                <m:r>
-                  <w:rPr>
-                    <w:rFonts w:ascii="Cambria Math" w:hAnsi="Cambria Math"/>
-                  </w:rPr>
-                  <m:t>≤</m:t>
+                  <m:t>(0≤D≤</m:t>
                 </m:r>
                 <m:sSub>
                   <m:sSubPr>
@@ -3688,7 +3635,11 @@
         <w:jc w:val="both"/>
       </w:pPr>
       <w:r>
-        <w:t>The bound on r</w:t>
+        <w:t xml:space="preserve">The bound on </w:t>
+      </w:r>
+      <w:proofErr w:type="spellStart"/>
+      <w:r>
+        <w:t>r</w:t>
       </w:r>
       <w:r>
         <w:rPr>
@@ -3696,8 +3647,13 @@
         </w:rPr>
         <w:t>k</w:t>
       </w:r>
-      <w:r>
-        <w:t xml:space="preserve"> keeps a stability margin of 0.03 and limits coefficient sensitivity. For the comparison under the budget, D</w:t>
+      <w:proofErr w:type="spellEnd"/>
+      <w:r>
+        <w:t xml:space="preserve"> keeps a stability margin of 0.03 and limits coefficient sensitivity. For the comparison under the budget, </w:t>
+      </w:r>
+      <w:proofErr w:type="spellStart"/>
+      <w:r>
+        <w:t>D</w:t>
       </w:r>
       <w:r>
         <w:rPr>
@@ -3705,6 +3661,7 @@
         </w:rPr>
         <w:t>max</w:t>
       </w:r>
+      <w:proofErr w:type="spellEnd"/>
       <w:r>
         <w:t xml:space="preserve"> is the latency budget. Variants that use the K(ν)-weighted or PSD-weighted group-delay surrogate are evaluated in the ablation (Sec. 6.7).</w:t>
       </w:r>
@@ -3724,7 +3681,28 @@
         <w:jc w:val="both"/>
       </w:pPr>
       <w:r>
-        <w:t>Cost is counted per output sample for direct-form realizations. An FIR of length N costs N multiplies (⌈N/2⌉ if it is symmetric), N−1 additions and N−1 states. A biquad costs at most 5 multiplies, 4 additions and 2 states. A direct-form all-pass biquad costs 4 multiplies, or 2 in lattice form. These counts are algorithmic costs, not hardware claims.</w:t>
+        <w:t xml:space="preserve">Cost is counted per output sample for direct-form realizations. An FIR of length N costs N multiplies (⌈N/2⌉ if it is symmetric), N−1 additions and N−1 states. A </w:t>
+      </w:r>
+      <w:proofErr w:type="spellStart"/>
+      <w:proofErr w:type="gramStart"/>
+      <w:r>
+        <w:t>biquad</w:t>
+      </w:r>
+      <w:proofErr w:type="spellEnd"/>
+      <w:r>
+        <w:t xml:space="preserve"> costs</w:t>
+      </w:r>
+      <w:proofErr w:type="gramEnd"/>
+      <w:r>
+        <w:t xml:space="preserve"> at most 5 multiplies, 4 additions and 2 states. A direct-form all-pass </w:t>
+      </w:r>
+      <w:proofErr w:type="spellStart"/>
+      <w:r>
+        <w:t>biquad</w:t>
+      </w:r>
+      <w:proofErr w:type="spellEnd"/>
+      <w:r>
+        <w:t xml:space="preserve"> costs 4 multiplies, or 2 in lattice form. These counts are algorithmic costs, not hardware claims.</w:t>
       </w:r>
     </w:p>
     <w:p>
@@ -3756,7 +3734,15 @@
         <w:t>different patients</w:t>
       </w:r>
       <w:r>
-        <w:t>, full 30-min MLII lead. Independent test 2: PTB-XL v1.0.1 [10], recommended test fold 10, the first 300 records by ecg_id, lead II, 500 Hz. Paced records (102, 104, 107, 217) are excluded. The PSD weight, the FIR length slack and the EW-APE section count were selected on DS1 only (Table 13). For PTB-XL nothing was re-tuned: the locked rules were re-applied at 500 Hz with the MIT-BIH PSD (cross-dataset and cross-rate transfer).</w:t>
+        <w:t xml:space="preserve">, full 30-min MLII lead. Independent test 2: PTB-XL v1.0.1 [10], recommended test fold 10, the first 300 records by </w:t>
+      </w:r>
+      <w:proofErr w:type="spellStart"/>
+      <w:r>
+        <w:t>ecg_id</w:t>
+      </w:r>
+      <w:proofErr w:type="spellEnd"/>
+      <w:r>
+        <w:t>, lead II, 500 Hz. Paced records (102, 104, 107, 217) are excluded. The PSD weight, the FIR length slack and the EW-APE section count were selected on DS1 only (Table 13). For PTB-XL nothing was re-tuned: the locked rules were re-applied at 500 Hz with the MIT-BIH PSD (cross-dataset and cross-rate transfer).</w:t>
       </w:r>
     </w:p>
     <w:p>
@@ -3795,7 +3781,15 @@
         <w:t>Protocols.</w:t>
       </w:r>
       <w:r>
-        <w:t xml:space="preserve"> (i) </w:t>
+        <w:t xml:space="preserve"> (</w:t>
+      </w:r>
+      <w:proofErr w:type="spellStart"/>
+      <w:r>
+        <w:t>i</w:t>
+      </w:r>
+      <w:proofErr w:type="spellEnd"/>
+      <w:r>
+        <w:t xml:space="preserve">) </w:t>
       </w:r>
       <w:r>
         <w:rPr>
@@ -3822,10 +3816,55 @@
         <w:t>Synthetic ECG Monte-Carlo</w:t>
       </w:r>
       <w:r>
-        <w:t xml:space="preserve">: a sum-of-Gaussians beat model [11] is evaluated analytically, giving exact ground truth. 200 trials of 20 s are drawn with HR ~ U(50,120) bpm, QRS width scale ~ U(0.6,1.6), power-line amplitude ~ U(0.02,0.2) mV and EMG level ~ U(0.005,0.05) mV. Because the filters are linear, distortion (h∗s) and residual noise (h∗v) are measured separately. (iv) A QRS-sharpness sweep and a noise-level sweep. (v) Synthetic PPG with its own specification, with the PSD from disjoint development seeds. (vi) Step and impulse </w:t>
-      </w:r>
-      <w:r>
-        <w:t>transients.</w:t>
+        <w:t xml:space="preserve">: a sum-of-Gaussians beat model [11] is evaluated analytically, giving exact ground truth. 200 trials of 20 s are drawn with HR ~ </w:t>
+      </w:r>
+      <w:proofErr w:type="gramStart"/>
+      <w:r>
+        <w:t>U(</w:t>
+      </w:r>
+      <w:proofErr w:type="gramEnd"/>
+      <w:r>
+        <w:t xml:space="preserve">50,120) bpm, QRS width scale ~ </w:t>
+      </w:r>
+      <w:proofErr w:type="gramStart"/>
+      <w:r>
+        <w:t>U(</w:t>
+      </w:r>
+      <w:proofErr w:type="gramEnd"/>
+      <w:r>
+        <w:t xml:space="preserve">0.6,1.6), power-line amplitude ~ </w:t>
+      </w:r>
+      <w:proofErr w:type="gramStart"/>
+      <w:r>
+        <w:t>U(</w:t>
+      </w:r>
+      <w:proofErr w:type="gramEnd"/>
+      <w:r>
+        <w:t xml:space="preserve">0.02,0.2) mV and EMG level ~ </w:t>
+      </w:r>
+      <w:proofErr w:type="gramStart"/>
+      <w:r>
+        <w:t>U(</w:t>
+      </w:r>
+      <w:proofErr w:type="gramEnd"/>
+      <w:r>
+        <w:t>0.005,0.05) mV. Because the filters are linear, distortion (</w:t>
+      </w:r>
+      <w:proofErr w:type="spellStart"/>
+      <w:r>
+        <w:t>h∗s</w:t>
+      </w:r>
+      <w:proofErr w:type="spellEnd"/>
+      <w:r>
+        <w:t>) and residual noise (</w:t>
+      </w:r>
+      <w:proofErr w:type="spellStart"/>
+      <w:r>
+        <w:t>h∗v</w:t>
+      </w:r>
+      <w:proofErr w:type="spellEnd"/>
+      <w:r>
+        <w:t>) are measured separately. (iv) A QRS-sharpness sweep and a noise-level sweep. (v) Synthetic PPG with its own specification, with the PSD from disjoint development seeds. (vi) Step and impulse transients.</w:t>
       </w:r>
     </w:p>
     <w:p>
@@ -3840,7 +3879,11 @@
         <w:t>Metrics.</w:t>
       </w:r>
       <w:r>
-        <w:t xml:space="preserve"> PRD</w:t>
+        <w:t xml:space="preserve"> </w:t>
+      </w:r>
+      <w:proofErr w:type="spellStart"/>
+      <w:r>
+        <w:t>PRD</w:t>
       </w:r>
       <w:r>
         <w:rPr>
@@ -3848,8 +3891,13 @@
         </w:rPr>
         <w:t>nom</w:t>
       </w:r>
-      <w:r>
-        <w:t>: normalized PRD against the reference delayed by the filter's nominal latency τ̄</w:t>
+      <w:proofErr w:type="spellEnd"/>
+      <w:r>
+        <w:t xml:space="preserve">: normalized PRD against the reference delayed by the filter's nominal latency </w:t>
+      </w:r>
+      <w:proofErr w:type="spellStart"/>
+      <w:r>
+        <w:t>τ̄</w:t>
       </w:r>
       <w:r>
         <w:rPr>
@@ -3857,8 +3905,13 @@
         </w:rPr>
         <w:t>K</w:t>
       </w:r>
-      <w:r>
-        <w:t>. PRD</w:t>
+      <w:proofErr w:type="spellEnd"/>
+      <w:r>
+        <w:t xml:space="preserve">. </w:t>
+      </w:r>
+      <w:proofErr w:type="spellStart"/>
+      <w:r>
+        <w:t>PRD</w:t>
       </w:r>
       <w:r>
         <w:rPr>
@@ -3866,6 +3919,7 @@
         </w:rPr>
         <w:t>opt</w:t>
       </w:r>
+      <w:proofErr w:type="spellEnd"/>
       <w:r>
         <w:t>: the same at the best fractional delay, which isolates shape distortion. R-peak (or PPG systolic peak) timing error |t</w:t>
       </w:r>
@@ -3876,7 +3930,11 @@
         <w:t>out</w:t>
       </w:r>
       <w:r>
-        <w:t xml:space="preserve"> − t</w:t>
+        <w:t xml:space="preserve"> − </w:t>
+      </w:r>
+      <w:proofErr w:type="spellStart"/>
+      <w:r>
+        <w:t>t</w:t>
       </w:r>
       <w:r>
         <w:rPr>
@@ -3884,8 +3942,13 @@
         </w:rPr>
         <w:t>ref</w:t>
       </w:r>
-      <w:r>
-        <w:t xml:space="preserve"> − τ̄</w:t>
+      <w:proofErr w:type="spellEnd"/>
+      <w:r>
+        <w:t xml:space="preserve"> − </w:t>
+      </w:r>
+      <w:proofErr w:type="spellStart"/>
+      <w:r>
+        <w:t>τ̄</w:t>
       </w:r>
       <w:r>
         <w:rPr>
@@ -3893,8 +3956,29 @@
         </w:rPr>
         <w:t>K</w:t>
       </w:r>
-      <w:r>
-        <w:t>| and timing jitter, both after parabolic peak interpolation. Peak-amplitude error. ST-level error: the mean error 80–120 ms after R. Overshoot, settling and ringing. Frequency-domain metrics: passband deviation, attenuation, Δτ, E</w:t>
+      <w:proofErr w:type="spellEnd"/>
+      <w:r>
+        <w:t xml:space="preserve">| and timing jitter, both after parabolic peak interpolation. Peak-amplitude error. ST-level error: the mean error 80–120 </w:t>
+      </w:r>
+      <w:proofErr w:type="spellStart"/>
+      <w:r>
+        <w:t>ms</w:t>
+      </w:r>
+      <w:proofErr w:type="spellEnd"/>
+      <w:r>
+        <w:t xml:space="preserve"> after R. Overshoot, settling and ringing. Frequency-domain metrics: passband deviation, attenuation, </w:t>
+      </w:r>
+      <w:proofErr w:type="spellStart"/>
+      <w:r>
+        <w:t>Δτ</w:t>
+      </w:r>
+      <w:proofErr w:type="spellEnd"/>
+      <w:r>
+        <w:t xml:space="preserve">, </w:t>
+      </w:r>
+      <w:proofErr w:type="spellStart"/>
+      <w:r>
+        <w:t>E</w:t>
       </w:r>
       <w:r>
         <w:rPr>
@@ -3902,8 +3986,13 @@
         </w:rPr>
         <w:t>mag</w:t>
       </w:r>
-      <w:r>
-        <w:t>, E</w:t>
+      <w:proofErr w:type="spellEnd"/>
+      <w:r>
+        <w:t xml:space="preserve">, </w:t>
+      </w:r>
+      <w:proofErr w:type="spellStart"/>
+      <w:r>
+        <w:t>E</w:t>
       </w:r>
       <w:r>
         <w:rPr>
@@ -3911,8 +4000,13 @@
         </w:rPr>
         <w:t>φ</w:t>
       </w:r>
-      <w:r>
-        <w:t>, E</w:t>
+      <w:proofErr w:type="spellEnd"/>
+      <w:r>
+        <w:t xml:space="preserve">, </w:t>
+      </w:r>
+      <w:proofErr w:type="spellStart"/>
+      <w:r>
+        <w:t>E</w:t>
       </w:r>
       <w:r>
         <w:rPr>
@@ -3920,6 +4014,7 @@
         </w:rPr>
         <w:t>τg</w:t>
       </w:r>
+      <w:proofErr w:type="spellEnd"/>
       <w:r>
         <w:t xml:space="preserve">, operation count, and pole radius as a stability margin. </w:t>
       </w:r>
@@ -3930,7 +4025,15 @@
         <w:t>Statistics:</w:t>
       </w:r>
       <w:r>
-        <w:t xml:space="preserve"> medians [IQR] over records; paired Wilcoxon signed-rank tests of MO-LDFIR against each comparator with Holm correction within each (dataset, metric) family; bootstrap 95% CIs of the median paired difference (2000 resamples). The seed is 2026, and all parameters are in config/*.json.</w:t>
+        <w:t xml:space="preserve"> medians [IQR] over records; paired Wilcoxon signed-rank tests of MO-LDFIR against each comparator with Holm correction within each (dataset, metric) family; bootstrap 95% CIs of the median paired difference (2000 resamples). The seed is 2026, and all parameters are in config/*.</w:t>
+      </w:r>
+      <w:proofErr w:type="spellStart"/>
+      <w:r>
+        <w:t>json</w:t>
+      </w:r>
+      <w:proofErr w:type="spellEnd"/>
+      <w:r>
+        <w:t>.</w:t>
       </w:r>
     </w:p>
     <w:p>
@@ -3961,7 +4064,28 @@
         <w:rPr>
           <w:sz w:val="18"/>
         </w:rPr>
-        <w:t>Matched-specification ECG filter set (fs = 360 Hz). All designs satisfy the 0.5-dB/40-dB mask. * proposed. PRD</w:t>
+        <w:t xml:space="preserve">Matched-specification ECG filter set (fs = 360 Hz). All designs satisfy the 0.5-dB/40-dB mask. * </w:t>
+      </w:r>
+      <w:proofErr w:type="gramStart"/>
+      <w:r>
+        <w:rPr>
+          <w:sz w:val="18"/>
+        </w:rPr>
+        <w:t>proposed</w:t>
+      </w:r>
+      <w:proofErr w:type="gramEnd"/>
+      <w:r>
+        <w:rPr>
+          <w:sz w:val="18"/>
+        </w:rPr>
+        <w:t xml:space="preserve">. </w:t>
+      </w:r>
+      <w:proofErr w:type="spellStart"/>
+      <w:r>
+        <w:rPr>
+          <w:sz w:val="18"/>
+        </w:rPr>
+        <w:t>PRD</w:t>
       </w:r>
       <w:r>
         <w:rPr>
@@ -3970,6 +4094,7 @@
         </w:rPr>
         <w:t>pred</w:t>
       </w:r>
+      <w:proofErr w:type="spellEnd"/>
       <w:r>
         <w:rPr>
           <w:sz w:val="18"/>
@@ -4068,12 +4193,37 @@
             <w:shd w:val="clear" w:color="auto" w:fill="D9D9D9"/>
           </w:tcPr>
           <w:p>
+            <w:proofErr w:type="gramStart"/>
             <w:r>
               <w:rPr>
                 <w:b/>
                 <w:sz w:val="15"/>
               </w:rPr>
-              <w:t>τ(0) (smp)</w:t>
+              <w:t>τ(</w:t>
+            </w:r>
+            <w:proofErr w:type="gramEnd"/>
+            <w:r>
+              <w:rPr>
+                <w:b/>
+                <w:sz w:val="15"/>
+              </w:rPr>
+              <w:t>0) (</w:t>
+            </w:r>
+            <w:proofErr w:type="spellStart"/>
+            <w:r>
+              <w:rPr>
+                <w:b/>
+                <w:sz w:val="15"/>
+              </w:rPr>
+              <w:t>smp</w:t>
+            </w:r>
+            <w:proofErr w:type="spellEnd"/>
+            <w:r>
+              <w:rPr>
+                <w:b/>
+                <w:sz w:val="15"/>
+              </w:rPr>
+              <w:t>)</w:t>
             </w:r>
           </w:p>
         </w:tc>
@@ -4088,22 +4238,63 @@
                 <w:b/>
                 <w:sz w:val="15"/>
               </w:rPr>
-              <w:t>Latency τ̄</w:t>
-            </w:r>
+              <w:t xml:space="preserve">Latency </w:t>
+            </w:r>
+            <w:proofErr w:type="spellStart"/>
             <w:r>
               <w:rPr>
                 <w:b/>
                 <w:sz w:val="15"/>
+              </w:rPr>
+              <w:t>τ̄</w:t>
+            </w:r>
+            <w:r>
+              <w:rPr>
+                <w:b/>
+                <w:sz w:val="15"/>
                 <w:vertAlign w:val="subscript"/>
               </w:rPr>
               <w:t>K</w:t>
             </w:r>
+            <w:proofErr w:type="spellEnd"/>
             <w:r>
               <w:rPr>
                 <w:b/>
                 <w:sz w:val="15"/>
               </w:rPr>
-              <w:t xml:space="preserve"> (smp/ms)</w:t>
+              <w:t xml:space="preserve"> (</w:t>
+            </w:r>
+            <w:proofErr w:type="spellStart"/>
+            <w:r>
+              <w:rPr>
+                <w:b/>
+                <w:sz w:val="15"/>
+              </w:rPr>
+              <w:t>smp</w:t>
+            </w:r>
+            <w:proofErr w:type="spellEnd"/>
+            <w:r>
+              <w:rPr>
+                <w:b/>
+                <w:sz w:val="15"/>
+              </w:rPr>
+              <w:t>/</w:t>
+            </w:r>
+            <w:proofErr w:type="spellStart"/>
+            <w:r>
+              <w:rPr>
+                <w:b/>
+                <w:sz w:val="15"/>
+              </w:rPr>
+              <w:t>ms</w:t>
+            </w:r>
+            <w:proofErr w:type="spellEnd"/>
+            <w:r>
+              <w:rPr>
+                <w:b/>
+                <w:sz w:val="15"/>
+              </w:rPr>
+              <w:t>)</w:t>
             </w:r>
           </w:p>
         </w:tc>
@@ -4113,6 +4304,7 @@
             <w:shd w:val="clear" w:color="auto" w:fill="D9D9D9"/>
           </w:tcPr>
           <w:p>
+            <w:proofErr w:type="spellStart"/>
             <w:r>
               <w:rPr>
                 <w:b/>
@@ -4128,12 +4320,29 @@
               </w:rPr>
               <w:t>max</w:t>
             </w:r>
+            <w:proofErr w:type="spellEnd"/>
             <w:r>
               <w:rPr>
                 <w:b/>
                 <w:sz w:val="15"/>
               </w:rPr>
-              <w:t xml:space="preserve"> (ms)</w:t>
+              <w:t xml:space="preserve"> (</w:t>
+            </w:r>
+            <w:proofErr w:type="spellStart"/>
+            <w:r>
+              <w:rPr>
+                <w:b/>
+                <w:sz w:val="15"/>
+              </w:rPr>
+              <w:t>ms</w:t>
+            </w:r>
+            <w:proofErr w:type="spellEnd"/>
+            <w:r>
+              <w:rPr>
+                <w:b/>
+                <w:sz w:val="15"/>
+              </w:rPr>
+              <w:t>)</w:t>
             </w:r>
           </w:p>
         </w:tc>
@@ -4143,6 +4352,7 @@
             <w:shd w:val="clear" w:color="auto" w:fill="D9D9D9"/>
           </w:tcPr>
           <w:p>
+            <w:proofErr w:type="spellStart"/>
             <w:r>
               <w:rPr>
                 <w:b/>
@@ -4150,6 +4360,7 @@
               </w:rPr>
               <w:t>Δτ</w:t>
             </w:r>
+            <w:proofErr w:type="gramStart"/>
             <w:r>
               <w:rPr>
                 <w:b/>
@@ -4158,12 +4369,30 @@
               </w:rPr>
               <w:t>rms,W</w:t>
             </w:r>
+            <w:proofErr w:type="spellEnd"/>
+            <w:proofErr w:type="gramEnd"/>
             <w:r>
               <w:rPr>
                 <w:b/>
                 <w:sz w:val="15"/>
               </w:rPr>
-              <w:t xml:space="preserve"> (ms)</w:t>
+              <w:t xml:space="preserve"> (</w:t>
+            </w:r>
+            <w:proofErr w:type="spellStart"/>
+            <w:r>
+              <w:rPr>
+                <w:b/>
+                <w:sz w:val="15"/>
+              </w:rPr>
+              <w:t>ms</w:t>
+            </w:r>
+            <w:proofErr w:type="spellEnd"/>
+            <w:r>
+              <w:rPr>
+                <w:b/>
+                <w:sz w:val="15"/>
+              </w:rPr>
+              <w:t>)</w:t>
             </w:r>
           </w:p>
         </w:tc>
@@ -4173,6 +4402,7 @@
             <w:shd w:val="clear" w:color="auto" w:fill="D9D9D9"/>
           </w:tcPr>
           <w:p>
+            <w:proofErr w:type="spellStart"/>
             <w:r>
               <w:rPr>
                 <w:b/>
@@ -4188,6 +4418,7 @@
               </w:rPr>
               <w:t>τg</w:t>
             </w:r>
+            <w:proofErr w:type="spellEnd"/>
           </w:p>
         </w:tc>
         <w:tc>
@@ -4196,6 +4427,7 @@
             <w:shd w:val="clear" w:color="auto" w:fill="D9D9D9"/>
           </w:tcPr>
           <w:p>
+            <w:proofErr w:type="spellStart"/>
             <w:r>
               <w:rPr>
                 <w:b/>
@@ -4211,6 +4443,7 @@
               </w:rPr>
               <w:t>pred</w:t>
             </w:r>
+            <w:proofErr w:type="spellEnd"/>
             <w:r>
               <w:rPr>
                 <w:b/>
@@ -4226,12 +4459,21 @@
             <w:shd w:val="clear" w:color="auto" w:fill="D9D9D9"/>
           </w:tcPr>
           <w:p>
+            <w:proofErr w:type="spellStart"/>
             <w:r>
               <w:rPr>
                 <w:b/>
                 <w:sz w:val="15"/>
               </w:rPr>
-              <w:t>mult/add/states</w:t>
+              <w:t>mult</w:t>
+            </w:r>
+            <w:proofErr w:type="spellEnd"/>
+            <w:r>
+              <w:rPr>
+                <w:b/>
+                <w:sz w:val="15"/>
+              </w:rPr>
+              <w:t>/add/states</w:t>
             </w:r>
           </w:p>
         </w:tc>
@@ -4246,8 +4488,17 @@
                 <w:b/>
                 <w:sz w:val="15"/>
               </w:rPr>
-              <w:t>≤20 ms</w:t>
-            </w:r>
+              <w:t xml:space="preserve">≤20 </w:t>
+            </w:r>
+            <w:proofErr w:type="spellStart"/>
+            <w:r>
+              <w:rPr>
+                <w:b/>
+                <w:sz w:val="15"/>
+              </w:rPr>
+              <w:t>ms</w:t>
+            </w:r>
+            <w:proofErr w:type="spellEnd"/>
           </w:p>
         </w:tc>
       </w:tr>
@@ -4904,12 +5155,14 @@
             <w:tcW w:w="831" w:type="dxa"/>
           </w:tcPr>
           <w:p>
+            <w:proofErr w:type="spellStart"/>
             <w:r>
               <w:rPr>
                 <w:sz w:val="15"/>
               </w:rPr>
               <w:t>Ell+AP-flat</w:t>
             </w:r>
+            <w:proofErr w:type="spellEnd"/>
           </w:p>
         </w:tc>
         <w:tc>
@@ -5575,7 +5828,35 @@
         <w:jc w:val="both"/>
       </w:pPr>
       <w:r>
-        <w:t>All eight designs meet the identical magnitude mask (Fig. 1), so differences in morphology are due to phase alone. Only MP-FIR, Elliptic, LD-FIR-flat, MO-LDFIR and EW-APE meet the 20-ms budget. The LP-FIR needs 44.4 ms. The elliptic IIR is the cheapest design (9 multiplies) and has low latency (12.1 ms), but its group delay rises by 54.5 ms toward the band edge (Fig. 2c), and its phase deviates from linear by tens of degrees inside the passband (Fig. 2b). The classical equalizer (K = 3) reduces Δτ</w:t>
+        <w:t xml:space="preserve">All eight designs meet the identical magnitude mask (Fig. 1), so differences in morphology are due to phase alone. Only MP-FIR, Elliptic, LD-FIR-flat, MO-LDFIR and EW-APE meet the 20-ms budget. The LP-FIR needs 44.4 </w:t>
+      </w:r>
+      <w:proofErr w:type="spellStart"/>
+      <w:r>
+        <w:t>ms.</w:t>
+      </w:r>
+      <w:proofErr w:type="spellEnd"/>
+      <w:r>
+        <w:t xml:space="preserve"> The elliptic IIR is the cheapest design (9 multiplies) and has low latency (12.1 </w:t>
+      </w:r>
+      <w:proofErr w:type="spellStart"/>
+      <w:r>
+        <w:t>ms</w:t>
+      </w:r>
+      <w:proofErr w:type="spellEnd"/>
+      <w:r>
+        <w:t xml:space="preserve">), but its group delay rises by 54.5 </w:t>
+      </w:r>
+      <w:proofErr w:type="spellStart"/>
+      <w:r>
+        <w:t>ms</w:t>
+      </w:r>
+      <w:proofErr w:type="spellEnd"/>
+      <w:r>
+        <w:t xml:space="preserve"> toward the band edge (Fig. 2c), and its phase deviates from linear by tens of degrees inside the passband (Fig. 2b). The classical equalizer (K = 3) reduces </w:t>
+      </w:r>
+      <w:proofErr w:type="spellStart"/>
+      <w:r>
+        <w:t>Δτ</w:t>
       </w:r>
       <w:r>
         <w:rPr>
@@ -5583,8 +5864,37 @@
         </w:rPr>
         <w:t>max</w:t>
       </w:r>
-      <w:r>
-        <w:t xml:space="preserve"> to 22.3 ms but increases latency to 79.1 ms. MO-LDFIR stays within budget (19.45 ms) with Δτ</w:t>
+      <w:proofErr w:type="spellEnd"/>
+      <w:r>
+        <w:t xml:space="preserve"> to 22.3 </w:t>
+      </w:r>
+      <w:proofErr w:type="spellStart"/>
+      <w:r>
+        <w:t>ms</w:t>
+      </w:r>
+      <w:proofErr w:type="spellEnd"/>
+      <w:r>
+        <w:t xml:space="preserve"> but increases latency to 79.1 </w:t>
+      </w:r>
+      <w:proofErr w:type="spellStart"/>
+      <w:r>
+        <w:t>ms.</w:t>
+      </w:r>
+      <w:proofErr w:type="spellEnd"/>
+      <w:r>
+        <w:t xml:space="preserve"> MO-LDFIR stays within budget (19.45 </w:t>
+      </w:r>
+      <w:proofErr w:type="spellStart"/>
+      <w:r>
+        <w:t>ms</w:t>
+      </w:r>
+      <w:proofErr w:type="spellEnd"/>
+      <w:r>
+        <w:t xml:space="preserve">) with </w:t>
+      </w:r>
+      <w:proofErr w:type="spellStart"/>
+      <w:r>
+        <w:t>Δτ</w:t>
       </w:r>
       <w:r>
         <w:rPr>
@@ -5592,8 +5902,21 @@
         </w:rPr>
         <w:t>max</w:t>
       </w:r>
-      <w:r>
-        <w:t xml:space="preserve"> = 4.65 ms and the lowest E</w:t>
+      <w:proofErr w:type="spellEnd"/>
+      <w:r>
+        <w:t xml:space="preserve"> = 4.65 </w:t>
+      </w:r>
+      <w:proofErr w:type="spellStart"/>
+      <w:r>
+        <w:t>ms</w:t>
+      </w:r>
+      <w:proofErr w:type="spellEnd"/>
+      <w:r>
+        <w:t xml:space="preserve"> and the lowest </w:t>
+      </w:r>
+      <w:proofErr w:type="spellStart"/>
+      <w:r>
+        <w:t>E</w:t>
       </w:r>
       <w:r>
         <w:rPr>
@@ -5601,6 +5924,7 @@
         </w:rPr>
         <w:t>τg</w:t>
       </w:r>
+      <w:proofErr w:type="spellEnd"/>
       <w:r>
         <w:t xml:space="preserve"> of all designs (2.6e-04), at the price of 71 multiplies per sample.</w:t>
       </w:r>
@@ -5665,7 +5989,21 @@
         <w:rPr>
           <w:sz w:val="18"/>
         </w:rPr>
-        <w:t>Magnitude responses of the matched-spec set: (a) full band with the 40-dB stopband mask; (b) passband ripple against the ±δp mask. The grey band is the 40–60 Hz transition band.</w:t>
+        <w:t>Magnitude responses of the matched-spec set: (a) full band with the 40-dB stopband mask; (b) passband ripple against the ±</w:t>
+      </w:r>
+      <w:proofErr w:type="spellStart"/>
+      <w:r>
+        <w:rPr>
+          <w:sz w:val="18"/>
+        </w:rPr>
+        <w:t>δp</w:t>
+      </w:r>
+      <w:proofErr w:type="spellEnd"/>
+      <w:r>
+        <w:rPr>
+          <w:sz w:val="18"/>
+        </w:rPr>
+        <w:t xml:space="preserve"> mask. The grey band is the 40–60 Hz transition band.</w:t>
       </w:r>
     </w:p>
     <w:p>
@@ -5728,7 +6066,14 @@
         <w:rPr>
           <w:sz w:val="18"/>
         </w:rPr>
-        <w:t>(a) Unwrapped phase. (b) Deviation from linear phase φ(ω)+ωτ̄</w:t>
+        <w:t>(a) Unwrapped phase. (b) Deviation from linear phase φ(ω)+</w:t>
+      </w:r>
+      <w:proofErr w:type="spellStart"/>
+      <w:r>
+        <w:rPr>
+          <w:sz w:val="18"/>
+        </w:rPr>
+        <w:t>ωτ̄</w:t>
       </w:r>
       <w:r>
         <w:rPr>
@@ -5737,6 +6082,7 @@
         </w:rPr>
         <w:t>K</w:t>
       </w:r>
+      <w:proofErr w:type="spellEnd"/>
       <w:r>
         <w:rPr>
           <w:sz w:val="18"/>
@@ -5868,7 +6214,35 @@
         <w:rPr>
           <w:sz w:val="18"/>
         </w:rPr>
-        <w:t>Pole-zero maps; dotted rays mark ωp and ωs. MO-LDFIR is a non-minimum-phase FIR: 2 of its 70 zeros lie outside the unit circle (at z ≈ +1.78 and z ≈ −11.0, the latter indicated by an arrow), which is what allows a delay shorter than (N−1)/2. The all-pass poles of EW-APE under the budget are weak (small radius), because a strong section would exceed the latency budget.</w:t>
+        <w:t xml:space="preserve">Pole-zero maps; dotted rays mark </w:t>
+      </w:r>
+      <w:proofErr w:type="spellStart"/>
+      <w:r>
+        <w:rPr>
+          <w:sz w:val="18"/>
+        </w:rPr>
+        <w:t>ωp</w:t>
+      </w:r>
+      <w:proofErr w:type="spellEnd"/>
+      <w:r>
+        <w:rPr>
+          <w:sz w:val="18"/>
+        </w:rPr>
+        <w:t xml:space="preserve"> and </w:t>
+      </w:r>
+      <w:proofErr w:type="spellStart"/>
+      <w:r>
+        <w:rPr>
+          <w:sz w:val="18"/>
+        </w:rPr>
+        <w:t>ωs</w:t>
+      </w:r>
+      <w:proofErr w:type="spellEnd"/>
+      <w:r>
+        <w:rPr>
+          <w:sz w:val="18"/>
+        </w:rPr>
+        <w:t>. MO-LDFIR is a non-minimum-phase FIR: 2 of its 70 zeros lie outside the unit circle (at z ≈ +1.78 and z ≈ −11.0, the latter indicated by an arrow), which is what allows a delay shorter than (N−1)/2. The all-pass poles of EW-APE under the budget are weak (small radius), because a strong section would exceed the latency budget.</w:t>
       </w:r>
     </w:p>
     <w:p>
@@ -5947,7 +6321,21 @@
         <w:rPr>
           <w:sz w:val="18"/>
         </w:rPr>
-        <w:t>Transient behavior (step and impulse). Late IR energy is the fraction of impulse-response energy arriving &gt;30 ms after the energy centroid (ringing indicator).</w:t>
+        <w:t xml:space="preserve">Transient behavior (step and impulse). Late IR energy is the fraction of impulse-response energy arriving &gt;30 </w:t>
+      </w:r>
+      <w:proofErr w:type="spellStart"/>
+      <w:r>
+        <w:rPr>
+          <w:sz w:val="18"/>
+        </w:rPr>
+        <w:t>ms</w:t>
+      </w:r>
+      <w:proofErr w:type="spellEnd"/>
+      <w:r>
+        <w:rPr>
+          <w:sz w:val="18"/>
+        </w:rPr>
+        <w:t xml:space="preserve"> after the energy centroid (ringing indicator).</w:t>
       </w:r>
     </w:p>
     <w:tbl>
@@ -5996,7 +6384,23 @@
                 <w:b/>
                 <w:sz w:val="17"/>
               </w:rPr>
-              <w:t>50% delay (ms)</w:t>
+              <w:t>50% delay (</w:t>
+            </w:r>
+            <w:proofErr w:type="spellStart"/>
+            <w:r>
+              <w:rPr>
+                <w:b/>
+                <w:sz w:val="17"/>
+              </w:rPr>
+              <w:t>ms</w:t>
+            </w:r>
+            <w:proofErr w:type="spellEnd"/>
+            <w:r>
+              <w:rPr>
+                <w:b/>
+                <w:sz w:val="17"/>
+              </w:rPr>
+              <w:t>)</w:t>
             </w:r>
           </w:p>
         </w:tc>
@@ -6041,7 +6445,23 @@
                 <w:b/>
                 <w:sz w:val="17"/>
               </w:rPr>
-              <w:t>Rise 10–90 (ms)</w:t>
+              <w:t>Rise 10–90 (</w:t>
+            </w:r>
+            <w:proofErr w:type="spellStart"/>
+            <w:r>
+              <w:rPr>
+                <w:b/>
+                <w:sz w:val="17"/>
+              </w:rPr>
+              <w:t>ms</w:t>
+            </w:r>
+            <w:proofErr w:type="spellEnd"/>
+            <w:r>
+              <w:rPr>
+                <w:b/>
+                <w:sz w:val="17"/>
+              </w:rPr>
+              <w:t>)</w:t>
             </w:r>
           </w:p>
         </w:tc>
@@ -6056,7 +6476,23 @@
                 <w:b/>
                 <w:sz w:val="17"/>
               </w:rPr>
-              <w:t>Settling 2% (ms)</w:t>
+              <w:t>Settling 2% (</w:t>
+            </w:r>
+            <w:proofErr w:type="spellStart"/>
+            <w:r>
+              <w:rPr>
+                <w:b/>
+                <w:sz w:val="17"/>
+              </w:rPr>
+              <w:t>ms</w:t>
+            </w:r>
+            <w:proofErr w:type="spellEnd"/>
+            <w:r>
+              <w:rPr>
+                <w:b/>
+                <w:sz w:val="17"/>
+              </w:rPr>
+              <w:t>)</w:t>
             </w:r>
           </w:p>
         </w:tc>
@@ -6469,12 +6905,14 @@
             <w:tcW w:w="1425" w:type="dxa"/>
           </w:tcPr>
           <w:p>
+            <w:proofErr w:type="spellStart"/>
             <w:r>
               <w:rPr>
                 <w:sz w:val="17"/>
               </w:rPr>
               <w:t>Ell+AP-flat</w:t>
             </w:r>
+            <w:proofErr w:type="spellEnd"/>
           </w:p>
         </w:tc>
         <w:tc>
@@ -6918,7 +7356,14 @@
         <w:rPr>
           <w:sz w:val="18"/>
         </w:rPr>
-        <w:t>Pareto map of latency τ̄</w:t>
+        <w:t xml:space="preserve">Pareto map of latency </w:t>
+      </w:r>
+      <w:proofErr w:type="spellStart"/>
+      <w:r>
+        <w:rPr>
+          <w:sz w:val="18"/>
+        </w:rPr>
+        <w:t>τ̄</w:t>
       </w:r>
       <w:r>
         <w:rPr>
@@ -6927,6 +7372,7 @@
         </w:rPr>
         <w:t>K</w:t>
       </w:r>
+      <w:proofErr w:type="spellEnd"/>
       <w:r>
         <w:rPr>
           <w:sz w:val="18"/>
@@ -7226,6 +7672,7 @@
             <w:shd w:val="clear" w:color="auto" w:fill="D9D9D9"/>
           </w:tcPr>
           <w:p>
+            <w:proofErr w:type="spellStart"/>
             <w:r>
               <w:rPr>
                 <w:b/>
@@ -7233,6 +7680,7 @@
               </w:rPr>
               <w:t>Ell+AP-flat</w:t>
             </w:r>
+            <w:proofErr w:type="spellEnd"/>
           </w:p>
         </w:tc>
         <w:tc>
@@ -8062,7 +8510,21 @@
         <w:rPr>
           <w:sz w:val="18"/>
         </w:rPr>
-        <w:t>Minimum latency (ms) at which each family reaches a predicted PRD ≤ 3%, with multiplies/sample in parentheses. '–' means the family never reaches 3%.</w:t>
+        <w:t>Minimum latency (</w:t>
+      </w:r>
+      <w:proofErr w:type="spellStart"/>
+      <w:r>
+        <w:rPr>
+          <w:sz w:val="18"/>
+        </w:rPr>
+        <w:t>ms</w:t>
+      </w:r>
+      <w:proofErr w:type="spellEnd"/>
+      <w:r>
+        <w:rPr>
+          <w:sz w:val="18"/>
+        </w:rPr>
+        <w:t>) at which each family reaches a predicted PRD ≤ 3%, with multiplies/sample in parentheses. '–' means the family never reaches 3%.</w:t>
       </w:r>
     </w:p>
     <w:tbl>
@@ -8152,6 +8614,7 @@
             <w:shd w:val="clear" w:color="auto" w:fill="D9D9D9"/>
           </w:tcPr>
           <w:p>
+            <w:proofErr w:type="spellStart"/>
             <w:r>
               <w:rPr>
                 <w:b/>
@@ -8159,6 +8622,7 @@
               </w:rPr>
               <w:t>Ell+AP-flat</w:t>
             </w:r>
+            <w:proofErr w:type="spellEnd"/>
           </w:p>
         </w:tc>
         <w:tc>
@@ -8989,10 +9453,40 @@
         <w:rPr>
           <w:b/>
         </w:rPr>
-        <w:t>(i) Budgets below the IIR/minimum-phase limit.</w:t>
-      </w:r>
-      <w:r>
-        <w:t xml:space="preserve"> At the base specification, nothing meets the mask below 9.5 ms (MP-FIR). Between that and about 17 ms only MP-FIR, the elliptic IIR and a weakly equalized IIR are feasible, all with PRD ≈ 7–10%. In this regime latency is bought with distortion, and no architecture can avoid it. </w:t>
+        <w:t>(</w:t>
+      </w:r>
+      <w:proofErr w:type="spellStart"/>
+      <w:r>
+        <w:rPr>
+          <w:b/>
+        </w:rPr>
+        <w:t>i</w:t>
+      </w:r>
+      <w:proofErr w:type="spellEnd"/>
+      <w:r>
+        <w:rPr>
+          <w:b/>
+        </w:rPr>
+        <w:t>) Budgets below the IIR/minimum-phase limit.</w:t>
+      </w:r>
+      <w:r>
+        <w:t xml:space="preserve"> At the base specification, nothing meets the mask below 9.5 </w:t>
+      </w:r>
+      <w:proofErr w:type="spellStart"/>
+      <w:r>
+        <w:t>ms</w:t>
+      </w:r>
+      <w:proofErr w:type="spellEnd"/>
+      <w:r>
+        <w:t xml:space="preserve"> (MP-FIR). Between that and about 17 </w:t>
+      </w:r>
+      <w:proofErr w:type="spellStart"/>
+      <w:r>
+        <w:t>ms</w:t>
+      </w:r>
+      <w:proofErr w:type="spellEnd"/>
+      <w:r>
+        <w:t xml:space="preserve"> only MP-FIR, the elliptic IIR and a weakly equalized IIR are feasible, all with PRD ≈ 7–10%. In this regime latency is bought with distortion, and no architecture can avoid it. </w:t>
       </w:r>
       <w:r>
         <w:rPr>
@@ -9001,7 +9495,23 @@
         <w:t>(ii) Moderate budgets.</w:t>
       </w:r>
       <w:r>
-        <w:t xml:space="preserve"> Once the budget admits a low-delay FIR, MO-LDFIR dominates every other family. Within 20 ms it reaches 1.78%, 2.54% and 3.02% for 30/40/50 dB, against 7.5/9.6/9.4% for the best equalized IIR. The budget sweep (Fig. 9) shows that MO-LDFIR at the LP-FIR's own latency (44 ms) is </w:t>
+        <w:t xml:space="preserve"> Once the budget admits a low-delay FIR, MO-LDFIR dominates every other family. Within 20 </w:t>
+      </w:r>
+      <w:proofErr w:type="spellStart"/>
+      <w:r>
+        <w:t>ms</w:t>
+      </w:r>
+      <w:proofErr w:type="spellEnd"/>
+      <w:r>
+        <w:t xml:space="preserve"> it reaches 1.78%, 2.54% and 3.02% for 30/40/50 dB, against 7.5/9.6/9.4% for the best equalized IIR. The budget sweep (Fig. 9) shows that MO-LDFIR at the LP-FIR's own latency (44 </w:t>
+      </w:r>
+      <w:proofErr w:type="spellStart"/>
+      <w:r>
+        <w:t>ms</w:t>
+      </w:r>
+      <w:proofErr w:type="spellEnd"/>
+      <w:r>
+        <w:t xml:space="preserve">) is </w:t>
       </w:r>
       <w:r>
         <w:rPr>
@@ -9019,7 +9529,23 @@
         <w:t>(iii) Demanding specifications.</w:t>
       </w:r>
       <w:r>
-        <w:t xml:space="preserve"> At 60 dB, or with 10- and 5-Hz transition widths, the minimum latency of a mask-compliant low-delay FIR rises to 28, 36 and 64 ms, so no FIR meets 20 ms. Here only the IIR families are feasible, and attenuation can be traded for latency only by accepting their phase distortion (Fig. 8).</w:t>
+        <w:t xml:space="preserve"> At 60 dB, or with 10- and 5-Hz transition widths, the minimum latency of a mask-compliant low-delay FIR rises to 28, 36 and 64 </w:t>
+      </w:r>
+      <w:proofErr w:type="spellStart"/>
+      <w:r>
+        <w:t>ms</w:t>
+      </w:r>
+      <w:proofErr w:type="spellEnd"/>
+      <w:r>
+        <w:t xml:space="preserve">, so no FIR meets 20 </w:t>
+      </w:r>
+      <w:proofErr w:type="spellStart"/>
+      <w:r>
+        <w:t>ms.</w:t>
+      </w:r>
+      <w:proofErr w:type="spellEnd"/>
+      <w:r>
+        <w:t xml:space="preserve"> Here only the IIR families are feasible, and attenuation can be traded for latency only by accepting their phase distortion (Fig. 8).</w:t>
       </w:r>
     </w:p>
     <w:p>
@@ -9034,10 +9560,47 @@
         <w:t>Cost.</w:t>
       </w:r>
       <w:r>
-        <w:t xml:space="preserve"> The FIR advantage is paid for in arithmetic. To reach PRD ≤ 3% at TW = 5 Hz, MO-LDFIR needs 249 multiplies/sample at 64 ms. EW-APE needs 23 at 84 ms, and the classical flat equalizer 27 at 108 ms. Of the 35 classical-equalizer designs in the sweep, 34 are dominated by an EW-APE design (equal or lower PRD at lower latency), because the EW-APE objective spends delay only where signal energy makes it worthwhile. The exception is the K = 5 flat equalizer at TW = 5 Hz (2.7% at 131 ms), which lies beyond the K ≤</w:t>
-      </w:r>
-      <w:r>
-        <w:t xml:space="preserve"> 3 range swept for EW-APE. Equalized IIRs are therefore the cost-efficient choice when the transition band is narrow and a latency of about 77–84 ms (EW-APE at TW = 5–10 Hz) is tolerable. One baseline failure is reported for transparency: at TW = 5 Hz the minimum-phase factor of the 119-tap LP-FIR fails the mask, because root-finding a degree-118 polynomial is numerically ill-conditioned. A cepstral or optimization-based spectral factorization would be needed there.</w:t>
+        <w:t xml:space="preserve"> The FIR advantage is paid for in arithmetic. To reach PRD ≤ 3% at TW = 5 Hz, MO-LDFIR needs 249 multiplies/sample at 64 </w:t>
+      </w:r>
+      <w:proofErr w:type="spellStart"/>
+      <w:r>
+        <w:t>ms.</w:t>
+      </w:r>
+      <w:proofErr w:type="spellEnd"/>
+      <w:r>
+        <w:t xml:space="preserve"> EW-APE needs 23 at 84 </w:t>
+      </w:r>
+      <w:proofErr w:type="spellStart"/>
+      <w:r>
+        <w:t>ms</w:t>
+      </w:r>
+      <w:proofErr w:type="spellEnd"/>
+      <w:r>
+        <w:t xml:space="preserve">, and the classical flat equalizer 27 at 108 </w:t>
+      </w:r>
+      <w:proofErr w:type="spellStart"/>
+      <w:r>
+        <w:t>ms.</w:t>
+      </w:r>
+      <w:proofErr w:type="spellEnd"/>
+      <w:r>
+        <w:t xml:space="preserve"> Of the 35 classical-equalizer designs in the sweep, 34 are dominated by an EW-APE design (equal or lower PRD at lower latency), because the EW-APE objective spends delay only where signal energy makes it worthwhile. The exception is the K = 5 flat equalizer at TW = 5 Hz (2.7% at 131 </w:t>
+      </w:r>
+      <w:proofErr w:type="spellStart"/>
+      <w:r>
+        <w:t>ms</w:t>
+      </w:r>
+      <w:proofErr w:type="spellEnd"/>
+      <w:r>
+        <w:t xml:space="preserve">), which lies beyond the K ≤ 3 range swept for EW-APE. Equalized IIRs are therefore the cost-efficient choice when the transition band is narrow and a latency of about 77–84 </w:t>
+      </w:r>
+      <w:proofErr w:type="spellStart"/>
+      <w:r>
+        <w:t>ms</w:t>
+      </w:r>
+      <w:proofErr w:type="spellEnd"/>
+      <w:r>
+        <w:t xml:space="preserve"> (EW-APE at TW = 5–10 Hz) is tolerable. One baseline failure is reported for transparency: at TW = 5 Hz the minimum-phase factor of the 119-tap LP-FIR fails the mask, because root-finding a degree-118 polynomial is numerically ill-conditioned. A cepstral or optimization-based spectral factorization would be needed there.</w:t>
       </w:r>
     </w:p>
     <w:p>
@@ -9103,6 +9666,7 @@
             <w:shd w:val="clear" w:color="auto" w:fill="D9D9D9"/>
           </w:tcPr>
           <w:p>
+            <w:proofErr w:type="spellStart"/>
             <w:r>
               <w:rPr>
                 <w:b/>
@@ -9118,6 +9682,7 @@
               </w:rPr>
               <w:t>opt</w:t>
             </w:r>
+            <w:proofErr w:type="spellEnd"/>
             <w:r>
               <w:rPr>
                 <w:b/>
@@ -9133,6 +9698,7 @@
             <w:shd w:val="clear" w:color="auto" w:fill="D9D9D9"/>
           </w:tcPr>
           <w:p>
+            <w:proofErr w:type="spellStart"/>
             <w:r>
               <w:rPr>
                 <w:b/>
@@ -9148,6 +9714,7 @@
               </w:rPr>
               <w:t>nom</w:t>
             </w:r>
+            <w:proofErr w:type="spellEnd"/>
             <w:r>
               <w:rPr>
                 <w:b/>
@@ -9168,7 +9735,39 @@
                 <w:b/>
                 <w:sz w:val="15"/>
               </w:rPr>
-              <w:t>R timing err. (ms)</w:t>
+              <w:t xml:space="preserve">R timing </w:t>
+            </w:r>
+            <w:proofErr w:type="gramStart"/>
+            <w:r>
+              <w:rPr>
+                <w:b/>
+                <w:sz w:val="15"/>
+              </w:rPr>
+              <w:t>err</w:t>
+            </w:r>
+            <w:proofErr w:type="gramEnd"/>
+            <w:r>
+              <w:rPr>
+                <w:b/>
+                <w:sz w:val="15"/>
+              </w:rPr>
+              <w:t>. (</w:t>
+            </w:r>
+            <w:proofErr w:type="spellStart"/>
+            <w:r>
+              <w:rPr>
+                <w:b/>
+                <w:sz w:val="15"/>
+              </w:rPr>
+              <w:t>ms</w:t>
+            </w:r>
+            <w:proofErr w:type="spellEnd"/>
+            <w:r>
+              <w:rPr>
+                <w:b/>
+                <w:sz w:val="15"/>
+              </w:rPr>
+              <w:t>)</w:t>
             </w:r>
           </w:p>
         </w:tc>
@@ -9198,7 +9797,23 @@
                 <w:b/>
                 <w:sz w:val="15"/>
               </w:rPr>
-              <w:t>ST err. (µV)</w:t>
+              <w:t xml:space="preserve">ST </w:t>
+            </w:r>
+            <w:proofErr w:type="gramStart"/>
+            <w:r>
+              <w:rPr>
+                <w:b/>
+                <w:sz w:val="15"/>
+              </w:rPr>
+              <w:t>err</w:t>
+            </w:r>
+            <w:proofErr w:type="gramEnd"/>
+            <w:r>
+              <w:rPr>
+                <w:b/>
+                <w:sz w:val="15"/>
+              </w:rPr>
+              <w:t>. (µV)</w:t>
             </w:r>
           </w:p>
         </w:tc>
@@ -9544,12 +10159,14 @@
             <w:tcW w:w="1662" w:type="dxa"/>
           </w:tcPr>
           <w:p>
+            <w:proofErr w:type="spellStart"/>
             <w:r>
               <w:rPr>
                 <w:sz w:val="15"/>
               </w:rPr>
               <w:t>Ell+AP-flat</w:t>
             </w:r>
+            <w:proofErr w:type="spellEnd"/>
           </w:p>
         </w:tc>
         <w:tc>
@@ -9879,7 +10496,11 @@
         <w:jc w:val="both"/>
       </w:pPr>
       <w:r>
-        <w:t>On synthetic data with exact ground truth, MO-LDFIR has the lowest distortion (PRD</w:t>
+        <w:t>On synthetic data with exact ground truth, MO-LDFIR has the lowest distortion (</w:t>
+      </w:r>
+      <w:proofErr w:type="spellStart"/>
+      <w:r>
+        <w:t>PRD</w:t>
       </w:r>
       <w:r>
         <w:rPr>
@@ -9887,6 +10508,7 @@
         </w:rPr>
         <w:t>opt</w:t>
       </w:r>
+      <w:proofErr w:type="spellEnd"/>
       <w:r>
         <w:t xml:space="preserve"> 1.38% against 2.36% for the LP-FIR and 3.65% for the elliptic IIR). The noise reduction of the matched-spec filters is similar (17.0–18.3 dB median), confirming that the magnitude specifications are matched. The IIRs reject slightly more because their transition bands are steeper than required. </w:t>
       </w:r>
@@ -9897,7 +10519,11 @@
         <w:t>The QRS-sharpness sweep (Fig. 10a) reveals the failure regime of the proposed design.</w:t>
       </w:r>
       <w:r>
-        <w:t xml:space="preserve"> For very narrow QRS complexes (width scale 0.5, σ</w:t>
+        <w:t xml:space="preserve"> For very narrow QRS complexes (width scale 0.5, </w:t>
+      </w:r>
+      <w:proofErr w:type="spellStart"/>
+      <w:r>
+        <w:t>σ</w:t>
       </w:r>
       <w:r>
         <w:rPr>
@@ -9905,8 +10531,17 @@
         </w:rPr>
         <w:t>R</w:t>
       </w:r>
-      <w:r>
-        <w:t xml:space="preserve"> = 5 ms) the energy moves toward the band edge, where the low-delay FIR's phase error is largest. There MO-LDFIR reaches 7.8% against 2.9% for the LP-FIR, although it still outperforms the IIR and MP-FIR (23.2% and 16.5%). The PSD weight is only optimal for the spectrum it was designed for.</w:t>
+      <w:proofErr w:type="spellEnd"/>
+      <w:r>
+        <w:t xml:space="preserve"> = 5 </w:t>
+      </w:r>
+      <w:proofErr w:type="spellStart"/>
+      <w:r>
+        <w:t>ms</w:t>
+      </w:r>
+      <w:proofErr w:type="spellEnd"/>
+      <w:r>
+        <w:t>) the energy moves toward the band edge, where the low-delay FIR's phase error is largest. There MO-LDFIR reaches 7.8% against 2.9% for the LP-FIR, although it still outperforms the IIR and MP-FIR (23.2% and 16.5%). The PSD weight is only optimal for the spectrum it was designed for.</w:t>
       </w:r>
     </w:p>
     <w:p>
@@ -10052,7 +10687,23 @@
                 <w:b/>
                 <w:sz w:val="15"/>
               </w:rPr>
-              <w:t>Latency (ms)</w:t>
+              <w:t>Latency (</w:t>
+            </w:r>
+            <w:proofErr w:type="spellStart"/>
+            <w:r>
+              <w:rPr>
+                <w:b/>
+                <w:sz w:val="15"/>
+              </w:rPr>
+              <w:t>ms</w:t>
+            </w:r>
+            <w:proofErr w:type="spellEnd"/>
+            <w:r>
+              <w:rPr>
+                <w:b/>
+                <w:sz w:val="15"/>
+              </w:rPr>
+              <w:t>)</w:t>
             </w:r>
           </w:p>
         </w:tc>
@@ -10062,6 +10713,7 @@
             <w:shd w:val="clear" w:color="auto" w:fill="D9D9D9"/>
           </w:tcPr>
           <w:p>
+            <w:proofErr w:type="spellStart"/>
             <w:r>
               <w:rPr>
                 <w:b/>
@@ -10077,6 +10729,7 @@
               </w:rPr>
               <w:t>opt</w:t>
             </w:r>
+            <w:proofErr w:type="spellEnd"/>
             <w:r>
               <w:rPr>
                 <w:b/>
@@ -10092,6 +10745,7 @@
             <w:shd w:val="clear" w:color="auto" w:fill="D9D9D9"/>
           </w:tcPr>
           <w:p>
+            <w:proofErr w:type="spellStart"/>
             <w:r>
               <w:rPr>
                 <w:b/>
@@ -10107,6 +10761,7 @@
               </w:rPr>
               <w:t>nom</w:t>
             </w:r>
+            <w:proofErr w:type="spellEnd"/>
             <w:r>
               <w:rPr>
                 <w:b/>
@@ -10127,7 +10782,39 @@
                 <w:b/>
                 <w:sz w:val="15"/>
               </w:rPr>
-              <w:t>R timing err. (ms)</w:t>
+              <w:t xml:space="preserve">R timing </w:t>
+            </w:r>
+            <w:proofErr w:type="gramStart"/>
+            <w:r>
+              <w:rPr>
+                <w:b/>
+                <w:sz w:val="15"/>
+              </w:rPr>
+              <w:t>err</w:t>
+            </w:r>
+            <w:proofErr w:type="gramEnd"/>
+            <w:r>
+              <w:rPr>
+                <w:b/>
+                <w:sz w:val="15"/>
+              </w:rPr>
+              <w:t>. (</w:t>
+            </w:r>
+            <w:proofErr w:type="spellStart"/>
+            <w:r>
+              <w:rPr>
+                <w:b/>
+                <w:sz w:val="15"/>
+              </w:rPr>
+              <w:t>ms</w:t>
+            </w:r>
+            <w:proofErr w:type="spellEnd"/>
+            <w:r>
+              <w:rPr>
+                <w:b/>
+                <w:sz w:val="15"/>
+              </w:rPr>
+              <w:t>)</w:t>
             </w:r>
           </w:p>
         </w:tc>
@@ -10157,7 +10844,23 @@
                 <w:b/>
                 <w:sz w:val="15"/>
               </w:rPr>
-              <w:t>ST err. (µV)</w:t>
+              <w:t xml:space="preserve">ST </w:t>
+            </w:r>
+            <w:proofErr w:type="gramStart"/>
+            <w:r>
+              <w:rPr>
+                <w:b/>
+                <w:sz w:val="15"/>
+              </w:rPr>
+              <w:t>err</w:t>
+            </w:r>
+            <w:proofErr w:type="gramEnd"/>
+            <w:r>
+              <w:rPr>
+                <w:b/>
+                <w:sz w:val="15"/>
+              </w:rPr>
+              <w:t>. (µV)</w:t>
             </w:r>
           </w:p>
         </w:tc>
@@ -10167,6 +10870,7 @@
             <w:shd w:val="clear" w:color="auto" w:fill="D9D9D9"/>
           </w:tcPr>
           <w:p>
+            <w:proofErr w:type="spellStart"/>
             <w:r>
               <w:rPr>
                 <w:b/>
@@ -10182,6 +10886,7 @@
               </w:rPr>
               <w:t>nom</w:t>
             </w:r>
+            <w:proofErr w:type="spellEnd"/>
             <w:r>
               <w:rPr>
                 <w:b/>
@@ -10637,12 +11342,14 @@
             <w:tcW w:w="1246" w:type="dxa"/>
           </w:tcPr>
           <w:p>
+            <w:proofErr w:type="spellStart"/>
             <w:r>
               <w:rPr>
                 <w:sz w:val="15"/>
               </w:rPr>
               <w:t>Ell+AP-flat</w:t>
             </w:r>
+            <w:proofErr w:type="spellEnd"/>
           </w:p>
         </w:tc>
         <w:tc>
@@ -11129,16 +11836,25 @@
                 <w:b/>
                 <w:sz w:val="15"/>
               </w:rPr>
-              <w:t>DS2 PRD</w:t>
-            </w:r>
+              <w:t xml:space="preserve">DS2 </w:t>
+            </w:r>
+            <w:proofErr w:type="spellStart"/>
             <w:r>
               <w:rPr>
                 <w:b/>
                 <w:sz w:val="15"/>
+              </w:rPr>
+              <w:t>PRD</w:t>
+            </w:r>
+            <w:r>
+              <w:rPr>
+                <w:b/>
+                <w:sz w:val="15"/>
                 <w:vertAlign w:val="subscript"/>
               </w:rPr>
               <w:t>opt</w:t>
             </w:r>
+            <w:proofErr w:type="spellEnd"/>
             <w:r>
               <w:rPr>
                 <w:b/>
@@ -11174,16 +11890,25 @@
                 <w:b/>
                 <w:sz w:val="15"/>
               </w:rPr>
-              <w:t>DS2 stress PRD</w:t>
-            </w:r>
+              <w:t xml:space="preserve">DS2 stress </w:t>
+            </w:r>
+            <w:proofErr w:type="spellStart"/>
             <w:r>
               <w:rPr>
                 <w:b/>
                 <w:sz w:val="15"/>
+              </w:rPr>
+              <w:t>PRD</w:t>
+            </w:r>
+            <w:r>
+              <w:rPr>
+                <w:b/>
+                <w:sz w:val="15"/>
                 <w:vertAlign w:val="subscript"/>
               </w:rPr>
               <w:t>nom</w:t>
             </w:r>
+            <w:proofErr w:type="spellEnd"/>
             <w:r>
               <w:rPr>
                 <w:b/>
@@ -11204,16 +11929,25 @@
                 <w:b/>
                 <w:sz w:val="15"/>
               </w:rPr>
-              <w:t>PTB-XL PRD</w:t>
-            </w:r>
+              <w:t xml:space="preserve">PTB-XL </w:t>
+            </w:r>
+            <w:proofErr w:type="spellStart"/>
             <w:r>
               <w:rPr>
                 <w:b/>
                 <w:sz w:val="15"/>
+              </w:rPr>
+              <w:t>PRD</w:t>
+            </w:r>
+            <w:r>
+              <w:rPr>
+                <w:b/>
+                <w:sz w:val="15"/>
                 <w:vertAlign w:val="subscript"/>
               </w:rPr>
               <w:t>opt</w:t>
             </w:r>
+            <w:proofErr w:type="spellEnd"/>
             <w:r>
               <w:rPr>
                 <w:b/>
@@ -11513,12 +12247,14 @@
             <w:tcW w:w="1994" w:type="dxa"/>
           </w:tcPr>
           <w:p>
+            <w:proofErr w:type="spellStart"/>
             <w:r>
               <w:rPr>
                 <w:sz w:val="15"/>
               </w:rPr>
               <w:t>Ell+AP-flat</w:t>
             </w:r>
+            <w:proofErr w:type="spellEnd"/>
           </w:p>
         </w:tc>
         <w:tc>
@@ -11726,7 +12462,11 @@
         <w:jc w:val="both"/>
       </w:pPr>
       <w:r>
-        <w:t>On held-out patients, MO-LDFIR is significantly better than every other filter that meets the latency budget for both shape (PRD</w:t>
+        <w:t>On held-out patients, MO-LDFIR is significantly better than every other filter that meets the latency budget for both shape (</w:t>
+      </w:r>
+      <w:proofErr w:type="spellStart"/>
+      <w:r>
+        <w:t>PRD</w:t>
       </w:r>
       <w:r>
         <w:rPr>
@@ -11734,8 +12474,13 @@
         </w:rPr>
         <w:t>opt</w:t>
       </w:r>
-      <w:r>
-        <w:t>) and ST level. Against the Elliptic IIR the median paired PRD reduction is 5.49 percentage points, and against the budget-constrained EW-APE it is 5.19 pp (both p</w:t>
+      <w:proofErr w:type="spellEnd"/>
+      <w:r>
+        <w:t xml:space="preserve">) and ST level. Against the Elliptic IIR the median paired PRD reduction is 5.49 percentage points, and against the budget-constrained EW-APE it is 5.19 pp (both </w:t>
+      </w:r>
+      <w:proofErr w:type="spellStart"/>
+      <w:r>
+        <w:t>p</w:t>
       </w:r>
       <w:r>
         <w:rPr>
@@ -11743,8 +12488,21 @@
         </w:rPr>
         <w:t>Holm</w:t>
       </w:r>
-      <w:r>
-        <w:t xml:space="preserve"> &lt; 0.001). Against the LP-FIR, which takes 44 ms, the PRD difference is -0.42 pp (p</w:t>
+      <w:proofErr w:type="spellEnd"/>
+      <w:r>
+        <w:t xml:space="preserve"> &lt; 0.001). Against the LP-FIR, which takes 44 </w:t>
+      </w:r>
+      <w:proofErr w:type="spellStart"/>
+      <w:r>
+        <w:t>ms</w:t>
+      </w:r>
+      <w:proofErr w:type="spellEnd"/>
+      <w:r>
+        <w:t>, the PRD difference is -0.42 pp (</w:t>
+      </w:r>
+      <w:proofErr w:type="spellStart"/>
+      <w:r>
+        <w:t>p</w:t>
       </w:r>
       <w:r>
         <w:rPr>
@@ -11752,15 +12510,29 @@
         </w:rPr>
         <w:t>Holm</w:t>
       </w:r>
+      <w:proofErr w:type="spellEnd"/>
       <w:r>
         <w:t xml:space="preserve"> = 0.105). The most striking result is the ST level: 0.84 µV against 3.65 µV for the LP-FIR. The mechanism follows from Eq. (1). The PSD weight concentrates accuracy where the ECG energy is, </w:t>
       </w:r>
       <w:r>
         <w:lastRenderedPageBreak/>
-        <w:t>near DC, so MO-LDFIR's low-frequency gain is very close to 1. The equiripple LP-FIR spends its full δp = 2.9% ripple budget there, which scales slow ST-segment levels. The LP-FIR keeps the smallest R-peak timing error, as expected from its exactly constant delay. Under the stress protocol, residual in-band noise dominat</w:t>
-      </w:r>
-      <w:r>
-        <w:t>es and MO-LDFIR and LP-FIR become statistically indistinguishable in PRD, while MO-LDFIR retains the ST advantage.</w:t>
+        <w:t xml:space="preserve">near DC, so MO-LDFIR's low-frequency gain is very close to 1. The </w:t>
+      </w:r>
+      <w:proofErr w:type="spellStart"/>
+      <w:r>
+        <w:t>equiripple</w:t>
+      </w:r>
+      <w:proofErr w:type="spellEnd"/>
+      <w:r>
+        <w:t xml:space="preserve"> LP-FIR spends its full </w:t>
+      </w:r>
+      <w:proofErr w:type="spellStart"/>
+      <w:r>
+        <w:t>δp</w:t>
+      </w:r>
+      <w:proofErr w:type="spellEnd"/>
+      <w:r>
+        <w:t xml:space="preserve"> = 2.9% ripple budget there, which scales slow ST-segment levels. The LP-FIR keeps the smallest R-peak timing error, as expected from its exactly constant delay. Under the stress protocol, residual in-band noise dominates and MO-LDFIR and LP-FIR become statistically indistinguishable in PRD, while MO-LDFIR retains the ST advantage.</w:t>
       </w:r>
     </w:p>
     <w:p>
@@ -11910,7 +12682,21 @@
         <w:rPr>
           <w:sz w:val="18"/>
         </w:rPr>
-        <w:t>PTB-XL fold 10 (300 records, lead II). Filters were redesigned at 500 Hz from the same physical specification and locked rules. LD-FIR-flat's kernel-weighted latency (20.2 ms) slightly exceeds the budget at 500 Hz: its uniform weighting does not control the group delay where the latency kernel K(ν) is largest.</w:t>
+        <w:t xml:space="preserve">PTB-XL fold 10 (300 records, lead II). Filters were redesigned at 500 Hz from the same physical specification and locked rules. LD-FIR-flat's kernel-weighted latency (20.2 </w:t>
+      </w:r>
+      <w:proofErr w:type="spellStart"/>
+      <w:r>
+        <w:rPr>
+          <w:sz w:val="18"/>
+        </w:rPr>
+        <w:t>ms</w:t>
+      </w:r>
+      <w:proofErr w:type="spellEnd"/>
+      <w:r>
+        <w:rPr>
+          <w:sz w:val="18"/>
+        </w:rPr>
+        <w:t>) slightly exceeds the budget at 500 Hz: its uniform weighting does not control the group delay where the latency kernel K(ν) is largest.</w:t>
       </w:r>
     </w:p>
     <w:tbl>
@@ -11959,7 +12745,23 @@
                 <w:b/>
                 <w:sz w:val="15"/>
               </w:rPr>
-              <w:t>Latency (ms)</w:t>
+              <w:t>Latency (</w:t>
+            </w:r>
+            <w:proofErr w:type="spellStart"/>
+            <w:r>
+              <w:rPr>
+                <w:b/>
+                <w:sz w:val="15"/>
+              </w:rPr>
+              <w:t>ms</w:t>
+            </w:r>
+            <w:proofErr w:type="spellEnd"/>
+            <w:r>
+              <w:rPr>
+                <w:b/>
+                <w:sz w:val="15"/>
+              </w:rPr>
+              <w:t>)</w:t>
             </w:r>
           </w:p>
         </w:tc>
@@ -11969,6 +12771,7 @@
             <w:shd w:val="clear" w:color="auto" w:fill="D9D9D9"/>
           </w:tcPr>
           <w:p>
+            <w:proofErr w:type="spellStart"/>
             <w:r>
               <w:rPr>
                 <w:b/>
@@ -11976,6 +12779,7 @@
               </w:rPr>
               <w:t>mult</w:t>
             </w:r>
+            <w:proofErr w:type="spellEnd"/>
           </w:p>
         </w:tc>
         <w:tc>
@@ -11984,6 +12788,7 @@
             <w:shd w:val="clear" w:color="auto" w:fill="D9D9D9"/>
           </w:tcPr>
           <w:p>
+            <w:proofErr w:type="spellStart"/>
             <w:r>
               <w:rPr>
                 <w:b/>
@@ -11999,6 +12804,7 @@
               </w:rPr>
               <w:t>opt</w:t>
             </w:r>
+            <w:proofErr w:type="spellEnd"/>
             <w:r>
               <w:rPr>
                 <w:b/>
@@ -12019,7 +12825,39 @@
                 <w:b/>
                 <w:sz w:val="15"/>
               </w:rPr>
-              <w:t>R timing err. (ms)</w:t>
+              <w:t xml:space="preserve">R timing </w:t>
+            </w:r>
+            <w:proofErr w:type="gramStart"/>
+            <w:r>
+              <w:rPr>
+                <w:b/>
+                <w:sz w:val="15"/>
+              </w:rPr>
+              <w:t>err</w:t>
+            </w:r>
+            <w:proofErr w:type="gramEnd"/>
+            <w:r>
+              <w:rPr>
+                <w:b/>
+                <w:sz w:val="15"/>
+              </w:rPr>
+              <w:t>. (</w:t>
+            </w:r>
+            <w:proofErr w:type="spellStart"/>
+            <w:r>
+              <w:rPr>
+                <w:b/>
+                <w:sz w:val="15"/>
+              </w:rPr>
+              <w:t>ms</w:t>
+            </w:r>
+            <w:proofErr w:type="spellEnd"/>
+            <w:r>
+              <w:rPr>
+                <w:b/>
+                <w:sz w:val="15"/>
+              </w:rPr>
+              <w:t>)</w:t>
             </w:r>
           </w:p>
         </w:tc>
@@ -12049,7 +12887,23 @@
                 <w:b/>
                 <w:sz w:val="15"/>
               </w:rPr>
-              <w:t>ST err. (µV)</w:t>
+              <w:t xml:space="preserve">ST </w:t>
+            </w:r>
+            <w:proofErr w:type="gramStart"/>
+            <w:r>
+              <w:rPr>
+                <w:b/>
+                <w:sz w:val="15"/>
+              </w:rPr>
+              <w:t>err</w:t>
+            </w:r>
+            <w:proofErr w:type="gramEnd"/>
+            <w:r>
+              <w:rPr>
+                <w:b/>
+                <w:sz w:val="15"/>
+              </w:rPr>
+              <w:t>. (µV)</w:t>
             </w:r>
           </w:p>
         </w:tc>
@@ -12447,12 +13301,14 @@
             <w:tcW w:w="1425" w:type="dxa"/>
           </w:tcPr>
           <w:p>
+            <w:proofErr w:type="spellStart"/>
             <w:r>
               <w:rPr>
                 <w:sz w:val="15"/>
               </w:rPr>
               <w:t>Ell+AP-flat</w:t>
             </w:r>
+            <w:proofErr w:type="spellEnd"/>
           </w:p>
         </w:tc>
         <w:tc>
@@ -12834,7 +13690,19 @@
         <w:jc w:val="both"/>
       </w:pPr>
       <w:r>
-        <w:t>The ranking transfers to a different dataset, sampling rate and patient population without any re-tuning. MO-LDFIR (N = 85, 20.0 ms) is again the best latency-compliant design (2.54% against 11.18% for the elliptic IIR and 7.77% for the MP-FIR), and it has the lowest ST error. Here the 45-ms LP-FIR is better in shape by 0.63 pp (p</w:t>
+        <w:t xml:space="preserve">The ranking transfers to a different dataset, sampling rate and patient population without any re-tuning. MO-LDFIR (N = 85, 20.0 </w:t>
+      </w:r>
+      <w:proofErr w:type="spellStart"/>
+      <w:r>
+        <w:t>ms</w:t>
+      </w:r>
+      <w:proofErr w:type="spellEnd"/>
+      <w:r>
+        <w:t>) is again the best latency-compliant design (2.54% against 11.18% for the elliptic IIR and 7.77% for the MP-FIR), and it has the lowest ST error. Here the 45-ms LP-FIR is better in shape by 0.63 pp (</w:t>
+      </w:r>
+      <w:proofErr w:type="spellStart"/>
+      <w:r>
+        <w:t>p</w:t>
       </w:r>
       <w:r>
         <w:rPr>
@@ -12842,6 +13710,7 @@
         </w:rPr>
         <w:t>Holm</w:t>
       </w:r>
+      <w:proofErr w:type="spellEnd"/>
       <w:r>
         <w:t xml:space="preserve"> &lt; 0.001; better on 79% of records). This is a genuine latency-morphology trade-off. A plausible but untested explanation is a spectral mismatch between the MIT-BIH-derived weight and the PTB-XL lead-II population; the QRS-sharpness sweep (Fig. 10a) shows that MO-LDFIR's advantage shrinks when signal energy moves toward the band edge.</w:t>
       </w:r>
@@ -12866,7 +13735,21 @@
         <w:rPr>
           <w:sz w:val="18"/>
         </w:rPr>
-        <w:t>Synthetic PPG (200 trials) under the PPG specification (fs = 125 Hz, 0–8 Hz, ≥40 dB above 12 Hz, budget 80 ms).</w:t>
+        <w:t xml:space="preserve">Synthetic PPG (200 trials) under the PPG specification (fs = 125 Hz, 0–8 Hz, ≥40 dB above 12 Hz, budget 80 </w:t>
+      </w:r>
+      <w:proofErr w:type="spellStart"/>
+      <w:r>
+        <w:rPr>
+          <w:sz w:val="18"/>
+        </w:rPr>
+        <w:t>ms</w:t>
+      </w:r>
+      <w:proofErr w:type="spellEnd"/>
+      <w:r>
+        <w:rPr>
+          <w:sz w:val="18"/>
+        </w:rPr>
+        <w:t>).</w:t>
       </w:r>
     </w:p>
     <w:tbl>
@@ -12914,7 +13797,23 @@
                 <w:b/>
                 <w:sz w:val="15"/>
               </w:rPr>
-              <w:t>Latency (ms)</w:t>
+              <w:t>Latency (</w:t>
+            </w:r>
+            <w:proofErr w:type="spellStart"/>
+            <w:r>
+              <w:rPr>
+                <w:b/>
+                <w:sz w:val="15"/>
+              </w:rPr>
+              <w:t>ms</w:t>
+            </w:r>
+            <w:proofErr w:type="spellEnd"/>
+            <w:r>
+              <w:rPr>
+                <w:b/>
+                <w:sz w:val="15"/>
+              </w:rPr>
+              <w:t>)</w:t>
             </w:r>
           </w:p>
         </w:tc>
@@ -12924,6 +13823,7 @@
             <w:shd w:val="clear" w:color="auto" w:fill="D9D9D9"/>
           </w:tcPr>
           <w:p>
+            <w:proofErr w:type="spellStart"/>
             <w:r>
               <w:rPr>
                 <w:b/>
@@ -12931,6 +13831,7 @@
               </w:rPr>
               <w:t>mult</w:t>
             </w:r>
+            <w:proofErr w:type="spellEnd"/>
           </w:p>
         </w:tc>
         <w:tc>
@@ -12939,6 +13840,7 @@
             <w:shd w:val="clear" w:color="auto" w:fill="D9D9D9"/>
           </w:tcPr>
           <w:p>
+            <w:proofErr w:type="spellStart"/>
             <w:r>
               <w:rPr>
                 <w:b/>
@@ -12954,6 +13856,7 @@
               </w:rPr>
               <w:t>opt</w:t>
             </w:r>
+            <w:proofErr w:type="spellEnd"/>
             <w:r>
               <w:rPr>
                 <w:b/>
@@ -12974,7 +13877,39 @@
                 <w:b/>
                 <w:sz w:val="15"/>
               </w:rPr>
-              <w:t>Systolic-peak timing err. (ms)</w:t>
+              <w:t xml:space="preserve">Systolic-peak timing </w:t>
+            </w:r>
+            <w:proofErr w:type="gramStart"/>
+            <w:r>
+              <w:rPr>
+                <w:b/>
+                <w:sz w:val="15"/>
+              </w:rPr>
+              <w:t>err</w:t>
+            </w:r>
+            <w:proofErr w:type="gramEnd"/>
+            <w:r>
+              <w:rPr>
+                <w:b/>
+                <w:sz w:val="15"/>
+              </w:rPr>
+              <w:t>. (</w:t>
+            </w:r>
+            <w:proofErr w:type="spellStart"/>
+            <w:r>
+              <w:rPr>
+                <w:b/>
+                <w:sz w:val="15"/>
+              </w:rPr>
+              <w:t>ms</w:t>
+            </w:r>
+            <w:proofErr w:type="spellEnd"/>
+            <w:r>
+              <w:rPr>
+                <w:b/>
+                <w:sz w:val="15"/>
+              </w:rPr>
+              <w:t>)</w:t>
             </w:r>
           </w:p>
         </w:tc>
@@ -13335,12 +14270,14 @@
             <w:tcW w:w="1662" w:type="dxa"/>
           </w:tcPr>
           <w:p>
+            <w:proofErr w:type="spellStart"/>
             <w:r>
               <w:rPr>
                 <w:sz w:val="15"/>
               </w:rPr>
               <w:t>Ell+AP-flat</w:t>
             </w:r>
+            <w:proofErr w:type="spellEnd"/>
           </w:p>
         </w:tc>
         <w:tc>
@@ -13670,7 +14607,15 @@
         <w:jc w:val="both"/>
       </w:pPr>
       <w:r>
-        <w:t>For the narrower relative transition band of the PPG specification, the LP-FIR needs 224 ms, nearly three times the budget. MO-LDFIR meets the budget with 1.62% shape error against 6.49% for the elliptic IIR. The cost grows to 137 multiplies per sample, against 9 for the IIR: a narrow transition band makes every FIR expensive (Sec. 7).</w:t>
+        <w:t xml:space="preserve">For the narrower relative transition band of the PPG specification, the LP-FIR needs 224 </w:t>
+      </w:r>
+      <w:proofErr w:type="spellStart"/>
+      <w:r>
+        <w:t>ms</w:t>
+      </w:r>
+      <w:proofErr w:type="spellEnd"/>
+      <w:r>
+        <w:t>, nearly three times the budget. MO-LDFIR meets the budget with 1.62% shape error against 6.49% for the elliptic IIR. The cost grows to 137 multiplies per sample, against 9 for the IIR: a narrow transition band makes every FIR expensive (Sec. 7).</w:t>
       </w:r>
     </w:p>
     <w:p>
@@ -13820,7 +14765,23 @@
                 <w:b/>
                 <w:sz w:val="15"/>
               </w:rPr>
-              <w:t>Latency (ms)</w:t>
+              <w:t>Latency (</w:t>
+            </w:r>
+            <w:proofErr w:type="spellStart"/>
+            <w:r>
+              <w:rPr>
+                <w:b/>
+                <w:sz w:val="15"/>
+              </w:rPr>
+              <w:t>ms</w:t>
+            </w:r>
+            <w:proofErr w:type="spellEnd"/>
+            <w:r>
+              <w:rPr>
+                <w:b/>
+                <w:sz w:val="15"/>
+              </w:rPr>
+              <w:t>)</w:t>
             </w:r>
           </w:p>
         </w:tc>
@@ -13830,6 +14791,7 @@
             <w:shd w:val="clear" w:color="auto" w:fill="D9D9D9"/>
           </w:tcPr>
           <w:p>
+            <w:proofErr w:type="spellStart"/>
             <w:r>
               <w:rPr>
                 <w:b/>
@@ -13845,6 +14807,7 @@
               </w:rPr>
               <w:t>τg</w:t>
             </w:r>
+            <w:proofErr w:type="spellEnd"/>
           </w:p>
         </w:tc>
         <w:tc>
@@ -13853,6 +14816,7 @@
             <w:shd w:val="clear" w:color="auto" w:fill="D9D9D9"/>
           </w:tcPr>
           <w:p>
+            <w:proofErr w:type="spellStart"/>
             <w:r>
               <w:rPr>
                 <w:b/>
@@ -13868,6 +14832,7 @@
               </w:rPr>
               <w:t>pred</w:t>
             </w:r>
+            <w:proofErr w:type="spellEnd"/>
             <w:r>
               <w:rPr>
                 <w:b/>
@@ -13888,16 +14853,25 @@
                 <w:b/>
                 <w:sz w:val="15"/>
               </w:rPr>
-              <w:t>DS2 PRD</w:t>
-            </w:r>
+              <w:t xml:space="preserve">DS2 </w:t>
+            </w:r>
+            <w:proofErr w:type="spellStart"/>
             <w:r>
               <w:rPr>
                 <w:b/>
                 <w:sz w:val="15"/>
+              </w:rPr>
+              <w:t>PRD</w:t>
+            </w:r>
+            <w:r>
+              <w:rPr>
+                <w:b/>
+                <w:sz w:val="15"/>
                 <w:vertAlign w:val="subscript"/>
               </w:rPr>
               <w:t>opt</w:t>
             </w:r>
+            <w:proofErr w:type="spellEnd"/>
             <w:r>
               <w:rPr>
                 <w:b/>
@@ -14170,7 +15144,14 @@
               <w:rPr>
                 <w:sz w:val="15"/>
               </w:rPr>
-              <w:t>without length slack (N = N</w:t>
+              <w:t xml:space="preserve">without length slack (N = </w:t>
+            </w:r>
+            <w:proofErr w:type="spellStart"/>
+            <w:r>
+              <w:rPr>
+                <w:sz w:val="15"/>
+              </w:rPr>
+              <w:t>N</w:t>
             </w:r>
             <w:r>
               <w:rPr>
@@ -14179,6 +15160,7 @@
               </w:rPr>
               <w:t>min</w:t>
             </w:r>
+            <w:proofErr w:type="spellEnd"/>
             <w:r>
               <w:rPr>
                 <w:sz w:val="15"/>
@@ -14861,7 +15843,11 @@
         <w:t>synthetic</w:t>
       </w:r>
       <w:r>
-        <w:t xml:space="preserve"> ECG model instead of real DS1 ECG costs little (1.65%), so an approximate spectral model suffices. Removing the length slack (N = N</w:t>
+        <w:t xml:space="preserve"> ECG model instead of real DS1 ECG costs little (1.65%), so an approximate spectral model suffices. Removing the length slack (N = </w:t>
+      </w:r>
+      <w:proofErr w:type="spellStart"/>
+      <w:r>
+        <w:t>N</w:t>
       </w:r>
       <w:r>
         <w:rPr>
@@ -14869,6 +15855,7 @@
         </w:rPr>
         <w:t>min</w:t>
       </w:r>
+      <w:proofErr w:type="spellEnd"/>
       <w:r>
         <w:t>) gives 1.87%: at the minimum feasible length the constraints leave almost no freedom for the objective. The PSD floor matters moderately (1.37% at 10⁻⁴, 2.04% at 10⁻²). A high floor flattens the weight toward the uniform design. The floor of 10⁻³ was fixed a priori and not tuned on test data.</w:t>
       </w:r>
@@ -14885,10 +15872,7 @@
         <w:t>All-pass criteria (K = 2, no latency bound).</w:t>
       </w:r>
       <w:r>
-        <w:t xml:space="preserve"> The exact morphology criterion of EW-APE gives the lowest error (3.08%). The PSD-weighted group-delay variance (3.09%) and the derived kernel surrogate (3.20%) come next, and the classical flat criterion is worst (3.70%), while also adding the most latency. The kernel surrogate is the cheapest to evaluate, because the group delay of an all-pass section is analytic, but it is a bound and therefore conservative. Our smoothed-minimax (p = 16) implementation of the classical minimax criterion converged to a po</w:t>
-      </w:r>
-      <w:r>
-        <w:t>or local optimum (14.2%). We report it as an implementation limitation of that baseline, not as evidence against minimax equalization in general.</w:t>
+        <w:t xml:space="preserve"> The exact morphology criterion of EW-APE gives the lowest error (3.08%). The PSD-weighted group-delay variance (3.09%) and the derived kernel surrogate (3.20%) come next, and the classical flat criterion is worst (3.70%), while also adding the most latency. The kernel surrogate is the cheapest to evaluate, because the group delay of an all-pass section is analytic, but it is a bound and therefore conservative. Our smoothed-minimax (p = 16) implementation of the classical minimax criterion converged to a poor local optimum (14.2%). We report it as an implementation limitation of that baseline, not as evidence against minimax equalization in general.</w:t>
       </w:r>
     </w:p>
     <w:p>
@@ -14911,7 +15895,21 @@
         <w:rPr>
           <w:sz w:val="18"/>
         </w:rPr>
-        <w:t>Stopband attenuation (dB) after coefficient quantization (FIR: shared exponent; IIR: Q2.(B−2) per section). The float64 design is the high-precision reference.</w:t>
+        <w:t>Stopband attenuation (dB) after coefficient quantization (FIR: shared exponent; IIR: Q</w:t>
+      </w:r>
+      <w:proofErr w:type="gramStart"/>
+      <w:r>
+        <w:rPr>
+          <w:sz w:val="18"/>
+        </w:rPr>
+        <w:t>2.(</w:t>
+      </w:r>
+      <w:proofErr w:type="gramEnd"/>
+      <w:r>
+        <w:rPr>
+          <w:sz w:val="18"/>
+        </w:rPr>
+        <w:t>B−2) per section). The float64 design is the high-precision reference.</w:t>
       </w:r>
     </w:p>
     <w:tbl>
@@ -14959,8 +15957,17 @@
                 <w:b/>
                 <w:sz w:val="15"/>
               </w:rPr>
-              <w:t>10 bit</w:t>
-            </w:r>
+              <w:t xml:space="preserve">10 </w:t>
+            </w:r>
+            <w:proofErr w:type="gramStart"/>
+            <w:r>
+              <w:rPr>
+                <w:b/>
+                <w:sz w:val="15"/>
+              </w:rPr>
+              <w:t>bit</w:t>
+            </w:r>
+            <w:proofErr w:type="gramEnd"/>
           </w:p>
         </w:tc>
         <w:tc>
@@ -14974,8 +15981,17 @@
                 <w:b/>
                 <w:sz w:val="15"/>
               </w:rPr>
-              <w:t>12 bit</w:t>
-            </w:r>
+              <w:t xml:space="preserve">12 </w:t>
+            </w:r>
+            <w:proofErr w:type="gramStart"/>
+            <w:r>
+              <w:rPr>
+                <w:b/>
+                <w:sz w:val="15"/>
+              </w:rPr>
+              <w:t>bit</w:t>
+            </w:r>
+            <w:proofErr w:type="gramEnd"/>
           </w:p>
         </w:tc>
         <w:tc>
@@ -14989,8 +16005,17 @@
                 <w:b/>
                 <w:sz w:val="15"/>
               </w:rPr>
-              <w:t>16 bit</w:t>
-            </w:r>
+              <w:t xml:space="preserve">16 </w:t>
+            </w:r>
+            <w:proofErr w:type="gramStart"/>
+            <w:r>
+              <w:rPr>
+                <w:b/>
+                <w:sz w:val="15"/>
+              </w:rPr>
+              <w:t>bit</w:t>
+            </w:r>
+            <w:proofErr w:type="gramEnd"/>
           </w:p>
         </w:tc>
         <w:tc>
@@ -15004,8 +16029,17 @@
                 <w:b/>
                 <w:sz w:val="15"/>
               </w:rPr>
-              <w:t>24 bit</w:t>
-            </w:r>
+              <w:t xml:space="preserve">24 </w:t>
+            </w:r>
+            <w:proofErr w:type="gramStart"/>
+            <w:r>
+              <w:rPr>
+                <w:b/>
+                <w:sz w:val="15"/>
+              </w:rPr>
+              <w:t>bit</w:t>
+            </w:r>
+            <w:proofErr w:type="gramEnd"/>
           </w:p>
         </w:tc>
         <w:tc>
@@ -15365,12 +16399,14 @@
             <w:tcW w:w="1662" w:type="dxa"/>
           </w:tcPr>
           <w:p>
+            <w:proofErr w:type="spellStart"/>
             <w:r>
               <w:rPr>
                 <w:sz w:val="15"/>
               </w:rPr>
               <w:t>Ell+AP-flat</w:t>
             </w:r>
+            <w:proofErr w:type="spellEnd"/>
           </w:p>
         </w:tc>
         <w:tc>
@@ -15773,13 +16809,31 @@
         <w:t>stopband</w:t>
       </w:r>
       <w:r>
-        <w:t xml:space="preserve"> attenuation even with 10-bit coefficients (40.1 dB). However, the minimum-order elliptic filter sits exactly on the passband-ripple limit with zero margin, so any rounding violates the mask. At 16 bits, Elliptic, Ell+AP-flat and EW-APE exceed the ripple tolerance by 0.6–1.3% of δp, which is a very small but formal violation. At 16 bits all the FIRs pass (LP-FIR, MP-FIR, LD-FIR-flat and MO-LDFIR). At 12 bits LP-FIR, LD-FIR-flat and MO-LDFIR lose stopband attenuation, while the MP-FIR still meets the mask (4</w:t>
-      </w:r>
-      <w:r>
-        <w:t>0.1 dB). MO-LDFIR drops to 39.4 dB, because the SOCP optimum lies on the attenuation constraint with only ~0.2 dB margin and 71 taps accumulate rounding error. The LP-FIR drops to 39.95 dB. The predicted PRD at 16 bits is unchanged to within 0.031 pp for every design. The lesson is architecture-independent: designs placed exactly on a constraint by an optimizer or by minimum-order formulas need explicit margin before quantization. Margin can come from a tightened ripple or stopband target, or from quantizat</w:t>
-      </w:r>
-      <w:r>
-        <w:t>ion-aware constraints; neither was evaluated here.</w:t>
+        <w:t xml:space="preserve"> attenuation even with 10-bit coefficients (40.1 dB). However, the minimum-order elliptic filter sits exactly on the passband-ripple limit with zero margin, so any rounding violates the mask. At 16 bits, Elliptic, </w:t>
+      </w:r>
+      <w:proofErr w:type="spellStart"/>
+      <w:r>
+        <w:t>Ell+AP-flat</w:t>
+      </w:r>
+      <w:proofErr w:type="spellEnd"/>
+      <w:r>
+        <w:t xml:space="preserve"> and EW-APE exceed the ripple tolerance by 0.6–1.3% of </w:t>
+      </w:r>
+      <w:proofErr w:type="spellStart"/>
+      <w:r>
+        <w:t>δp</w:t>
+      </w:r>
+      <w:proofErr w:type="spellEnd"/>
+      <w:r>
+        <w:t xml:space="preserve">, which is a very small but formal violation. At 16 bits all the FIRs pass (LP-FIR, MP-FIR, LD-FIR-flat and MO-LDFIR). At 12 bits LP-FIR, LD-FIR-flat and MO-LDFIR lose stopband attenuation, while the MP-FIR still meets the mask (40.1 dB). MO-LDFIR drops to 39.4 dB, because the SOCP optimum lies on the attenuation constraint with only ~0.2 dB margin and 71 taps accumulate rounding error. The LP-FIR drops to 39.95 </w:t>
+      </w:r>
+      <w:proofErr w:type="spellStart"/>
+      <w:r>
+        <w:t>dB.</w:t>
+      </w:r>
+      <w:proofErr w:type="spellEnd"/>
+      <w:r>
+        <w:t xml:space="preserve"> The predicted PRD at 16 bits is unchanged to within 0.031 pp for every design. The lesson is architecture-independent: designs placed exactly on a constraint by an optimizer or by minimum-order formulas need explicit margin before quantization. Margin can come from a tightened ripple or stopband target, or from quantization-aware constraints; neither was evaluated here.</w:t>
       </w:r>
     </w:p>
     <w:p>
@@ -15985,7 +17039,14 @@
               <w:rPr>
                 <w:sz w:val="16"/>
               </w:rPr>
-              <w:t>Lowest PRD among compliant filters on DS2, PTB-XL and PPG and lowest ST error on DS2 and PTB-XL (p</w:t>
+              <w:t>Lowest PRD among compliant filters on DS2, PTB-XL and PPG and lowest ST error on DS2 and PTB-XL (</w:t>
+            </w:r>
+            <w:proofErr w:type="spellStart"/>
+            <w:r>
+              <w:rPr>
+                <w:sz w:val="16"/>
+              </w:rPr>
+              <w:t>p</w:t>
             </w:r>
             <w:r>
               <w:rPr>
@@ -15994,6 +17055,7 @@
               </w:rPr>
               <w:t>Holm</w:t>
             </w:r>
+            <w:proofErr w:type="spellEnd"/>
             <w:r>
               <w:rPr>
                 <w:sz w:val="16"/>
@@ -16060,7 +17122,21 @@
               <w:rPr>
                 <w:sz w:val="16"/>
               </w:rPr>
-              <w:t>Narrow transition / high attenuation, latency tolerance ≈ 77–84 ms, tight arithmetic budget</w:t>
+              <w:t xml:space="preserve">Narrow transition / high attenuation, latency tolerance ≈ 77–84 </w:t>
+            </w:r>
+            <w:proofErr w:type="spellStart"/>
+            <w:r>
+              <w:rPr>
+                <w:sz w:val="16"/>
+              </w:rPr>
+              <w:t>ms</w:t>
+            </w:r>
+            <w:proofErr w:type="spellEnd"/>
+            <w:r>
+              <w:rPr>
+                <w:sz w:val="16"/>
+              </w:rPr>
+              <w:t>, tight arithmetic budget</w:t>
             </w:r>
           </w:p>
         </w:tc>
@@ -16086,7 +17162,35 @@
               <w:rPr>
                 <w:sz w:val="16"/>
               </w:rPr>
-              <w:t>Reaches PRD ≤ 3% at TW = 5–10 Hz with 21–23 multiplies, vs 117–249 for MO-LDFIR (36–64 ms) and 31–60 for the LP-FIR (85–164 ms); dominates 34 of 35 classical-equalizer designs</w:t>
+              <w:t xml:space="preserve">Reaches PRD ≤ 3% at TW = 5–10 Hz with 21–23 multiplies, vs 117–249 for MO-LDFIR (36–64 </w:t>
+            </w:r>
+            <w:proofErr w:type="spellStart"/>
+            <w:r>
+              <w:rPr>
+                <w:sz w:val="16"/>
+              </w:rPr>
+              <w:t>ms</w:t>
+            </w:r>
+            <w:proofErr w:type="spellEnd"/>
+            <w:r>
+              <w:rPr>
+                <w:sz w:val="16"/>
+              </w:rPr>
+              <w:t xml:space="preserve">) and 31–60 for the LP-FIR (85–164 </w:t>
+            </w:r>
+            <w:proofErr w:type="spellStart"/>
+            <w:r>
+              <w:rPr>
+                <w:sz w:val="16"/>
+              </w:rPr>
+              <w:t>ms</w:t>
+            </w:r>
+            <w:proofErr w:type="spellEnd"/>
+            <w:r>
+              <w:rPr>
+                <w:sz w:val="16"/>
+              </w:rPr>
+              <w:t>); dominates 34 of 35 classical-equalizer designs</w:t>
             </w:r>
           </w:p>
         </w:tc>
@@ -16104,7 +17208,21 @@
               <w:rPr>
                 <w:sz w:val="16"/>
               </w:rPr>
-              <w:t>Budget below the low-delay-FIR limit (≈ 17 ms at the base spec)</w:t>
+              <w:t xml:space="preserve">Budget below the low-delay-FIR limit (≈ 17 </w:t>
+            </w:r>
+            <w:proofErr w:type="spellStart"/>
+            <w:r>
+              <w:rPr>
+                <w:sz w:val="16"/>
+              </w:rPr>
+              <w:t>ms</w:t>
+            </w:r>
+            <w:proofErr w:type="spellEnd"/>
+            <w:r>
+              <w:rPr>
+                <w:sz w:val="16"/>
+              </w:rPr>
+              <w:t xml:space="preserve"> at the base spec)</w:t>
             </w:r>
           </w:p>
         </w:tc>
@@ -16245,7 +17363,19 @@
         <w:t>accumulated</w:t>
       </w:r>
       <w:r>
-        <w:t xml:space="preserve"> phase error weighted by signal energy (Eqs. 3–5), not by the peak group-delay deviation. The elliptic IIR's large band-edge Δτ</w:t>
+        <w:t xml:space="preserve"> phase error weighted by signal energy (</w:t>
+      </w:r>
+      <w:proofErr w:type="spellStart"/>
+      <w:r>
+        <w:t>Eqs</w:t>
+      </w:r>
+      <w:proofErr w:type="spellEnd"/>
+      <w:r>
+        <w:t xml:space="preserve">. 3–5), not by the peak group-delay deviation. The elliptic IIR's large band-edge </w:t>
+      </w:r>
+      <w:proofErr w:type="spellStart"/>
+      <w:r>
+        <w:t>Δτ</w:t>
       </w:r>
       <w:r>
         <w:rPr>
@@ -16253,6 +17383,7 @@
         </w:rPr>
         <w:t>max</w:t>
       </w:r>
+      <w:proofErr w:type="spellEnd"/>
       <w:r>
         <w:t xml:space="preserve"> matters less than its passband phase curvature, while the classical equalizer, which flattens group delay uniformly, wastes delay correcting a region with little signal energy. Second, an all-pass section can only </w:t>
       </w:r>
@@ -16316,7 +17447,15 @@
         <w:spacing w:after="40"/>
       </w:pPr>
       <w:r>
-        <w:t>MO-LDFIR is optimal for the PSD it was designed with. Mismatched spectra (very sharp QRS, paced beats, pediatric ECG) degrade it (Fig. 10a, PSD-mismatch ablation). In those cases a linear-phase FIR is the safe choice if its latency is acceptable.</w:t>
+        <w:t xml:space="preserve">MO-LDFIR is optimal for the PSD it was designed with. Mismatched spectra (very sharp QRS, paced beats, pediatric ECG) degrade it (Fig. 10a, PSD-mismatch ablation). In those </w:t>
+      </w:r>
+      <w:proofErr w:type="gramStart"/>
+      <w:r>
+        <w:t>cases</w:t>
+      </w:r>
+      <w:proofErr w:type="gramEnd"/>
+      <w:r>
+        <w:t xml:space="preserve"> a linear-phase FIR is the safe choice if its latency is acceptable.</w:t>
       </w:r>
     </w:p>
     <w:p>
@@ -16369,7 +17508,11 @@
         <w:jc w:val="both"/>
       </w:pPr>
       <w:r>
-        <w:t>We compared linear-phase FIR, minimum-phase FIR, classical IIR and phase-equalized IIR filters under exactly matched magnitude specifications and an explicit latency budget. The derived morphology-error model defines the J = αE</w:t>
+        <w:t>We compared linear-phase FIR, minimum-phase FIR, classical IIR and phase-equalized IIR filters under exactly matched magnitude specifications and an explicit latency budget. The derived morphology-error model defines the J = α</w:t>
+      </w:r>
+      <w:proofErr w:type="spellStart"/>
+      <w:r>
+        <w:t>E</w:t>
       </w:r>
       <w:r>
         <w:rPr>
@@ -16377,8 +17520,13 @@
         </w:rPr>
         <w:t>mag</w:t>
       </w:r>
-      <w:r>
-        <w:t xml:space="preserve"> + βE</w:t>
+      <w:proofErr w:type="spellEnd"/>
+      <w:r>
+        <w:t xml:space="preserve"> + β</w:t>
+      </w:r>
+      <w:proofErr w:type="spellStart"/>
+      <w:r>
+        <w:t>E</w:t>
       </w:r>
       <w:r>
         <w:rPr>
@@ -16386,14 +17534,17 @@
         </w:rPr>
         <w:t>τg</w:t>
       </w:r>
-      <w:r>
-        <w:t xml:space="preserve"> + γD objective with α = β = 1 and a signal-energy group-delay kernel K(ν). It predicts the ranking of all designs from their frequency responses and the signal PSD. The proposed constrained low-delay FIR (MO-LDFIR) is a convex SOCP that guarantees the magnitude mask. Within a 20-ms budget it reduced the median shape error on held-out MIT-BIH patients from 6.9% (elliptic IIR) to 1.5%, and the ST-level error to below 1 µV. The ranking transferred without re-tuning to PTB-XL at 500 Hz and to a PPG specificati</w:t>
-      </w:r>
-      <w:r>
-        <w:t>on. All-pass equalization is effective only when latency can grow. The proposed energy-weighted equalizer uses that latency more efficiently than the classical flat-delay criterion, and it is the cost-efficient option for narrow transition bands. The linear-phase FIR remains the most robust choice whenever its delay is acceptable. The proposed FIR's main weaknesses are its arithmetic cost, its sensitivity to coefficient word length, and its dependence on the assumed signal spectrum. Future work includes qua</w:t>
-      </w:r>
-      <w:r>
-        <w:t>ntization-aware SOCP constraints, adaptive or patient-specific spectral weights, mixed FIR–IIR correctors, and the high-pass (baseline-removal) stage.</w:t>
+      <w:proofErr w:type="spellEnd"/>
+      <w:r>
+        <w:t xml:space="preserve"> + </w:t>
+      </w:r>
+      <w:proofErr w:type="spellStart"/>
+      <w:r>
+        <w:t>γD</w:t>
+      </w:r>
+      <w:proofErr w:type="spellEnd"/>
+      <w:r>
+        <w:t xml:space="preserve"> objective with α = β = 1 and a signal-energy group-delay kernel K(ν). It predicts the ranking of all designs from their frequency responses and the signal PSD. The proposed constrained low-delay FIR (MO-LDFIR) is a convex SOCP that guarantees the magnitude mask. Within a 20-ms budget it reduced the median shape error on held-out MIT-BIH patients from 6.9% (elliptic IIR) to 1.5%, and the ST-level error to below 1 µV. The ranking transferred without re-tuning to PTB-XL at 500 Hz and to a PPG specification. All-pass equalization is effective only when latency can grow. The proposed energy-weighted equalizer uses that latency more efficiently than the classical flat-delay criterion, and it is the cost-efficient option for narrow transition bands. The linear-phase FIR remains the most robust choice whenever its delay is acceptable. The proposed FIR's main weaknesses are its arithmetic cost, its sensitivity to coefficient word length, and its dependence on the assumed signal spectrum. Future work includes quantization-aware SOCP constraints, adaptive or patient-specific spectral weights, mixed FIR–IIR correctors, and the high-pass (baseline-removal) stage.</w:t>
       </w:r>
     </w:p>
     <w:p>
@@ -16412,7 +17563,21 @@
         <w:rPr>
           <w:sz w:val="18"/>
         </w:rPr>
-        <w:t>[1] T. W. Parks and J. H. McClellan, “Chebyshev approximation for nonrecursive digital filters with linear phase,” IEEE Trans. Circuit Theory, vol. 19, no. 2, pp. 189–194, 1972.</w:t>
+        <w:t xml:space="preserve">[1] T. W. Parks and J. H. McClellan, “Chebyshev approximation for </w:t>
+      </w:r>
+      <w:proofErr w:type="spellStart"/>
+      <w:r>
+        <w:rPr>
+          <w:sz w:val="18"/>
+        </w:rPr>
+        <w:t>nonrecursive</w:t>
+      </w:r>
+      <w:proofErr w:type="spellEnd"/>
+      <w:r>
+        <w:rPr>
+          <w:sz w:val="18"/>
+        </w:rPr>
+        <w:t xml:space="preserve"> digital filters with linear phase,” IEEE Trans. Circuit Theory, vol. 19, no. 2, pp. 189–194, 1972.</w:t>
       </w:r>
     </w:p>
     <w:p>
@@ -16435,7 +17600,21 @@
           <w:sz w:val="18"/>
         </w:rPr>
         <w:lastRenderedPageBreak/>
-        <w:t>[3] C. Wu, D. Gao and K. L. Teo, “A direct optimization method for low group delay FIR filter design,” Signal Processing, vol. 93, no. 7, pp. 1764–1772, 2013. doi:10.1016/j.sigpro.2013.01.015.</w:t>
+        <w:t xml:space="preserve">[3] C. Wu, D. Gao and K. L. Teo, “A direct optimization method for low group delay FIR filter design,” Signal Processing, vol. 93, no. 7, pp. 1764–1772, 2013. </w:t>
+      </w:r>
+      <w:proofErr w:type="gramStart"/>
+      <w:r>
+        <w:rPr>
+          <w:sz w:val="18"/>
+        </w:rPr>
+        <w:t>doi:10.1016/j.sigpro</w:t>
+      </w:r>
+      <w:proofErr w:type="gramEnd"/>
+      <w:r>
+        <w:rPr>
+          <w:sz w:val="18"/>
+        </w:rPr>
+        <w:t>.2013.01.015.</w:t>
       </w:r>
     </w:p>
     <w:p>
@@ -16446,7 +17625,21 @@
         <w:rPr>
           <w:sz w:val="18"/>
         </w:rPr>
-        <w:t>[4] B. C. Garai, P. Das and A. K. Mishra, “Group delay reduction in FIR digital filters,” Signal Processing, vol. 91, no. 8, pp. 1812–1825, 2011. doi:10.1016/j.sigpro.2011.02.005.</w:t>
+        <w:t xml:space="preserve">[4] B. C. Garai, P. Das and A. K. Mishra, “Group delay reduction in FIR digital filters,” Signal Processing, vol. 91, no. 8, pp. 1812–1825, 2011. </w:t>
+      </w:r>
+      <w:proofErr w:type="gramStart"/>
+      <w:r>
+        <w:rPr>
+          <w:sz w:val="18"/>
+        </w:rPr>
+        <w:t>doi:10.1016/j.sigpro</w:t>
+      </w:r>
+      <w:proofErr w:type="gramEnd"/>
+      <w:r>
+        <w:rPr>
+          <w:sz w:val="18"/>
+        </w:rPr>
+        <w:t>.2011.02.005.</w:t>
       </w:r>
     </w:p>
     <w:p>
@@ -16457,7 +17650,35 @@
         <w:rPr>
           <w:sz w:val="18"/>
         </w:rPr>
-        <w:t>[5] M. F. Quélhas and A. Petraglia, “Optimum design of group delay equalizers,” Digital Signal Processing, vol. 21, no. 1, pp. 1–12, 2011. doi:10.1016/j.dsp.2010.06.001.</w:t>
+        <w:t xml:space="preserve">[5] M. F. </w:t>
+      </w:r>
+      <w:proofErr w:type="spellStart"/>
+      <w:r>
+        <w:rPr>
+          <w:sz w:val="18"/>
+        </w:rPr>
+        <w:t>Quélhas</w:t>
+      </w:r>
+      <w:proofErr w:type="spellEnd"/>
+      <w:r>
+        <w:rPr>
+          <w:sz w:val="18"/>
+        </w:rPr>
+        <w:t xml:space="preserve"> and A. Petraglia, “Optimum design of group delay equalizers,” Digital Signal Processing, vol. 21, no. 1, pp. 1–12, 2011. </w:t>
+      </w:r>
+      <w:proofErr w:type="gramStart"/>
+      <w:r>
+        <w:rPr>
+          <w:sz w:val="18"/>
+        </w:rPr>
+        <w:t>doi:10.1016/j.dsp</w:t>
+      </w:r>
+      <w:proofErr w:type="gramEnd"/>
+      <w:r>
+        <w:rPr>
+          <w:sz w:val="18"/>
+        </w:rPr>
+        <w:t>.2010.06.001.</w:t>
       </w:r>
     </w:p>
     <w:p>
@@ -16468,7 +17689,35 @@
         <w:rPr>
           <w:sz w:val="18"/>
         </w:rPr>
-        <w:t>[6] Y. Lyu, Z. Liu, K. Pan and Y. Shen, “Phase equalization using a hybrid cascade of causal and noncausal IIR allpass filters,” Digital Signal Processing, vol. 167, 105455, 2025. doi:10.1016/j.dsp.2025.105455.</w:t>
+        <w:t xml:space="preserve">[6] Y. Lyu, Z. Liu, K. Pan and Y. Shen, “Phase equalization using a hybrid cascade of causal and noncausal IIR </w:t>
+      </w:r>
+      <w:proofErr w:type="spellStart"/>
+      <w:r>
+        <w:rPr>
+          <w:sz w:val="18"/>
+        </w:rPr>
+        <w:t>allpass</w:t>
+      </w:r>
+      <w:proofErr w:type="spellEnd"/>
+      <w:r>
+        <w:rPr>
+          <w:sz w:val="18"/>
+        </w:rPr>
+        <w:t xml:space="preserve"> filters,” Digital Signal Processing, vol. 167, 105455, 2025. </w:t>
+      </w:r>
+      <w:proofErr w:type="gramStart"/>
+      <w:r>
+        <w:rPr>
+          <w:sz w:val="18"/>
+        </w:rPr>
+        <w:t>doi:10.1016/j.dsp</w:t>
+      </w:r>
+      <w:proofErr w:type="gramEnd"/>
+      <w:r>
+        <w:rPr>
+          <w:sz w:val="18"/>
+        </w:rPr>
+        <w:t>.2025.105455.</w:t>
       </w:r>
     </w:p>
     <w:p>
@@ -16490,7 +17739,21 @@
         <w:rPr>
           <w:sz w:val="18"/>
         </w:rPr>
-        <w:t>[8] G. B. Moody and R. G. Mark, “The impact of the MIT-BIH Arrhythmia Database,” IEEE Eng. Med. Biol. Mag., vol. 20, no. 3, pp. 45–50, 2001. Data: physionet.org/content/mitdb/1.0.0 (ODC-By 1.0).</w:t>
+        <w:t>[8] G. B. Moody and R. G. Mark, “The impact of the MIT-BIH Arrhythmia Database,” IEEE Eng. Med. Biol. Mag., vol. 20, no. 3, pp. 45–50, 2001. Data: physionet.org/content/</w:t>
+      </w:r>
+      <w:proofErr w:type="spellStart"/>
+      <w:r>
+        <w:rPr>
+          <w:sz w:val="18"/>
+        </w:rPr>
+        <w:t>mitdb</w:t>
+      </w:r>
+      <w:proofErr w:type="spellEnd"/>
+      <w:r>
+        <w:rPr>
+          <w:sz w:val="18"/>
+        </w:rPr>
+        <w:t>/1.0.0 (ODC-By 1.0).</w:t>
       </w:r>
     </w:p>
     <w:p>
@@ -16501,7 +17764,35 @@
         <w:rPr>
           <w:sz w:val="18"/>
         </w:rPr>
-        <w:t>[9] A. L. Goldberger et al., “PhysioBank, PhysioToolkit, and PhysioNet,” Circulation, vol. 101, no. 23, pp. e215–e220, 2000.</w:t>
+        <w:t>[9] A. L. Goldberger et al., “</w:t>
+      </w:r>
+      <w:proofErr w:type="spellStart"/>
+      <w:r>
+        <w:rPr>
+          <w:sz w:val="18"/>
+        </w:rPr>
+        <w:t>PhysioBank</w:t>
+      </w:r>
+      <w:proofErr w:type="spellEnd"/>
+      <w:r>
+        <w:rPr>
+          <w:sz w:val="18"/>
+        </w:rPr>
+        <w:t xml:space="preserve">, </w:t>
+      </w:r>
+      <w:proofErr w:type="spellStart"/>
+      <w:r>
+        <w:rPr>
+          <w:sz w:val="18"/>
+        </w:rPr>
+        <w:t>PhysioToolkit</w:t>
+      </w:r>
+      <w:proofErr w:type="spellEnd"/>
+      <w:r>
+        <w:rPr>
+          <w:sz w:val="18"/>
+        </w:rPr>
+        <w:t>, and PhysioNet,” Circulation, vol. 101, no. 23, pp. e215–e220, 2000.</w:t>
       </w:r>
     </w:p>
     <w:p>
@@ -16512,7 +17803,21 @@
         <w:rPr>
           <w:sz w:val="18"/>
         </w:rPr>
-        <w:t>[10] P. Wagner et al., “PTB-XL, a large publicly available electrocardiography dataset,” Scientific Data, vol. 7, 154, 2020. Data: physionet.org/content/ptb-xl/1.0.1 (CC BY 4.0).</w:t>
+        <w:t>[10] P. Wagner et al., “PTB-XL, a large publicly available electrocardiography dataset,” Scientific Data, vol. 7, 154, 2020. Data: physionet.org/content/</w:t>
+      </w:r>
+      <w:proofErr w:type="spellStart"/>
+      <w:r>
+        <w:rPr>
+          <w:sz w:val="18"/>
+        </w:rPr>
+        <w:t>ptb</w:t>
+      </w:r>
+      <w:proofErr w:type="spellEnd"/>
+      <w:r>
+        <w:rPr>
+          <w:sz w:val="18"/>
+        </w:rPr>
+        <w:t>-xl/1.0.1 (CC BY 4.0).</w:t>
       </w:r>
     </w:p>
     <w:p>
@@ -16523,7 +17828,21 @@
         <w:rPr>
           <w:sz w:val="18"/>
         </w:rPr>
-        <w:t>[11] P. E. McSharry, G. D. Clifford, L. Tarassenko and L. A. Smith, “A dynamical model for generating synthetic electrocardiogram signals,” IEEE Trans. Biomed. Eng., vol. 50, no. 3, pp. 289–294, 2003.</w:t>
+        <w:t xml:space="preserve">[11] P. E. McSharry, G. D. Clifford, L. </w:t>
+      </w:r>
+      <w:proofErr w:type="spellStart"/>
+      <w:r>
+        <w:rPr>
+          <w:sz w:val="18"/>
+        </w:rPr>
+        <w:t>Tarassenko</w:t>
+      </w:r>
+      <w:proofErr w:type="spellEnd"/>
+      <w:r>
+        <w:rPr>
+          <w:sz w:val="18"/>
+        </w:rPr>
+        <w:t xml:space="preserve"> and L. A. Smith, “A dynamical model for generating synthetic electrocardiogram signals,” IEEE Trans. Biomed. Eng., vol. 50, no. 3, pp. 289–294, 2003.</w:t>
       </w:r>
     </w:p>
     <w:p>
@@ -16556,7 +17875,21 @@
         <w:rPr>
           <w:sz w:val="18"/>
         </w:rPr>
-        <w:t>[14] P. Kligfield et al., “Recommendations for the standardization and interpretation of the electrocardiogram: Part I,” Circulation, vol. 115, pp. 1306–1324, 2007.</w:t>
+        <w:t xml:space="preserve">[14] P. </w:t>
+      </w:r>
+      <w:proofErr w:type="spellStart"/>
+      <w:r>
+        <w:rPr>
+          <w:sz w:val="18"/>
+        </w:rPr>
+        <w:t>Kligfield</w:t>
+      </w:r>
+      <w:proofErr w:type="spellEnd"/>
+      <w:r>
+        <w:rPr>
+          <w:sz w:val="18"/>
+        </w:rPr>
+        <w:t xml:space="preserve"> et al., “Recommendations for the standardization and interpretation of the electrocardiogram: Part I,” Circulation, vol. 115, pp. 1306–1324, 2007.</w:t>
       </w:r>
     </w:p>
     <w:p>
@@ -16636,7 +17969,15 @@
                 <w:b/>
                 <w:sz w:val="16"/>
               </w:rPr>
-              <w:t>DS1 median PRD</w:t>
+              <w:t xml:space="preserve">DS1 median </w:t>
+            </w:r>
+            <w:proofErr w:type="spellStart"/>
+            <w:r>
+              <w:rPr>
+                <w:b/>
+                <w:sz w:val="16"/>
+              </w:rPr>
+              <w:t>PRD</w:t>
             </w:r>
             <w:r>
               <w:rPr>
@@ -16646,6 +17987,7 @@
               </w:rPr>
               <w:t>nom</w:t>
             </w:r>
+            <w:proofErr w:type="spellEnd"/>
             <w:r>
               <w:rPr>
                 <w:b/>
@@ -16666,7 +18008,15 @@
                 <w:b/>
                 <w:sz w:val="16"/>
               </w:rPr>
-              <w:t>DS1 median PRD</w:t>
+              <w:t xml:space="preserve">DS1 median </w:t>
+            </w:r>
+            <w:proofErr w:type="spellStart"/>
+            <w:r>
+              <w:rPr>
+                <w:b/>
+                <w:sz w:val="16"/>
+              </w:rPr>
+              <w:t>PRD</w:t>
             </w:r>
             <w:r>
               <w:rPr>
@@ -16676,6 +18026,7 @@
               </w:rPr>
               <w:t>opt</w:t>
             </w:r>
+            <w:proofErr w:type="spellEnd"/>
             <w:r>
               <w:rPr>
                 <w:b/>
@@ -16696,7 +18047,23 @@
                 <w:b/>
                 <w:sz w:val="16"/>
               </w:rPr>
-              <w:t>Latency (ms)</w:t>
+              <w:t>Latency (</w:t>
+            </w:r>
+            <w:proofErr w:type="spellStart"/>
+            <w:r>
+              <w:rPr>
+                <w:b/>
+                <w:sz w:val="16"/>
+              </w:rPr>
+              <w:t>ms</w:t>
+            </w:r>
+            <w:proofErr w:type="spellEnd"/>
+            <w:r>
+              <w:rPr>
+                <w:b/>
+                <w:sz w:val="16"/>
+              </w:rPr>
+              <w:t>)</w:t>
             </w:r>
           </w:p>
         </w:tc>
@@ -17117,7 +18484,39 @@
         <w:t>Software.</w:t>
       </w:r>
       <w:r>
-        <w:t xml:space="preserve"> python 3.13.1, numpy 2.1.2, scipy 1.18.0, matplotlib 3.11.0, platform Windows-11-10.0.26200-SP0, cvxpy 1.9.3, wfdb 4.3.1, pandas 2.2.3. CVXPY solver: CLARABEL. </w:t>
+        <w:t xml:space="preserve"> python 3.13.1, </w:t>
+      </w:r>
+      <w:proofErr w:type="spellStart"/>
+      <w:r>
+        <w:t>numpy</w:t>
+      </w:r>
+      <w:proofErr w:type="spellEnd"/>
+      <w:r>
+        <w:t xml:space="preserve"> 2.1.2, </w:t>
+      </w:r>
+      <w:proofErr w:type="spellStart"/>
+      <w:r>
+        <w:t>scipy</w:t>
+      </w:r>
+      <w:proofErr w:type="spellEnd"/>
+      <w:r>
+        <w:t xml:space="preserve"> 1.18.0, matplotlib 3.11.0, platform Windows-11-10.0.26200-SP0, </w:t>
+      </w:r>
+      <w:proofErr w:type="spellStart"/>
+      <w:r>
+        <w:t>cvxpy</w:t>
+      </w:r>
+      <w:proofErr w:type="spellEnd"/>
+      <w:r>
+        <w:t xml:space="preserve"> 1.9.3, </w:t>
+      </w:r>
+      <w:proofErr w:type="spellStart"/>
+      <w:r>
+        <w:t>wfdb</w:t>
+      </w:r>
+      <w:proofErr w:type="spellEnd"/>
+      <w:r>
+        <w:t xml:space="preserve"> 4.3.1, pandas 2.2.3. CVXPY solver: CLARABEL. </w:t>
       </w:r>
       <w:r>
         <w:rPr>
@@ -17135,7 +18534,15 @@
         <w:t>Reproduction:</w:t>
       </w:r>
       <w:r>
-        <w:t xml:space="preserve"> clone the repository, then pip install -r requirements.txt and python run_all.py. The datasets are downloaded by scripts/00_download_data.py from PhysioNet's AWS open-data mirror and are not redistributed. All parameters and seeds are in config/params.json, and every number in this report is taken from the output files in results/.</w:t>
+        <w:t xml:space="preserve"> clone the repository, then pip install -r requirements.txt and python run_all.py. The datasets are downloaded by scripts/00_download_data.py from PhysioNet's AWS open-data mirror and are not redistributed. All parameters and seeds are in config/</w:t>
+      </w:r>
+      <w:proofErr w:type="spellStart"/>
+      <w:r>
+        <w:t>params.json</w:t>
+      </w:r>
+      <w:proofErr w:type="spellEnd"/>
+      <w:r>
+        <w:t>, and every number in this report is taken from the output files in results/.</w:t>
       </w:r>
     </w:p>
     <w:p>
@@ -17152,14 +18559,57 @@
         <w:jc w:val="both"/>
       </w:pPr>
       <w:r>
-        <w:t>V N Shahid Ibrahim derived the morphology-error model and the group-delay kernel, formulated MO-LDFIR as a second-order-cone program, and carried out its ablations, the latency-budget sweep, the computational-cost analysis and the error-model validation. Nida Paravath defined the signal model, matched specification and metrics, designed the baseline filters, produced the phase, group-delay, pole-zero and transient analyses, and carried out the finite word-</w:t>
+        <w:rPr>
+          <w:b/>
+          <w:bCs/>
+        </w:rPr>
+        <w:t>V N Shahid Ibrahim</w:t>
+      </w:r>
+      <w:r>
+        <w:t xml:space="preserve"> derived the morphology-error model and the group-delay kernel, formulated MO-LDFIR as a second-order-cone program, and carried out its ablations, the latency-budget sweep, the computational-cost analysis and the error-model validation. </w:t>
+      </w:r>
+      <w:r>
+        <w:rPr>
+          <w:b/>
+          <w:bCs/>
+        </w:rPr>
+        <w:t xml:space="preserve">Nida </w:t>
+      </w:r>
+      <w:proofErr w:type="spellStart"/>
+      <w:r>
+        <w:rPr>
+          <w:b/>
+          <w:bCs/>
+        </w:rPr>
+        <w:t>Paravath</w:t>
+      </w:r>
+      <w:proofErr w:type="spellEnd"/>
+      <w:r>
+        <w:t xml:space="preserve"> defined the signal model, matched specification and metrics, designed the baseline filters, produced the phase, group-delay, pole-zero and transient analyses, and carried out the finite word-</w:t>
       </w:r>
       <w:r>
         <w:lastRenderedPageBreak/>
-        <w:t>length study. Madhav Tripathi built the data and evaluation pipeline, including the DS1 hyperparameter selection, implemented the synthetic ECG Monte-Carlo experiments, ran the MIT-BIH DS2 and PTB-XL validation with the statistical analysis, and prepared the reproducibility package. Deepak Meena developed EW-APE and the classical equalizer baseline, ran the Pareto sweeps and the PPG case study, and wrote the design recommendations and limitations. All authors contributed to the literature review and to writ</w:t>
-      </w:r>
-      <w:r>
-        <w:t>ing and revising the report.</w:t>
+        <w:t xml:space="preserve">length study. </w:t>
+      </w:r>
+      <w:r>
+        <w:rPr>
+          <w:b/>
+          <w:bCs/>
+        </w:rPr>
+        <w:t>Madhav Tripathi</w:t>
+      </w:r>
+      <w:r>
+        <w:t xml:space="preserve"> built the data and evaluation pipeline, including the DS1 hyperparameter selection, implemented the synthetic ECG Monte-Carlo experiments, ran the MIT-BIH DS2 and PTB-XL validation with the statistical analysis, and prepared the reproducibility package. </w:t>
+      </w:r>
+      <w:r>
+        <w:rPr>
+          <w:b/>
+          <w:bCs/>
+        </w:rPr>
+        <w:t>Deepak Meena</w:t>
+      </w:r>
+      <w:r>
+        <w:t xml:space="preserve"> developed EW-APE and the classical equalizer baseline, ran the Pareto sweeps and the PPG case study, and wrote the design recommendations and limitations. All authors contributed to the literature review and to writing and revising the report.</w:t>
       </w:r>
     </w:p>
     <w:sectPr>
